--- a/setup guide.docx
+++ b/setup guide.docx
@@ -63,7 +63,15 @@
     </w:p>
     <w:p>
       <w:r>
-        <w:t xml:space="preserve">Creta a git repo with name  </w:t>
+        <w:t xml:space="preserve">Creta a </w:t>
+      </w:r>
+      <w:proofErr w:type="spellStart"/>
+      <w:r>
+        <w:t>git</w:t>
+      </w:r>
+      <w:proofErr w:type="spellEnd"/>
+      <w:r>
+        <w:t xml:space="preserve"> repo with name  </w:t>
       </w:r>
       <w:hyperlink r:id="rId4" w:history="1">
         <w:r>
@@ -72,23 +80,62 @@
             <w:b/>
             <w:bCs/>
           </w:rPr>
-          <w:t>micro-service-gitops-project</w:t>
+          <w:t>micro-service-</w:t>
+        </w:r>
+        <w:proofErr w:type="spellStart"/>
+        <w:r>
+          <w:rPr>
+            <w:rStyle w:val="Hyperlink"/>
+            <w:b/>
+            <w:bCs/>
+          </w:rPr>
+          <w:t>gitops</w:t>
+        </w:r>
+        <w:proofErr w:type="spellEnd"/>
+        <w:r>
+          <w:rPr>
+            <w:rStyle w:val="Hyperlink"/>
+            <w:b/>
+            <w:bCs/>
+          </w:rPr>
+          <w:t>-project</w:t>
         </w:r>
       </w:hyperlink>
     </w:p>
     <w:p>
       <w:r>
-        <w:t>Git init</w:t>
-      </w:r>
-    </w:p>
-    <w:p>
-      <w:r>
-        <w:t>Git add  .</w:t>
-      </w:r>
-    </w:p>
-    <w:p>
-      <w:r>
-        <w:t>Git commit -m “src code”</w:t>
+        <w:t xml:space="preserve">Git </w:t>
+      </w:r>
+      <w:proofErr w:type="spellStart"/>
+      <w:r>
+        <w:t>init</w:t>
+      </w:r>
+      <w:proofErr w:type="spellEnd"/>
+    </w:p>
+    <w:p>
+      <w:r>
+        <w:t xml:space="preserve">Git </w:t>
+      </w:r>
+      <w:proofErr w:type="gramStart"/>
+      <w:r>
+        <w:t>add</w:t>
+      </w:r>
+      <w:proofErr w:type="gramEnd"/>
+      <w:r>
+        <w:t xml:space="preserve">  .</w:t>
+      </w:r>
+    </w:p>
+    <w:p>
+      <w:r>
+        <w:t>Git commit -m “</w:t>
+      </w:r>
+      <w:proofErr w:type="spellStart"/>
+      <w:r>
+        <w:t>src</w:t>
+      </w:r>
+      <w:proofErr w:type="spellEnd"/>
+      <w:r>
+        <w:t xml:space="preserve"> code”</w:t>
       </w:r>
     </w:p>
     <w:p>
@@ -101,7 +148,384 @@
         <w:t>Git push origin main</w:t>
       </w:r>
     </w:p>
-    <w:p/>
+    <w:p>
+      <w:r>
+        <w:t>Step 3</w:t>
+      </w:r>
+    </w:p>
+    <w:p/>
+    <w:p/>
+    <w:p/>
+    <w:p/>
+    <w:p/>
+    <w:p/>
+    <w:p/>
+    <w:p/>
+    <w:p/>
+    <w:p/>
+    <w:p/>
+    <w:p/>
+    <w:p/>
+    <w:p/>
+    <w:p/>
+    <w:p/>
+    <w:p/>
+    <w:p/>
+    <w:p/>
+    <w:p/>
+    <w:p>
+      <w:r>
+        <w:t>Sample</w:t>
+      </w:r>
+    </w:p>
+    <w:p/>
+    <w:p>
+      <w:r>
+        <w:t>name: CI/CD</w:t>
+      </w:r>
+    </w:p>
+    <w:p/>
+    <w:p>
+      <w:r>
+        <w:t>on:</w:t>
+      </w:r>
+    </w:p>
+    <w:p>
+      <w:r>
+        <w:t xml:space="preserve">  push:</w:t>
+      </w:r>
+    </w:p>
+    <w:p>
+      <w:r>
+        <w:t xml:space="preserve">    branches:</w:t>
+      </w:r>
+    </w:p>
+    <w:p>
+      <w:r>
+        <w:t xml:space="preserve">      - main</w:t>
+      </w:r>
+    </w:p>
+    <w:p>
+      <w:r>
+        <w:t xml:space="preserve">    paths:</w:t>
+      </w:r>
+    </w:p>
+    <w:p>
+      <w:r>
+        <w:t xml:space="preserve">      - 'code/</w:t>
+      </w:r>
+      <w:proofErr w:type="spellStart"/>
+      <w:r>
+        <w:t>todo</w:t>
+      </w:r>
+      <w:proofErr w:type="spellEnd"/>
+      <w:r>
+        <w:t>-service/**'</w:t>
+      </w:r>
+    </w:p>
+    <w:p>
+      <w:r>
+        <w:t xml:space="preserve">      - 'code/auth-service/**'</w:t>
+      </w:r>
+    </w:p>
+    <w:p>
+      <w:r>
+        <w:t xml:space="preserve">      - 'code/</w:t>
+      </w:r>
+      <w:proofErr w:type="spellStart"/>
+      <w:r>
+        <w:t>api</w:t>
+      </w:r>
+      <w:proofErr w:type="spellEnd"/>
+      <w:r>
+        <w:t>-gateway/**'</w:t>
+      </w:r>
+    </w:p>
+    <w:p>
+      <w:r>
+        <w:t xml:space="preserve">      - 'code/client/**'</w:t>
+      </w:r>
+    </w:p>
+    <w:p>
+      <w:r>
+        <w:t xml:space="preserve">      - '.</w:t>
+      </w:r>
+      <w:proofErr w:type="spellStart"/>
+      <w:r>
+        <w:t>github</w:t>
+      </w:r>
+      <w:proofErr w:type="spellEnd"/>
+      <w:r>
+        <w:t>/workflows/**'</w:t>
+      </w:r>
+    </w:p>
+    <w:p/>
+    <w:p>
+      <w:r>
+        <w:t>jobs:</w:t>
+      </w:r>
+    </w:p>
+    <w:p>
+      <w:r>
+        <w:t xml:space="preserve">  build:</w:t>
+      </w:r>
+    </w:p>
+    <w:p>
+      <w:r>
+        <w:t xml:space="preserve">    runs-on: ubuntu-latest</w:t>
+      </w:r>
+    </w:p>
+    <w:p/>
+    <w:p>
+      <w:r>
+        <w:t xml:space="preserve">    strategy:</w:t>
+      </w:r>
+    </w:p>
+    <w:p>
+      <w:r>
+        <w:t xml:space="preserve">      fail-fast: false</w:t>
+      </w:r>
+    </w:p>
+    <w:p>
+      <w:r>
+        <w:t xml:space="preserve">      matrix:</w:t>
+      </w:r>
+    </w:p>
+    <w:p>
+      <w:r>
+        <w:t xml:space="preserve">        service:</w:t>
+      </w:r>
+    </w:p>
+    <w:p>
+      <w:r>
+        <w:t xml:space="preserve">          - </w:t>
+      </w:r>
+      <w:proofErr w:type="spellStart"/>
+      <w:r>
+        <w:t>todo</w:t>
+      </w:r>
+      <w:proofErr w:type="spellEnd"/>
+      <w:r>
+        <w:t>-service</w:t>
+      </w:r>
+    </w:p>
+    <w:p>
+      <w:r>
+        <w:t xml:space="preserve">          - auth-service</w:t>
+      </w:r>
+    </w:p>
+    <w:p>
+      <w:r>
+        <w:t xml:space="preserve">          - </w:t>
+      </w:r>
+      <w:proofErr w:type="spellStart"/>
+      <w:r>
+        <w:t>api</w:t>
+      </w:r>
+      <w:proofErr w:type="spellEnd"/>
+      <w:r>
+        <w:t>-gateway</w:t>
+      </w:r>
+    </w:p>
+    <w:p>
+      <w:r>
+        <w:t xml:space="preserve">          - client</w:t>
+      </w:r>
+    </w:p>
+    <w:p/>
+    <w:p>
+      <w:r>
+        <w:t xml:space="preserve">    steps:</w:t>
+      </w:r>
+    </w:p>
+    <w:p>
+      <w:r>
+        <w:t xml:space="preserve">      - name: Checkout code</w:t>
+      </w:r>
+    </w:p>
+    <w:p>
+      <w:r>
+        <w:t xml:space="preserve">        uses: actions/checkout@v4</w:t>
+      </w:r>
+    </w:p>
+    <w:p/>
+    <w:p>
+      <w:r>
+        <w:t xml:space="preserve">      - name: Set up Node.js</w:t>
+      </w:r>
+    </w:p>
+    <w:p>
+      <w:r>
+        <w:t xml:space="preserve">        uses: actions/setup-node@v4</w:t>
+      </w:r>
+    </w:p>
+    <w:p>
+      <w:r>
+        <w:t xml:space="preserve">        with:</w:t>
+      </w:r>
+    </w:p>
+    <w:p>
+      <w:r>
+        <w:t xml:space="preserve">          node-version: '22'</w:t>
+      </w:r>
+    </w:p>
+    <w:p/>
+    <w:p>
+      <w:r>
+        <w:t xml:space="preserve">      - name: Install dependencies</w:t>
+      </w:r>
+    </w:p>
+    <w:p>
+      <w:r>
+        <w:t xml:space="preserve">        working-directory: code/${{ </w:t>
+      </w:r>
+      <w:proofErr w:type="spellStart"/>
+      <w:r>
+        <w:t>matrix.service</w:t>
+      </w:r>
+      <w:proofErr w:type="spellEnd"/>
+      <w:r>
+        <w:t xml:space="preserve"> }}</w:t>
+      </w:r>
+    </w:p>
+    <w:p>
+      <w:r>
+        <w:t xml:space="preserve">        run: </w:t>
+      </w:r>
+      <w:proofErr w:type="spellStart"/>
+      <w:r>
+        <w:t>npm</w:t>
+      </w:r>
+      <w:proofErr w:type="spellEnd"/>
+      <w:r>
+        <w:t xml:space="preserve"> install</w:t>
+      </w:r>
+    </w:p>
+    <w:p/>
+    <w:p>
+      <w:r>
+        <w:t xml:space="preserve">      - name: Run tests</w:t>
+      </w:r>
+    </w:p>
+    <w:p>
+      <w:r>
+        <w:t xml:space="preserve">        working-directory: code/${{ </w:t>
+      </w:r>
+      <w:proofErr w:type="spellStart"/>
+      <w:r>
+        <w:t>matrix.service</w:t>
+      </w:r>
+      <w:proofErr w:type="spellEnd"/>
+      <w:r>
+        <w:t xml:space="preserve"> }}</w:t>
+      </w:r>
+    </w:p>
+    <w:p>
+      <w:r>
+        <w:t xml:space="preserve">        shell: bash</w:t>
+      </w:r>
+    </w:p>
+    <w:p>
+      <w:r>
+        <w:lastRenderedPageBreak/>
+        <w:t xml:space="preserve">        run: |</w:t>
+      </w:r>
+    </w:p>
+    <w:p>
+      <w:r>
+        <w:t xml:space="preserve">          TEST_SCRIPT=$(node -p "require('./</w:t>
+      </w:r>
+      <w:proofErr w:type="spellStart"/>
+      <w:r>
+        <w:t>package.json</w:t>
+      </w:r>
+      <w:proofErr w:type="spellEnd"/>
+      <w:r>
+        <w:t>').</w:t>
+      </w:r>
+      <w:proofErr w:type="spellStart"/>
+      <w:r>
+        <w:t>scripts?.test</w:t>
+      </w:r>
+      <w:proofErr w:type="spellEnd"/>
+      <w:r>
+        <w:t xml:space="preserve"> || ''")</w:t>
+      </w:r>
+    </w:p>
+    <w:p/>
+    <w:p>
+      <w:r>
+        <w:t xml:space="preserve">          if [ -z "$TEST_SCRIPT" ] || echo "$TEST_SCRIPT" | grep -q "no test specified"; then</w:t>
+      </w:r>
+    </w:p>
+    <w:p>
+      <w:r>
+        <w:t xml:space="preserve">            echo "No tests configured for ${{ </w:t>
+      </w:r>
+      <w:proofErr w:type="spellStart"/>
+      <w:r>
+        <w:t>matrix.service</w:t>
+      </w:r>
+      <w:proofErr w:type="spellEnd"/>
+      <w:r>
+        <w:t xml:space="preserve"> }}. Skipping."</w:t>
+      </w:r>
+    </w:p>
+    <w:p>
+      <w:r>
+        <w:t xml:space="preserve">          else</w:t>
+      </w:r>
+    </w:p>
+    <w:p>
+      <w:r>
+        <w:t xml:space="preserve">            </w:t>
+      </w:r>
+      <w:proofErr w:type="spellStart"/>
+      <w:r>
+        <w:t>npm</w:t>
+      </w:r>
+      <w:proofErr w:type="spellEnd"/>
+      <w:r>
+        <w:t xml:space="preserve"> test</w:t>
+      </w:r>
+    </w:p>
+    <w:p>
+      <w:r>
+        <w:t xml:space="preserve">          fi</w:t>
+      </w:r>
+    </w:p>
+    <w:p/>
+    <w:p>
+      <w:r>
+        <w:t xml:space="preserve">      - name: Build project</w:t>
+      </w:r>
+    </w:p>
+    <w:p>
+      <w:r>
+        <w:t xml:space="preserve">        working-directory: code/${{ </w:t>
+      </w:r>
+      <w:proofErr w:type="spellStart"/>
+      <w:r>
+        <w:t>matrix.service</w:t>
+      </w:r>
+      <w:proofErr w:type="spellEnd"/>
+      <w:r>
+        <w:t xml:space="preserve"> }}</w:t>
+      </w:r>
+    </w:p>
+    <w:p>
+      <w:r>
+        <w:t xml:space="preserve">        run: </w:t>
+      </w:r>
+      <w:proofErr w:type="spellStart"/>
+      <w:r>
+        <w:t>npm</w:t>
+      </w:r>
+      <w:proofErr w:type="spellEnd"/>
+      <w:r>
+        <w:t xml:space="preserve"> run build --if-present</w:t>
+      </w:r>
+    </w:p>
     <w:p/>
     <w:sectPr>
       <w:pgSz w:w="12240" w:h="15840"/>

--- a/setup guide.docx
+++ b/setup guide.docx
@@ -63,79 +63,32 @@
     </w:p>
     <w:p>
       <w:r>
-        <w:t xml:space="preserve">Creta a </w:t>
-      </w:r>
-      <w:proofErr w:type="spellStart"/>
-      <w:r>
-        <w:t>git</w:t>
-      </w:r>
-      <w:proofErr w:type="spellEnd"/>
-      <w:r>
-        <w:t xml:space="preserve"> repo with name  </w:t>
-      </w:r>
-      <w:hyperlink r:id="rId4" w:history="1">
+        <w:t xml:space="preserve">Creta a git repo with name  </w:t>
+      </w:r>
+      <w:hyperlink r:id="rId6" w:history="1">
         <w:r>
           <w:rPr>
             <w:rStyle w:val="Hyperlink"/>
             <w:b/>
             <w:bCs/>
           </w:rPr>
-          <w:t>micro-service-</w:t>
-        </w:r>
-        <w:proofErr w:type="spellStart"/>
-        <w:r>
-          <w:rPr>
-            <w:rStyle w:val="Hyperlink"/>
-            <w:b/>
-            <w:bCs/>
-          </w:rPr>
-          <w:t>gitops</w:t>
-        </w:r>
-        <w:proofErr w:type="spellEnd"/>
-        <w:r>
-          <w:rPr>
-            <w:rStyle w:val="Hyperlink"/>
-            <w:b/>
-            <w:bCs/>
-          </w:rPr>
-          <w:t>-project</w:t>
+          <w:t>micro-service-gitops-project</w:t>
         </w:r>
       </w:hyperlink>
     </w:p>
     <w:p>
       <w:r>
-        <w:t xml:space="preserve">Git </w:t>
-      </w:r>
-      <w:proofErr w:type="spellStart"/>
-      <w:r>
-        <w:t>init</w:t>
-      </w:r>
-      <w:proofErr w:type="spellEnd"/>
-    </w:p>
-    <w:p>
-      <w:r>
-        <w:t xml:space="preserve">Git </w:t>
-      </w:r>
-      <w:proofErr w:type="gramStart"/>
-      <w:r>
-        <w:t>add</w:t>
-      </w:r>
-      <w:proofErr w:type="gramEnd"/>
-      <w:r>
-        <w:t xml:space="preserve">  .</w:t>
-      </w:r>
-    </w:p>
-    <w:p>
-      <w:r>
-        <w:t>Git commit -m “</w:t>
-      </w:r>
-      <w:proofErr w:type="spellStart"/>
-      <w:r>
-        <w:t>src</w:t>
-      </w:r>
-      <w:proofErr w:type="spellEnd"/>
-      <w:r>
-        <w:t xml:space="preserve"> code”</w:t>
+        <w:t>Git init</w:t>
+      </w:r>
+    </w:p>
+    <w:p>
+      <w:r>
+        <w:t>Git add  .</w:t>
+      </w:r>
+    </w:p>
+    <w:p>
+      <w:r>
+        <w:t>Git commit -m “src code”</w:t>
       </w:r>
     </w:p>
     <w:p>
@@ -149,16 +102,246 @@
       </w:r>
     </w:p>
     <w:p>
-      <w:r>
+      <w:pPr>
+        <w:rPr>
+          <w:b/>
+          <w:bCs/>
+          <w:color w:val="EE0000"/>
+        </w:rPr>
+      </w:pPr>
+      <w:r>
+        <w:rPr>
+          <w:b/>
+          <w:bCs/>
+          <w:color w:val="EE0000"/>
+        </w:rPr>
         <w:t>Step 3</w:t>
       </w:r>
     </w:p>
-    <w:p/>
-    <w:p/>
-    <w:p/>
-    <w:p/>
-    <w:p/>
-    <w:p/>
+    <w:p>
+      <w:pPr>
+        <w:pStyle w:val="ListParagraph"/>
+        <w:numPr>
+          <w:ilvl w:val="0"/>
+          <w:numId w:val="1"/>
+        </w:numPr>
+      </w:pPr>
+      <w:r>
+        <w:t>Lauch soner-server</w:t>
+      </w:r>
+    </w:p>
+    <w:p>
+      <w:pPr>
+        <w:pStyle w:val="ListParagraph"/>
+        <w:numPr>
+          <w:ilvl w:val="0"/>
+          <w:numId w:val="1"/>
+        </w:numPr>
+      </w:pPr>
+      <w:r>
+        <w:t>Chosee aws ec2</w:t>
+      </w:r>
+    </w:p>
+    <w:p>
+      <w:pPr>
+        <w:pStyle w:val="ListParagraph"/>
+        <w:numPr>
+          <w:ilvl w:val="0"/>
+          <w:numId w:val="1"/>
+        </w:numPr>
+      </w:pPr>
+      <w:r>
+        <w:t>Ubuntu fx-i7-large</w:t>
+      </w:r>
+    </w:p>
+    <w:p>
+      <w:pPr>
+        <w:pStyle w:val="ListParagraph"/>
+        <w:numPr>
+          <w:ilvl w:val="0"/>
+          <w:numId w:val="1"/>
+        </w:numPr>
+      </w:pPr>
+      <w:r>
+        <w:t>Sg-9000 22</w:t>
+      </w:r>
+    </w:p>
+    <w:p>
+      <w:pPr>
+        <w:pStyle w:val="ListParagraph"/>
+        <w:numPr>
+          <w:ilvl w:val="0"/>
+          <w:numId w:val="1"/>
+        </w:numPr>
+      </w:pPr>
+      <w:r>
+        <w:t>20gb</w:t>
+      </w:r>
+    </w:p>
+    <w:p>
+      <w:pPr>
+        <w:rPr>
+          <w:b/>
+          <w:bCs/>
+          <w:color w:val="EE0000"/>
+        </w:rPr>
+      </w:pPr>
+      <w:r>
+        <w:rPr>
+          <w:b/>
+          <w:bCs/>
+          <w:color w:val="EE0000"/>
+        </w:rPr>
+        <w:t>script</w:t>
+      </w:r>
+    </w:p>
+    <w:p>
+      <w:r>
+        <w:t>#!/bin/bash</w:t>
+      </w:r>
+    </w:p>
+    <w:p/>
+    <w:p>
+      <w:r>
+        <w:t>set -e</w:t>
+      </w:r>
+    </w:p>
+    <w:p/>
+    <w:p>
+      <w:r>
+        <w:t>sudo apt update</w:t>
+      </w:r>
+    </w:p>
+    <w:p>
+      <w:r>
+        <w:t>sudo apt upgrade -y</w:t>
+      </w:r>
+    </w:p>
+    <w:p/>
+    <w:p>
+      <w:r>
+        <w:lastRenderedPageBreak/>
+        <w:t>sudo apt install -y docker.io</w:t>
+      </w:r>
+    </w:p>
+    <w:p/>
+    <w:p>
+      <w:r>
+        <w:t>sudo systemctl enable --now docker</w:t>
+      </w:r>
+    </w:p>
+    <w:p/>
+    <w:p>
+      <w:r>
+        <w:t>docker --version</w:t>
+      </w:r>
+    </w:p>
+    <w:p/>
+    <w:p>
+      <w:r>
+        <w:t>sudo docker run hello-world</w:t>
+      </w:r>
+    </w:p>
+    <w:p/>
+    <w:p>
+      <w:r>
+        <w:t>sudo docker pull sonarqube:community</w:t>
+      </w:r>
+    </w:p>
+    <w:p/>
+    <w:p>
+      <w:r>
+        <w:t>sudo docker run -d \</w:t>
+      </w:r>
+    </w:p>
+    <w:p>
+      <w:r>
+        <w:t xml:space="preserve">  --name sonarqube \</w:t>
+      </w:r>
+    </w:p>
+    <w:p>
+      <w:r>
+        <w:t xml:space="preserve">  -p 9000:9000 \</w:t>
+      </w:r>
+    </w:p>
+    <w:p>
+      <w:r>
+        <w:t xml:space="preserve">  sonarqube:community</w:t>
+      </w:r>
+    </w:p>
+    <w:p>
+      <w:r>
+        <w:t>sonar default username &amp; password</w:t>
+      </w:r>
+    </w:p>
+    <w:p>
+      <w:r>
+        <w:t>admin admin</w:t>
+      </w:r>
+    </w:p>
+    <w:p/>
+    <w:p/>
+    <w:p/>
+    <w:p/>
+    <w:p/>
+    <w:p/>
+    <w:p/>
+    <w:p/>
+    <w:p>
+      <w:pPr>
+        <w:rPr>
+          <w:b/>
+          <w:bCs/>
+          <w:color w:val="EE0000"/>
+        </w:rPr>
+      </w:pPr>
+      <w:r>
+        <w:rPr>
+          <w:b/>
+          <w:bCs/>
+          <w:color w:val="EE0000"/>
+        </w:rPr>
+        <w:t>List of Secret</w:t>
+      </w:r>
+    </w:p>
+    <w:p>
+      <w:r>
+        <w:t>1)</w:t>
+      </w:r>
+      <w:r>
+        <w:t xml:space="preserve">SONAR_TOKEN </w:t>
+      </w:r>
+      <w:r>
+        <w:t xml:space="preserve">:- </w:t>
+      </w:r>
+      <w:r>
+        <w:t>squ_8756d82daf513a95b2e08b58db1340548924bbd1</w:t>
+      </w:r>
+    </w:p>
+    <w:p>
+      <w:r>
+        <w:lastRenderedPageBreak/>
+        <w:t>2)</w:t>
+      </w:r>
+      <w:r>
+        <w:t>SONAR_HOST_URL</w:t>
+      </w:r>
+      <w:r>
+        <w:t>:-</w:t>
+      </w:r>
+      <w:r>
+        <w:t xml:space="preserve"> </w:t>
+      </w:r>
+      <w:r>
+        <w:t>http://</w:t>
+      </w:r>
+      <w:r>
+        <w:t>&lt;sonar-server-public-ip&gt;</w:t>
+      </w:r>
+      <w:r>
+        <w:t>:9000</w:t>
+      </w:r>
+    </w:p>
     <w:p/>
     <w:p/>
     <w:p/>
@@ -212,15 +395,7 @@
     </w:p>
     <w:p>
       <w:r>
-        <w:t xml:space="preserve">      - 'code/</w:t>
-      </w:r>
-      <w:proofErr w:type="spellStart"/>
-      <w:r>
-        <w:t>todo</w:t>
-      </w:r>
-      <w:proofErr w:type="spellEnd"/>
-      <w:r>
-        <w:t>-service/**'</w:t>
+        <w:t xml:space="preserve">      - 'code/todo-service/**'</w:t>
       </w:r>
     </w:p>
     <w:p>
@@ -230,15 +405,8 @@
     </w:p>
     <w:p>
       <w:r>
-        <w:t xml:space="preserve">      - 'code/</w:t>
-      </w:r>
-      <w:proofErr w:type="spellStart"/>
-      <w:r>
-        <w:t>api</w:t>
-      </w:r>
-      <w:proofErr w:type="spellEnd"/>
-      <w:r>
-        <w:t>-gateway/**'</w:t>
+        <w:lastRenderedPageBreak/>
+        <w:t xml:space="preserve">      - 'code/api-gateway/**'</w:t>
       </w:r>
     </w:p>
     <w:p>
@@ -248,15 +416,7 @@
     </w:p>
     <w:p>
       <w:r>
-        <w:t xml:space="preserve">      - '.</w:t>
-      </w:r>
-      <w:proofErr w:type="spellStart"/>
-      <w:r>
-        <w:t>github</w:t>
-      </w:r>
-      <w:proofErr w:type="spellEnd"/>
-      <w:r>
-        <w:t>/workflows/**'</w:t>
+        <w:t xml:space="preserve">      - '.github/workflows/**'</w:t>
       </w:r>
     </w:p>
     <w:p/>
@@ -298,15 +458,7 @@
     </w:p>
     <w:p>
       <w:r>
-        <w:t xml:space="preserve">          - </w:t>
-      </w:r>
-      <w:proofErr w:type="spellStart"/>
-      <w:r>
-        <w:t>todo</w:t>
-      </w:r>
-      <w:proofErr w:type="spellEnd"/>
-      <w:r>
-        <w:t>-service</w:t>
+        <w:t xml:space="preserve">          - todo-service</w:t>
       </w:r>
     </w:p>
     <w:p>
@@ -316,15 +468,7 @@
     </w:p>
     <w:p>
       <w:r>
-        <w:t xml:space="preserve">          - </w:t>
-      </w:r>
-      <w:proofErr w:type="spellStart"/>
-      <w:r>
-        <w:t>api</w:t>
-      </w:r>
-      <w:proofErr w:type="spellEnd"/>
-      <w:r>
-        <w:t>-gateway</w:t>
+        <w:t xml:space="preserve">          - api-gateway</w:t>
       </w:r>
     </w:p>
     <w:p>
@@ -372,33 +516,18 @@
     <w:p/>
     <w:p>
       <w:r>
+        <w:lastRenderedPageBreak/>
         <w:t xml:space="preserve">      - name: Install dependencies</w:t>
       </w:r>
     </w:p>
     <w:p>
       <w:r>
-        <w:t xml:space="preserve">        working-directory: code/${{ </w:t>
-      </w:r>
-      <w:proofErr w:type="spellStart"/>
-      <w:r>
-        <w:t>matrix.service</w:t>
-      </w:r>
-      <w:proofErr w:type="spellEnd"/>
-      <w:r>
-        <w:t xml:space="preserve"> }}</w:t>
-      </w:r>
-    </w:p>
-    <w:p>
-      <w:r>
-        <w:t xml:space="preserve">        run: </w:t>
-      </w:r>
-      <w:proofErr w:type="spellStart"/>
-      <w:r>
-        <w:t>npm</w:t>
-      </w:r>
-      <w:proofErr w:type="spellEnd"/>
-      <w:r>
-        <w:t xml:space="preserve"> install</w:t>
+        <w:t xml:space="preserve">        working-directory: code/${{ matrix.service }}</w:t>
+      </w:r>
+    </w:p>
+    <w:p>
+      <w:r>
+        <w:t xml:space="preserve">        run: npm install</w:t>
       </w:r>
     </w:p>
     <w:p/>
@@ -409,15 +538,7 @@
     </w:p>
     <w:p>
       <w:r>
-        <w:t xml:space="preserve">        working-directory: code/${{ </w:t>
-      </w:r>
-      <w:proofErr w:type="spellStart"/>
-      <w:r>
-        <w:t>matrix.service</w:t>
-      </w:r>
-      <w:proofErr w:type="spellEnd"/>
-      <w:r>
-        <w:t xml:space="preserve"> }}</w:t>
+        <w:t xml:space="preserve">        working-directory: code/${{ matrix.service }}</w:t>
       </w:r>
     </w:p>
     <w:p>
@@ -427,29 +548,12 @@
     </w:p>
     <w:p>
       <w:r>
-        <w:lastRenderedPageBreak/>
         <w:t xml:space="preserve">        run: |</w:t>
       </w:r>
     </w:p>
     <w:p>
       <w:r>
-        <w:t xml:space="preserve">          TEST_SCRIPT=$(node -p "require('./</w:t>
-      </w:r>
-      <w:proofErr w:type="spellStart"/>
-      <w:r>
-        <w:t>package.json</w:t>
-      </w:r>
-      <w:proofErr w:type="spellEnd"/>
-      <w:r>
-        <w:t>').</w:t>
-      </w:r>
-      <w:proofErr w:type="spellStart"/>
-      <w:r>
-        <w:t>scripts?.test</w:t>
-      </w:r>
-      <w:proofErr w:type="spellEnd"/>
-      <w:r>
-        <w:t xml:space="preserve"> || ''")</w:t>
+        <w:t xml:space="preserve">          TEST_SCRIPT=$(node -p "require('./package.json').scripts?.test || ''")</w:t>
       </w:r>
     </w:p>
     <w:p/>
@@ -460,15 +564,7 @@
     </w:p>
     <w:p>
       <w:r>
-        <w:t xml:space="preserve">            echo "No tests configured for ${{ </w:t>
-      </w:r>
-      <w:proofErr w:type="spellStart"/>
-      <w:r>
-        <w:t>matrix.service</w:t>
-      </w:r>
-      <w:proofErr w:type="spellEnd"/>
-      <w:r>
-        <w:t xml:space="preserve"> }}. Skipping."</w:t>
+        <w:t xml:space="preserve">            echo "No tests configured for ${{ matrix.service }}. Skipping."</w:t>
       </w:r>
     </w:p>
     <w:p>
@@ -478,15 +574,7 @@
     </w:p>
     <w:p>
       <w:r>
-        <w:t xml:space="preserve">            </w:t>
-      </w:r>
-      <w:proofErr w:type="spellStart"/>
-      <w:r>
-        <w:t>npm</w:t>
-      </w:r>
-      <w:proofErr w:type="spellEnd"/>
-      <w:r>
-        <w:t xml:space="preserve"> test</w:t>
+        <w:t xml:space="preserve">            npm test</w:t>
       </w:r>
     </w:p>
     <w:p>
@@ -502,28 +590,12 @@
     </w:p>
     <w:p>
       <w:r>
-        <w:t xml:space="preserve">        working-directory: code/${{ </w:t>
-      </w:r>
-      <w:proofErr w:type="spellStart"/>
-      <w:r>
-        <w:t>matrix.service</w:t>
-      </w:r>
-      <w:proofErr w:type="spellEnd"/>
-      <w:r>
-        <w:t xml:space="preserve"> }}</w:t>
-      </w:r>
-    </w:p>
-    <w:p>
-      <w:r>
-        <w:t xml:space="preserve">        run: </w:t>
-      </w:r>
-      <w:proofErr w:type="spellStart"/>
-      <w:r>
-        <w:t>npm</w:t>
-      </w:r>
-      <w:proofErr w:type="spellEnd"/>
-      <w:r>
-        <w:t xml:space="preserve"> run build --if-present</w:t>
+        <w:t xml:space="preserve">        working-directory: code/${{ matrix.service }}</w:t>
+      </w:r>
+    </w:p>
+    <w:p>
+      <w:r>
+        <w:t xml:space="preserve">        run: npm run build --if-present</w:t>
       </w:r>
     </w:p>
     <w:p/>
@@ -535,6 +607,100 @@
     </w:sectPr>
   </w:body>
 </w:document>
+</file>
+
+<file path=word/numbering.xml><?xml version="1.0" encoding="utf-8"?>
+<w:numbering xmlns:wpc="http://schemas.microsoft.com/office/word/2010/wordprocessingCanvas" xmlns:cx="http://schemas.microsoft.com/office/drawing/2014/chartex" xmlns:cx1="http://schemas.microsoft.com/office/drawing/2015/9/8/chartex" xmlns:cx2="http://schemas.microsoft.com/office/drawing/2015/10/21/chartex" xmlns:cx3="http://schemas.microsoft.com/office/drawing/2016/5/9/chartex" xmlns:cx4="http://schemas.microsoft.com/office/drawing/2016/5/10/chartex" xmlns:cx5="http://schemas.microsoft.com/office/drawing/2016/5/11/chartex" xmlns:cx6="http://schemas.microsoft.com/office/drawing/2016/5/12/chartex" xmlns:cx7="http://schemas.microsoft.com/office/drawing/2016/5/13/chartex" xmlns:cx8="http://schemas.microsoft.com/office/drawing/2016/5/14/chartex" xmlns:mc="http://schemas.openxmlformats.org/markup-compatibility/2006" xmlns:aink="http://schemas.microsoft.com/office/drawing/2016/ink" xmlns:am3d="http://schemas.microsoft.com/office/drawing/2017/model3d" xmlns:o="urn:schemas-microsoft-com:office:office" xmlns:oel="http://schemas.microsoft.com/office/2019/extlst" xmlns:r="http://schemas.openxmlformats.org/officeDocument/2006/relationships" xmlns:m="http://schemas.openxmlformats.org/officeDocument/2006/math" xmlns:v="urn:schemas-microsoft-com:vml" xmlns:wp14="http://schemas.microsoft.com/office/word/2010/wordprocessingDrawing" xmlns:wp="http://schemas.openxmlformats.org/drawingml/2006/wordprocessingDrawing" xmlns:w10="urn:schemas-microsoft-com:office:word" xmlns:w="http://schemas.openxmlformats.org/wordprocessingml/2006/main" xmlns:w14="http://schemas.microsoft.com/office/word/2010/wordml" xmlns:w15="http://schemas.microsoft.com/office/word/2012/wordml" xmlns:w16cex="http://schemas.microsoft.com/office/word/2018/wordml/cex" xmlns:w16cid="http://schemas.microsoft.com/office/word/2016/wordml/cid" xmlns:w16="http://schemas.microsoft.com/office/word/2018/wordml" xmlns:w16du="http://schemas.microsoft.com/office/word/2023/wordml/word16du" xmlns:w16sdtdh="http://schemas.microsoft.com/office/word/2020/wordml/sdtdatahash" xmlns:w16sdtfl="http://schemas.microsoft.com/office/word/2024/wordml/sdtformatlock" xmlns:w16se="http://schemas.microsoft.com/office/word/2015/wordml/symex" xmlns:wpg="http://schemas.microsoft.com/office/word/2010/wordprocessingGroup" xmlns:wpi="http://schemas.microsoft.com/office/word/2010/wordprocessingInk" xmlns:wne="http://schemas.microsoft.com/office/word/2006/wordml" xmlns:wps="http://schemas.microsoft.com/office/word/2010/wordprocessingShape" mc:Ignorable="w14 w15 w16se w16cid w16 w16cex w16sdtdh w16sdtfl w16du wp14">
+  <w:abstractNum w:abstractNumId="0" w15:restartNumberingAfterBreak="0">
+    <w:nsid w:val="6C5D7D69"/>
+    <w:multiLevelType w:val="hybridMultilevel"/>
+    <w:tmpl w:val="17C08CBA"/>
+    <w:lvl w:ilvl="0" w:tplc="04090013">
+      <w:start w:val="1"/>
+      <w:numFmt w:val="upperRoman"/>
+      <w:lvlText w:val="%1."/>
+      <w:lvlJc w:val="right"/>
+      <w:pPr>
+        <w:ind w:left="720" w:hanging="360"/>
+      </w:pPr>
+    </w:lvl>
+    <w:lvl w:ilvl="1" w:tplc="04090019" w:tentative="1">
+      <w:start w:val="1"/>
+      <w:numFmt w:val="lowerLetter"/>
+      <w:lvlText w:val="%2."/>
+      <w:lvlJc w:val="left"/>
+      <w:pPr>
+        <w:ind w:left="1440" w:hanging="360"/>
+      </w:pPr>
+    </w:lvl>
+    <w:lvl w:ilvl="2" w:tplc="0409001B" w:tentative="1">
+      <w:start w:val="1"/>
+      <w:numFmt w:val="lowerRoman"/>
+      <w:lvlText w:val="%3."/>
+      <w:lvlJc w:val="right"/>
+      <w:pPr>
+        <w:ind w:left="2160" w:hanging="180"/>
+      </w:pPr>
+    </w:lvl>
+    <w:lvl w:ilvl="3" w:tplc="0409000F" w:tentative="1">
+      <w:start w:val="1"/>
+      <w:numFmt w:val="decimal"/>
+      <w:lvlText w:val="%4."/>
+      <w:lvlJc w:val="left"/>
+      <w:pPr>
+        <w:ind w:left="2880" w:hanging="360"/>
+      </w:pPr>
+    </w:lvl>
+    <w:lvl w:ilvl="4" w:tplc="04090019" w:tentative="1">
+      <w:start w:val="1"/>
+      <w:numFmt w:val="lowerLetter"/>
+      <w:lvlText w:val="%5."/>
+      <w:lvlJc w:val="left"/>
+      <w:pPr>
+        <w:ind w:left="3600" w:hanging="360"/>
+      </w:pPr>
+    </w:lvl>
+    <w:lvl w:ilvl="5" w:tplc="0409001B" w:tentative="1">
+      <w:start w:val="1"/>
+      <w:numFmt w:val="lowerRoman"/>
+      <w:lvlText w:val="%6."/>
+      <w:lvlJc w:val="right"/>
+      <w:pPr>
+        <w:ind w:left="4320" w:hanging="180"/>
+      </w:pPr>
+    </w:lvl>
+    <w:lvl w:ilvl="6" w:tplc="0409000F" w:tentative="1">
+      <w:start w:val="1"/>
+      <w:numFmt w:val="decimal"/>
+      <w:lvlText w:val="%7."/>
+      <w:lvlJc w:val="left"/>
+      <w:pPr>
+        <w:ind w:left="5040" w:hanging="360"/>
+      </w:pPr>
+    </w:lvl>
+    <w:lvl w:ilvl="7" w:tplc="04090019" w:tentative="1">
+      <w:start w:val="1"/>
+      <w:numFmt w:val="lowerLetter"/>
+      <w:lvlText w:val="%8."/>
+      <w:lvlJc w:val="left"/>
+      <w:pPr>
+        <w:ind w:left="5760" w:hanging="360"/>
+      </w:pPr>
+    </w:lvl>
+    <w:lvl w:ilvl="8" w:tplc="0409001B" w:tentative="1">
+      <w:start w:val="1"/>
+      <w:numFmt w:val="lowerRoman"/>
+      <w:lvlText w:val="%9."/>
+      <w:lvlJc w:val="right"/>
+      <w:pPr>
+        <w:ind w:left="6480" w:hanging="180"/>
+      </w:pPr>
+    </w:lvl>
+  </w:abstractNum>
+  <w:num w:numId="1" w16cid:durableId="1722047977">
+    <w:abstractNumId w:val="0"/>
+  </w:num>
+</w:numbering>
 </file>
 
 <file path=word/styles.xml><?xml version="1.0" encoding="utf-8"?>
@@ -1772,4 +1938,16 @@
     </a:ext>
   </a:extLst>
 </a:theme>
+</file>
+
+<file path=customXml/item1.xml><?xml version="1.0" encoding="utf-8"?>
+<b:Sources xmlns:b="http://schemas.openxmlformats.org/officeDocument/2006/bibliography" xmlns="http://schemas.openxmlformats.org/officeDocument/2006/bibliography" SelectedStyle="\APASixthEditionOfficeOnline.xsl" StyleName="APA" Version="6"/>
+</file>
+
+<file path=customXml/itemProps1.xml><?xml version="1.0" encoding="utf-8"?>
+<ds:datastoreItem xmlns:ds="http://schemas.openxmlformats.org/officeDocument/2006/customXml" ds:itemID="{86FF0AB5-1470-4AC5-98E7-6E53A34F8791}">
+  <ds:schemaRefs>
+    <ds:schemaRef ds:uri="http://schemas.openxmlformats.org/officeDocument/2006/bibliography"/>
+  </ds:schemaRefs>
+</ds:datastoreItem>
 </file>
--- a/setup guide.docx
+++ b/setup guide.docx
@@ -63,7 +63,15 @@
     </w:p>
     <w:p>
       <w:r>
-        <w:t xml:space="preserve">Creta a git repo with name  </w:t>
+        <w:t xml:space="preserve">Creta a </w:t>
+      </w:r>
+      <w:proofErr w:type="spellStart"/>
+      <w:r>
+        <w:t>git</w:t>
+      </w:r>
+      <w:proofErr w:type="spellEnd"/>
+      <w:r>
+        <w:t xml:space="preserve"> repo with name  </w:t>
       </w:r>
       <w:hyperlink r:id="rId6" w:history="1">
         <w:r>
@@ -72,23 +80,62 @@
             <w:b/>
             <w:bCs/>
           </w:rPr>
-          <w:t>micro-service-gitops-project</w:t>
+          <w:t>micro-service-</w:t>
+        </w:r>
+        <w:proofErr w:type="spellStart"/>
+        <w:r>
+          <w:rPr>
+            <w:rStyle w:val="Hyperlink"/>
+            <w:b/>
+            <w:bCs/>
+          </w:rPr>
+          <w:t>gitops</w:t>
+        </w:r>
+        <w:proofErr w:type="spellEnd"/>
+        <w:r>
+          <w:rPr>
+            <w:rStyle w:val="Hyperlink"/>
+            <w:b/>
+            <w:bCs/>
+          </w:rPr>
+          <w:t>-project</w:t>
         </w:r>
       </w:hyperlink>
     </w:p>
     <w:p>
       <w:r>
-        <w:t>Git init</w:t>
-      </w:r>
-    </w:p>
-    <w:p>
-      <w:r>
-        <w:t>Git add  .</w:t>
-      </w:r>
-    </w:p>
-    <w:p>
-      <w:r>
-        <w:t>Git commit -m “src code”</w:t>
+        <w:t xml:space="preserve">Git </w:t>
+      </w:r>
+      <w:proofErr w:type="spellStart"/>
+      <w:r>
+        <w:t>init</w:t>
+      </w:r>
+      <w:proofErr w:type="spellEnd"/>
+    </w:p>
+    <w:p>
+      <w:r>
+        <w:t xml:space="preserve">Git </w:t>
+      </w:r>
+      <w:proofErr w:type="gramStart"/>
+      <w:r>
+        <w:t>add</w:t>
+      </w:r>
+      <w:proofErr w:type="gramEnd"/>
+      <w:r>
+        <w:t xml:space="preserve">  .</w:t>
+      </w:r>
+    </w:p>
+    <w:p>
+      <w:r>
+        <w:t>Git commit -m “</w:t>
+      </w:r>
+      <w:proofErr w:type="spellStart"/>
+      <w:r>
+        <w:t>src</w:t>
+      </w:r>
+      <w:proofErr w:type="spellEnd"/>
+      <w:r>
+        <w:t xml:space="preserve"> code”</w:t>
       </w:r>
     </w:p>
     <w:p>
@@ -127,7 +174,15 @@
         </w:numPr>
       </w:pPr>
       <w:r>
-        <w:t>Lauch soner-server</w:t>
+        <w:t xml:space="preserve">Lauch </w:t>
+      </w:r>
+      <w:proofErr w:type="spellStart"/>
+      <w:r>
+        <w:t>soner</w:t>
+      </w:r>
+      <w:proofErr w:type="spellEnd"/>
+      <w:r>
+        <w:t>-server</w:t>
       </w:r>
     </w:p>
     <w:p>
@@ -138,8 +193,21 @@
           <w:numId w:val="1"/>
         </w:numPr>
       </w:pPr>
-      <w:r>
-        <w:t>Chosee aws ec2</w:t>
+      <w:proofErr w:type="spellStart"/>
+      <w:r>
+        <w:t>Chosee</w:t>
+      </w:r>
+      <w:proofErr w:type="spellEnd"/>
+      <w:r>
+        <w:t xml:space="preserve"> </w:t>
+      </w:r>
+      <w:proofErr w:type="spellStart"/>
+      <w:r>
+        <w:t>aws</w:t>
+      </w:r>
+      <w:proofErr w:type="spellEnd"/>
+      <w:r>
+        <w:t xml:space="preserve"> ec2</w:t>
       </w:r>
     </w:p>
     <w:p>
@@ -208,26 +276,54 @@
     </w:p>
     <w:p/>
     <w:p>
-      <w:r>
-        <w:t>sudo apt update</w:t>
-      </w:r>
-    </w:p>
-    <w:p>
-      <w:r>
-        <w:t>sudo apt upgrade -y</w:t>
-      </w:r>
-    </w:p>
-    <w:p/>
-    <w:p>
+      <w:proofErr w:type="spellStart"/>
+      <w:r>
+        <w:t>sudo</w:t>
+      </w:r>
+      <w:proofErr w:type="spellEnd"/>
+      <w:r>
+        <w:t xml:space="preserve"> apt update</w:t>
+      </w:r>
+    </w:p>
+    <w:p>
+      <w:proofErr w:type="spellStart"/>
+      <w:r>
+        <w:t>sudo</w:t>
+      </w:r>
+      <w:proofErr w:type="spellEnd"/>
+      <w:r>
+        <w:t xml:space="preserve"> apt upgrade -y</w:t>
+      </w:r>
+    </w:p>
+    <w:p/>
+    <w:p>
+      <w:proofErr w:type="spellStart"/>
       <w:r>
         <w:lastRenderedPageBreak/>
-        <w:t>sudo apt install -y docker.io</w:t>
-      </w:r>
-    </w:p>
-    <w:p/>
-    <w:p>
-      <w:r>
-        <w:t>sudo systemctl enable --now docker</w:t>
+        <w:t>sudo</w:t>
+      </w:r>
+      <w:proofErr w:type="spellEnd"/>
+      <w:r>
+        <w:t xml:space="preserve"> apt install -y docker.io</w:t>
+      </w:r>
+    </w:p>
+    <w:p/>
+    <w:p>
+      <w:proofErr w:type="spellStart"/>
+      <w:r>
+        <w:t>sudo</w:t>
+      </w:r>
+      <w:proofErr w:type="spellEnd"/>
+      <w:r>
+        <w:t xml:space="preserve"> </w:t>
+      </w:r>
+      <w:proofErr w:type="spellStart"/>
+      <w:r>
+        <w:t>systemctl</w:t>
+      </w:r>
+      <w:proofErr w:type="spellEnd"/>
+      <w:r>
+        <w:t xml:space="preserve"> enable --now docker</w:t>
       </w:r>
     </w:p>
     <w:p/>
@@ -238,25 +334,53 @@
     </w:p>
     <w:p/>
     <w:p>
-      <w:r>
-        <w:t>sudo docker run hello-world</w:t>
-      </w:r>
-    </w:p>
-    <w:p/>
-    <w:p>
-      <w:r>
-        <w:t>sudo docker pull sonarqube:community</w:t>
-      </w:r>
-    </w:p>
-    <w:p/>
-    <w:p>
-      <w:r>
-        <w:t>sudo docker run -d \</w:t>
-      </w:r>
-    </w:p>
-    <w:p>
-      <w:r>
-        <w:t xml:space="preserve">  --name sonarqube \</w:t>
+      <w:proofErr w:type="spellStart"/>
+      <w:r>
+        <w:t>sudo</w:t>
+      </w:r>
+      <w:proofErr w:type="spellEnd"/>
+      <w:r>
+        <w:t xml:space="preserve"> docker run hello-world</w:t>
+      </w:r>
+    </w:p>
+    <w:p/>
+    <w:p>
+      <w:proofErr w:type="spellStart"/>
+      <w:r>
+        <w:t>sudo</w:t>
+      </w:r>
+      <w:proofErr w:type="spellEnd"/>
+      <w:r>
+        <w:t xml:space="preserve"> docker pull </w:t>
+      </w:r>
+      <w:proofErr w:type="spellStart"/>
+      <w:r>
+        <w:t>sonarqube:community</w:t>
+      </w:r>
+      <w:proofErr w:type="spellEnd"/>
+    </w:p>
+    <w:p/>
+    <w:p>
+      <w:proofErr w:type="spellStart"/>
+      <w:r>
+        <w:t>sudo</w:t>
+      </w:r>
+      <w:proofErr w:type="spellEnd"/>
+      <w:r>
+        <w:t xml:space="preserve"> docker run -d \</w:t>
+      </w:r>
+    </w:p>
+    <w:p>
+      <w:r>
+        <w:t xml:space="preserve">  --name </w:t>
+      </w:r>
+      <w:proofErr w:type="spellStart"/>
+      <w:r>
+        <w:t>sonarqube</w:t>
+      </w:r>
+      <w:proofErr w:type="spellEnd"/>
+      <w:r>
+        <w:t xml:space="preserve"> \</w:t>
       </w:r>
     </w:p>
     <w:p>
@@ -266,8 +390,13 @@
     </w:p>
     <w:p>
       <w:r>
-        <w:t xml:space="preserve">  sonarqube:community</w:t>
-      </w:r>
+        <w:t xml:space="preserve">  </w:t>
+      </w:r>
+      <w:proofErr w:type="spellStart"/>
+      <w:r>
+        <w:t>sonarqube:community</w:t>
+      </w:r>
+      <w:proofErr w:type="spellEnd"/>
     </w:p>
     <w:p>
       <w:r>
@@ -276,8 +405,13 @@
     </w:p>
     <w:p>
       <w:r>
-        <w:t>admin admin</w:t>
-      </w:r>
+        <w:t xml:space="preserve">admin </w:t>
+      </w:r>
+      <w:proofErr w:type="spellStart"/>
+      <w:r>
+        <w:t>admin</w:t>
+      </w:r>
+      <w:proofErr w:type="spellEnd"/>
     </w:p>
     <w:p/>
     <w:p/>
@@ -314,288 +448,446 @@
       <w:r>
         <w:t xml:space="preserve">:- </w:t>
       </w:r>
+    </w:p>
+    <w:p>
+      <w:r>
+        <w:lastRenderedPageBreak/>
+        <w:t xml:space="preserve">Step to generate </w:t>
+      </w:r>
+      <w:proofErr w:type="spellStart"/>
+      <w:r>
+        <w:t>toenk</w:t>
+      </w:r>
+      <w:proofErr w:type="spellEnd"/>
+    </w:p>
+    <w:p>
+      <w:r>
+        <w:t>1)open sonar-</w:t>
+      </w:r>
+      <w:proofErr w:type="spellStart"/>
+      <w:r>
+        <w:t>qube</w:t>
+      </w:r>
+      <w:proofErr w:type="spellEnd"/>
+      <w:r>
+        <w:t xml:space="preserve"> dashboard</w:t>
+      </w:r>
+    </w:p>
+    <w:p>
+      <w:r>
+        <w:t>2)click on administration</w:t>
+      </w:r>
+    </w:p>
+    <w:p>
+      <w:r>
+        <w:t>3)left side see security</w:t>
+      </w:r>
+    </w:p>
+    <w:p>
+      <w:r>
+        <w:t>4)inside it click on user</w:t>
+      </w:r>
+    </w:p>
+    <w:p>
+      <w:r>
+        <w:t>5)click on token generate token</w:t>
+      </w:r>
+    </w:p>
+    <w:p/>
+    <w:p>
       <w:r>
         <w:t>squ_8756d82daf513a95b2e08b58db1340548924bbd1</w:t>
       </w:r>
     </w:p>
     <w:p>
       <w:r>
+        <w:t>2)</w:t>
+      </w:r>
+      <w:r>
+        <w:t>SONAR_HOST_URL</w:t>
+      </w:r>
+      <w:r>
+        <w:t>:-</w:t>
+      </w:r>
+      <w:r>
+        <w:t xml:space="preserve"> </w:t>
+      </w:r>
+      <w:r>
+        <w:t>http://</w:t>
+      </w:r>
+      <w:r>
+        <w:t>&lt;sonar-server-public-ip&gt;</w:t>
+      </w:r>
+      <w:r>
+        <w:t>:9000</w:t>
+      </w:r>
+    </w:p>
+    <w:p/>
+    <w:p/>
+    <w:p/>
+    <w:p/>
+    <w:p/>
+    <w:p/>
+    <w:p/>
+    <w:p/>
+    <w:p/>
+    <w:p/>
+    <w:p/>
+    <w:p/>
+    <w:p/>
+    <w:p/>
+    <w:p>
+      <w:r>
+        <w:t>Sample</w:t>
+      </w:r>
+    </w:p>
+    <w:p/>
+    <w:p>
+      <w:r>
+        <w:t>name: CI/CD</w:t>
+      </w:r>
+    </w:p>
+    <w:p/>
+    <w:p>
+      <w:r>
+        <w:t>on:</w:t>
+      </w:r>
+    </w:p>
+    <w:p>
+      <w:r>
+        <w:t xml:space="preserve">  push:</w:t>
+      </w:r>
+    </w:p>
+    <w:p>
+      <w:r>
+        <w:t xml:space="preserve">    branches:</w:t>
+      </w:r>
+    </w:p>
+    <w:p>
+      <w:r>
+        <w:t xml:space="preserve">      - main</w:t>
+      </w:r>
+    </w:p>
+    <w:p>
+      <w:r>
+        <w:t xml:space="preserve">    paths:</w:t>
+      </w:r>
+    </w:p>
+    <w:p>
+      <w:r>
+        <w:t xml:space="preserve">      - 'code/</w:t>
+      </w:r>
+      <w:proofErr w:type="spellStart"/>
+      <w:r>
+        <w:t>todo</w:t>
+      </w:r>
+      <w:proofErr w:type="spellEnd"/>
+      <w:r>
+        <w:t>-service/**'</w:t>
+      </w:r>
+    </w:p>
+    <w:p>
+      <w:r>
+        <w:t xml:space="preserve">      - 'code/auth-service/**'</w:t>
+      </w:r>
+    </w:p>
+    <w:p>
+      <w:r>
+        <w:t xml:space="preserve">      - 'code/</w:t>
+      </w:r>
+      <w:proofErr w:type="spellStart"/>
+      <w:r>
+        <w:t>api</w:t>
+      </w:r>
+      <w:proofErr w:type="spellEnd"/>
+      <w:r>
+        <w:t>-gateway/**'</w:t>
+      </w:r>
+    </w:p>
+    <w:p>
+      <w:r>
+        <w:t xml:space="preserve">      - 'code/client/**'</w:t>
+      </w:r>
+    </w:p>
+    <w:p>
+      <w:r>
+        <w:t xml:space="preserve">      - '.</w:t>
+      </w:r>
+      <w:proofErr w:type="spellStart"/>
+      <w:r>
+        <w:t>github</w:t>
+      </w:r>
+      <w:proofErr w:type="spellEnd"/>
+      <w:r>
+        <w:t>/workflows/**'</w:t>
+      </w:r>
+    </w:p>
+    <w:p/>
+    <w:p>
+      <w:r>
+        <w:t>jobs:</w:t>
+      </w:r>
+    </w:p>
+    <w:p>
+      <w:r>
+        <w:t xml:space="preserve">  build:</w:t>
+      </w:r>
+    </w:p>
+    <w:p>
+      <w:r>
+        <w:t xml:space="preserve">    runs-on: ubuntu-latest</w:t>
+      </w:r>
+    </w:p>
+    <w:p/>
+    <w:p>
+      <w:r>
+        <w:t xml:space="preserve">    strategy:</w:t>
+      </w:r>
+    </w:p>
+    <w:p>
+      <w:r>
+        <w:t xml:space="preserve">      fail-fast: false</w:t>
+      </w:r>
+    </w:p>
+    <w:p>
+      <w:r>
+        <w:t xml:space="preserve">      matrix:</w:t>
+      </w:r>
+    </w:p>
+    <w:p>
+      <w:r>
+        <w:t xml:space="preserve">        service:</w:t>
+      </w:r>
+    </w:p>
+    <w:p>
+      <w:r>
+        <w:t xml:space="preserve">          - </w:t>
+      </w:r>
+      <w:proofErr w:type="spellStart"/>
+      <w:r>
+        <w:t>todo</w:t>
+      </w:r>
+      <w:proofErr w:type="spellEnd"/>
+      <w:r>
+        <w:t>-service</w:t>
+      </w:r>
+    </w:p>
+    <w:p>
+      <w:r>
+        <w:t xml:space="preserve">          - auth-service</w:t>
+      </w:r>
+    </w:p>
+    <w:p>
+      <w:r>
+        <w:t xml:space="preserve">          - </w:t>
+      </w:r>
+      <w:proofErr w:type="spellStart"/>
+      <w:r>
+        <w:t>api</w:t>
+      </w:r>
+      <w:proofErr w:type="spellEnd"/>
+      <w:r>
+        <w:t>-gateway</w:t>
+      </w:r>
+    </w:p>
+    <w:p>
+      <w:r>
+        <w:t xml:space="preserve">          - client</w:t>
+      </w:r>
+    </w:p>
+    <w:p/>
+    <w:p>
+      <w:r>
+        <w:t xml:space="preserve">    steps:</w:t>
+      </w:r>
+    </w:p>
+    <w:p>
+      <w:r>
         <w:lastRenderedPageBreak/>
-        <w:t>2)</w:t>
-      </w:r>
-      <w:r>
-        <w:t>SONAR_HOST_URL</w:t>
-      </w:r>
-      <w:r>
-        <w:t>:-</w:t>
-      </w:r>
-      <w:r>
-        <w:t xml:space="preserve"> </w:t>
-      </w:r>
-      <w:r>
-        <w:t>http://</w:t>
-      </w:r>
-      <w:r>
-        <w:t>&lt;sonar-server-public-ip&gt;</w:t>
-      </w:r>
-      <w:r>
-        <w:t>:9000</w:t>
-      </w:r>
-    </w:p>
-    <w:p/>
-    <w:p/>
-    <w:p/>
-    <w:p/>
-    <w:p/>
-    <w:p/>
-    <w:p/>
-    <w:p/>
-    <w:p/>
-    <w:p/>
-    <w:p/>
-    <w:p/>
-    <w:p/>
-    <w:p/>
-    <w:p>
-      <w:r>
-        <w:t>Sample</w:t>
-      </w:r>
-    </w:p>
-    <w:p/>
-    <w:p>
-      <w:r>
-        <w:t>name: CI/CD</w:t>
-      </w:r>
-    </w:p>
-    <w:p/>
-    <w:p>
-      <w:r>
-        <w:t>on:</w:t>
-      </w:r>
-    </w:p>
-    <w:p>
-      <w:r>
-        <w:t xml:space="preserve">  push:</w:t>
-      </w:r>
-    </w:p>
-    <w:p>
-      <w:r>
-        <w:t xml:space="preserve">    branches:</w:t>
-      </w:r>
-    </w:p>
-    <w:p>
-      <w:r>
-        <w:t xml:space="preserve">      - main</w:t>
-      </w:r>
-    </w:p>
-    <w:p>
-      <w:r>
-        <w:t xml:space="preserve">    paths:</w:t>
-      </w:r>
-    </w:p>
-    <w:p>
-      <w:r>
-        <w:t xml:space="preserve">      - 'code/todo-service/**'</w:t>
-      </w:r>
-    </w:p>
-    <w:p>
-      <w:r>
-        <w:t xml:space="preserve">      - 'code/auth-service/**'</w:t>
+        <w:t xml:space="preserve">      - name: Checkout code</w:t>
+      </w:r>
+    </w:p>
+    <w:p>
+      <w:r>
+        <w:t xml:space="preserve">        uses: actions/checkout@v4</w:t>
+      </w:r>
+    </w:p>
+    <w:p/>
+    <w:p>
+      <w:r>
+        <w:t xml:space="preserve">      - name: Set up Node.js</w:t>
+      </w:r>
+    </w:p>
+    <w:p>
+      <w:r>
+        <w:t xml:space="preserve">        uses: actions/setup-node@v4</w:t>
+      </w:r>
+    </w:p>
+    <w:p>
+      <w:r>
+        <w:t xml:space="preserve">        with:</w:t>
+      </w:r>
+    </w:p>
+    <w:p>
+      <w:r>
+        <w:t xml:space="preserve">          node-version: '22'</w:t>
+      </w:r>
+    </w:p>
+    <w:p/>
+    <w:p>
+      <w:r>
+        <w:t xml:space="preserve">      - name: Install dependencies</w:t>
+      </w:r>
+    </w:p>
+    <w:p>
+      <w:r>
+        <w:t xml:space="preserve">        working-directory: code/${{ </w:t>
+      </w:r>
+      <w:proofErr w:type="spellStart"/>
+      <w:r>
+        <w:t>matrix.service</w:t>
+      </w:r>
+      <w:proofErr w:type="spellEnd"/>
+      <w:r>
+        <w:t xml:space="preserve"> }}</w:t>
+      </w:r>
+    </w:p>
+    <w:p>
+      <w:r>
+        <w:t xml:space="preserve">        run: </w:t>
+      </w:r>
+      <w:proofErr w:type="spellStart"/>
+      <w:r>
+        <w:t>npm</w:t>
+      </w:r>
+      <w:proofErr w:type="spellEnd"/>
+      <w:r>
+        <w:t xml:space="preserve"> install</w:t>
+      </w:r>
+    </w:p>
+    <w:p/>
+    <w:p>
+      <w:r>
+        <w:t xml:space="preserve">      - name: Run tests</w:t>
+      </w:r>
+    </w:p>
+    <w:p>
+      <w:r>
+        <w:t xml:space="preserve">        working-directory: code/${{ </w:t>
+      </w:r>
+      <w:proofErr w:type="spellStart"/>
+      <w:r>
+        <w:t>matrix.service</w:t>
+      </w:r>
+      <w:proofErr w:type="spellEnd"/>
+      <w:r>
+        <w:t xml:space="preserve"> }}</w:t>
+      </w:r>
+    </w:p>
+    <w:p>
+      <w:r>
+        <w:t xml:space="preserve">        shell: bash</w:t>
+      </w:r>
+    </w:p>
+    <w:p>
+      <w:r>
+        <w:t xml:space="preserve">        run: |</w:t>
+      </w:r>
+    </w:p>
+    <w:p>
+      <w:r>
+        <w:t xml:space="preserve">          TEST_SCRIPT=$(node -p "require('./</w:t>
+      </w:r>
+      <w:proofErr w:type="spellStart"/>
+      <w:r>
+        <w:t>package.json</w:t>
+      </w:r>
+      <w:proofErr w:type="spellEnd"/>
+      <w:r>
+        <w:t>').</w:t>
+      </w:r>
+      <w:proofErr w:type="spellStart"/>
+      <w:r>
+        <w:t>scripts?.test</w:t>
+      </w:r>
+      <w:proofErr w:type="spellEnd"/>
+      <w:r>
+        <w:t xml:space="preserve"> || ''")</w:t>
+      </w:r>
+    </w:p>
+    <w:p/>
+    <w:p>
+      <w:r>
+        <w:t xml:space="preserve">          if [ -z "$TEST_SCRIPT" ] || echo "$TEST_SCRIPT" | grep -q "no test specified"; then</w:t>
+      </w:r>
+    </w:p>
+    <w:p>
+      <w:r>
+        <w:t xml:space="preserve">            echo "No tests configured for ${{ </w:t>
+      </w:r>
+      <w:proofErr w:type="spellStart"/>
+      <w:r>
+        <w:t>matrix.service</w:t>
+      </w:r>
+      <w:proofErr w:type="spellEnd"/>
+      <w:r>
+        <w:t xml:space="preserve"> }}. Skipping."</w:t>
+      </w:r>
+    </w:p>
+    <w:p>
+      <w:r>
+        <w:t xml:space="preserve">          else</w:t>
+      </w:r>
+    </w:p>
+    <w:p>
+      <w:r>
+        <w:t xml:space="preserve">            </w:t>
+      </w:r>
+      <w:proofErr w:type="spellStart"/>
+      <w:r>
+        <w:t>npm</w:t>
+      </w:r>
+      <w:proofErr w:type="spellEnd"/>
+      <w:r>
+        <w:t xml:space="preserve"> test</w:t>
+      </w:r>
+    </w:p>
+    <w:p>
+      <w:r>
+        <w:t xml:space="preserve">          fi</w:t>
+      </w:r>
+    </w:p>
+    <w:p/>
+    <w:p>
+      <w:r>
+        <w:t xml:space="preserve">      - name: Build project</w:t>
+      </w:r>
+    </w:p>
+    <w:p>
+      <w:r>
+        <w:t xml:space="preserve">        working-directory: code/${{ </w:t>
+      </w:r>
+      <w:proofErr w:type="spellStart"/>
+      <w:r>
+        <w:t>matrix.service</w:t>
+      </w:r>
+      <w:proofErr w:type="spellEnd"/>
+      <w:r>
+        <w:t xml:space="preserve"> }}</w:t>
       </w:r>
     </w:p>
     <w:p>
       <w:r>
         <w:lastRenderedPageBreak/>
-        <w:t xml:space="preserve">      - 'code/api-gateway/**'</w:t>
-      </w:r>
-    </w:p>
-    <w:p>
-      <w:r>
-        <w:t xml:space="preserve">      - 'code/client/**'</w:t>
-      </w:r>
-    </w:p>
-    <w:p>
-      <w:r>
-        <w:t xml:space="preserve">      - '.github/workflows/**'</w:t>
-      </w:r>
-    </w:p>
-    <w:p/>
-    <w:p>
-      <w:r>
-        <w:t>jobs:</w:t>
-      </w:r>
-    </w:p>
-    <w:p>
-      <w:r>
-        <w:t xml:space="preserve">  build:</w:t>
-      </w:r>
-    </w:p>
-    <w:p>
-      <w:r>
-        <w:t xml:space="preserve">    runs-on: ubuntu-latest</w:t>
-      </w:r>
-    </w:p>
-    <w:p/>
-    <w:p>
-      <w:r>
-        <w:t xml:space="preserve">    strategy:</w:t>
-      </w:r>
-    </w:p>
-    <w:p>
-      <w:r>
-        <w:t xml:space="preserve">      fail-fast: false</w:t>
-      </w:r>
-    </w:p>
-    <w:p>
-      <w:r>
-        <w:t xml:space="preserve">      matrix:</w:t>
-      </w:r>
-    </w:p>
-    <w:p>
-      <w:r>
-        <w:t xml:space="preserve">        service:</w:t>
-      </w:r>
-    </w:p>
-    <w:p>
-      <w:r>
-        <w:t xml:space="preserve">          - todo-service</w:t>
-      </w:r>
-    </w:p>
-    <w:p>
-      <w:r>
-        <w:t xml:space="preserve">          - auth-service</w:t>
-      </w:r>
-    </w:p>
-    <w:p>
-      <w:r>
-        <w:t xml:space="preserve">          - api-gateway</w:t>
-      </w:r>
-    </w:p>
-    <w:p>
-      <w:r>
-        <w:t xml:space="preserve">          - client</w:t>
-      </w:r>
-    </w:p>
-    <w:p/>
-    <w:p>
-      <w:r>
-        <w:t xml:space="preserve">    steps:</w:t>
-      </w:r>
-    </w:p>
-    <w:p>
-      <w:r>
-        <w:t xml:space="preserve">      - name: Checkout code</w:t>
-      </w:r>
-    </w:p>
-    <w:p>
-      <w:r>
-        <w:t xml:space="preserve">        uses: actions/checkout@v4</w:t>
-      </w:r>
-    </w:p>
-    <w:p/>
-    <w:p>
-      <w:r>
-        <w:t xml:space="preserve">      - name: Set up Node.js</w:t>
-      </w:r>
-    </w:p>
-    <w:p>
-      <w:r>
-        <w:t xml:space="preserve">        uses: actions/setup-node@v4</w:t>
-      </w:r>
-    </w:p>
-    <w:p>
-      <w:r>
-        <w:t xml:space="preserve">        with:</w:t>
-      </w:r>
-    </w:p>
-    <w:p>
-      <w:r>
-        <w:t xml:space="preserve">          node-version: '22'</w:t>
-      </w:r>
-    </w:p>
-    <w:p/>
-    <w:p>
-      <w:r>
-        <w:lastRenderedPageBreak/>
-        <w:t xml:space="preserve">      - name: Install dependencies</w:t>
-      </w:r>
-    </w:p>
-    <w:p>
-      <w:r>
-        <w:t xml:space="preserve">        working-directory: code/${{ matrix.service }}</w:t>
-      </w:r>
-    </w:p>
-    <w:p>
-      <w:r>
-        <w:t xml:space="preserve">        run: npm install</w:t>
-      </w:r>
-    </w:p>
-    <w:p/>
-    <w:p>
-      <w:r>
-        <w:t xml:space="preserve">      - name: Run tests</w:t>
-      </w:r>
-    </w:p>
-    <w:p>
-      <w:r>
-        <w:t xml:space="preserve">        working-directory: code/${{ matrix.service }}</w:t>
-      </w:r>
-    </w:p>
-    <w:p>
-      <w:r>
-        <w:t xml:space="preserve">        shell: bash</w:t>
-      </w:r>
-    </w:p>
-    <w:p>
-      <w:r>
-        <w:t xml:space="preserve">        run: |</w:t>
-      </w:r>
-    </w:p>
-    <w:p>
-      <w:r>
-        <w:t xml:space="preserve">          TEST_SCRIPT=$(node -p "require('./package.json').scripts?.test || ''")</w:t>
-      </w:r>
-    </w:p>
-    <w:p/>
-    <w:p>
-      <w:r>
-        <w:t xml:space="preserve">          if [ -z "$TEST_SCRIPT" ] || echo "$TEST_SCRIPT" | grep -q "no test specified"; then</w:t>
-      </w:r>
-    </w:p>
-    <w:p>
-      <w:r>
-        <w:t xml:space="preserve">            echo "No tests configured for ${{ matrix.service }}. Skipping."</w:t>
-      </w:r>
-    </w:p>
-    <w:p>
-      <w:r>
-        <w:t xml:space="preserve">          else</w:t>
-      </w:r>
-    </w:p>
-    <w:p>
-      <w:r>
-        <w:t xml:space="preserve">            npm test</w:t>
-      </w:r>
-    </w:p>
-    <w:p>
-      <w:r>
-        <w:t xml:space="preserve">          fi</w:t>
-      </w:r>
-    </w:p>
-    <w:p/>
-    <w:p>
-      <w:r>
-        <w:t xml:space="preserve">      - name: Build project</w:t>
-      </w:r>
-    </w:p>
-    <w:p>
-      <w:r>
-        <w:t xml:space="preserve">        working-directory: code/${{ matrix.service }}</w:t>
-      </w:r>
-    </w:p>
-    <w:p>
-      <w:r>
-        <w:t xml:space="preserve">        run: npm run build --if-present</w:t>
+        <w:t xml:space="preserve">        run: </w:t>
+      </w:r>
+      <w:proofErr w:type="spellStart"/>
+      <w:r>
+        <w:t>npm</w:t>
+      </w:r>
+      <w:proofErr w:type="spellEnd"/>
+      <w:r>
+        <w:t xml:space="preserve"> run build --if-present</w:t>
       </w:r>
     </w:p>
     <w:p/>

--- a/setup guide.docx
+++ b/setup guide.docx
@@ -114,15 +114,7 @@
     </w:p>
     <w:p>
       <w:r>
-        <w:t xml:space="preserve">Git </w:t>
-      </w:r>
-      <w:proofErr w:type="gramStart"/>
-      <w:r>
-        <w:t>add</w:t>
-      </w:r>
-      <w:proofErr w:type="gramEnd"/>
-      <w:r>
-        <w:t xml:space="preserve">  .</w:t>
+        <w:t>Git add  .</w:t>
       </w:r>
     </w:p>
     <w:p>
@@ -510,34 +502,81 @@
         <w:t>:-</w:t>
       </w:r>
       <w:r>
+        <w:t xml:space="preserve"> http://</w:t>
+      </w:r>
+      <w:r>
+        <w:t>&lt;sonar-server-public-ip&gt;</w:t>
+      </w:r>
+      <w:r>
+        <w:t>:9000</w:t>
+      </w:r>
+    </w:p>
+    <w:p>
+      <w:r>
+        <w:t>3)</w:t>
+      </w:r>
+      <w:r>
         <w:t xml:space="preserve"> </w:t>
       </w:r>
       <w:r>
-        <w:t>http://</w:t>
-      </w:r>
-      <w:r>
-        <w:t>&lt;sonar-server-public-ip&gt;</w:t>
-      </w:r>
-      <w:r>
-        <w:t>:9000</w:t>
-      </w:r>
-    </w:p>
-    <w:p/>
-    <w:p/>
-    <w:p/>
-    <w:p/>
-    <w:p/>
-    <w:p/>
-    <w:p/>
-    <w:p/>
-    <w:p/>
-    <w:p/>
-    <w:p/>
-    <w:p/>
-    <w:p/>
-    <w:p/>
-    <w:p>
-      <w:r>
+        <w:t>DOCKERHUB_USERNAME</w:t>
+      </w:r>
+      <w:r>
+        <w:t xml:space="preserve">=&lt;your-user-name&gt; ====add it in </w:t>
+      </w:r>
+      <w:proofErr w:type="spellStart"/>
+      <w:r>
+        <w:t>github</w:t>
+      </w:r>
+      <w:proofErr w:type="spellEnd"/>
+      <w:r>
+        <w:t xml:space="preserve"> action variable</w:t>
+      </w:r>
+    </w:p>
+    <w:p>
+      <w:r>
+        <w:t>4)</w:t>
+      </w:r>
+      <w:r>
+        <w:rPr>
+          <w:rFonts w:ascii="Courier New" w:hAnsi="Courier New" w:cs="Courier New"/>
+          <w:sz w:val="20"/>
+          <w:szCs w:val="20"/>
+        </w:rPr>
+        <w:t xml:space="preserve"> </w:t>
+      </w:r>
+      <w:r>
+        <w:t>DOCKERHUB_TOKEN</w:t>
+      </w:r>
+      <w:r>
+        <w:t xml:space="preserve">=&lt;your-docker-hub-password OR add-docker hub token&gt;add the password in </w:t>
+      </w:r>
+      <w:proofErr w:type="spellStart"/>
+      <w:r>
+        <w:t>github</w:t>
+      </w:r>
+      <w:proofErr w:type="spellEnd"/>
+      <w:r>
+        <w:t xml:space="preserve"> Action secret </w:t>
+      </w:r>
+    </w:p>
+    <w:p/>
+    <w:p/>
+    <w:p/>
+    <w:p/>
+    <w:p/>
+    <w:p/>
+    <w:p/>
+    <w:p/>
+    <w:p/>
+    <w:p/>
+    <w:p/>
+    <w:p/>
+    <w:p/>
+    <w:p/>
+    <w:p>
+      <w:r>
+        <w:lastRenderedPageBreak/>
         <w:t>Sample</w:t>
       </w:r>
     </w:p>
@@ -692,6 +731,7 @@
     </w:p>
     <w:p>
       <w:r>
+        <w:lastRenderedPageBreak/>
         <w:t xml:space="preserve">          - client</w:t>
       </w:r>
     </w:p>
@@ -703,7 +743,6 @@
     </w:p>
     <w:p>
       <w:r>
-        <w:lastRenderedPageBreak/>
         <w:t xml:space="preserve">      - name: Checkout code</w:t>
       </w:r>
     </w:p>
@@ -878,7 +917,6 @@
     </w:p>
     <w:p>
       <w:r>
-        <w:lastRenderedPageBreak/>
         <w:t xml:space="preserve">        run: </w:t>
       </w:r>
       <w:proofErr w:type="spellStart"/>

--- a/setup guide.docx
+++ b/setup guide.docx
@@ -63,15 +63,7 @@
     </w:p>
     <w:p>
       <w:r>
-        <w:t xml:space="preserve">Creta a </w:t>
-      </w:r>
-      <w:proofErr w:type="spellStart"/>
-      <w:r>
-        <w:t>git</w:t>
-      </w:r>
-      <w:proofErr w:type="spellEnd"/>
-      <w:r>
-        <w:t xml:space="preserve"> repo with name  </w:t>
+        <w:t xml:space="preserve">Creta a git repo with name  </w:t>
       </w:r>
       <w:hyperlink r:id="rId6" w:history="1">
         <w:r>
@@ -80,37 +72,14 @@
             <w:b/>
             <w:bCs/>
           </w:rPr>
-          <w:t>micro-service-</w:t>
-        </w:r>
-        <w:proofErr w:type="spellStart"/>
-        <w:r>
-          <w:rPr>
-            <w:rStyle w:val="Hyperlink"/>
-            <w:b/>
-            <w:bCs/>
-          </w:rPr>
-          <w:t>gitops</w:t>
-        </w:r>
-        <w:proofErr w:type="spellEnd"/>
-        <w:r>
-          <w:rPr>
-            <w:rStyle w:val="Hyperlink"/>
-            <w:b/>
-            <w:bCs/>
-          </w:rPr>
-          <w:t>-project</w:t>
+          <w:t>micro-service-gitops-project</w:t>
         </w:r>
       </w:hyperlink>
     </w:p>
     <w:p>
       <w:r>
-        <w:t xml:space="preserve">Git </w:t>
-      </w:r>
-      <w:proofErr w:type="spellStart"/>
-      <w:r>
-        <w:t>init</w:t>
-      </w:r>
-      <w:proofErr w:type="spellEnd"/>
+        <w:t>Git init</w:t>
+      </w:r>
     </w:p>
     <w:p>
       <w:r>
@@ -119,15 +88,7 @@
     </w:p>
     <w:p>
       <w:r>
-        <w:t>Git commit -m “</w:t>
-      </w:r>
-      <w:proofErr w:type="spellStart"/>
-      <w:r>
-        <w:t>src</w:t>
-      </w:r>
-      <w:proofErr w:type="spellEnd"/>
-      <w:r>
-        <w:t xml:space="preserve"> code”</w:t>
+        <w:t>Git commit -m “src code”</w:t>
       </w:r>
     </w:p>
     <w:p>
@@ -166,15 +127,7 @@
         </w:numPr>
       </w:pPr>
       <w:r>
-        <w:t xml:space="preserve">Lauch </w:t>
-      </w:r>
-      <w:proofErr w:type="spellStart"/>
-      <w:r>
-        <w:t>soner</w:t>
-      </w:r>
-      <w:proofErr w:type="spellEnd"/>
-      <w:r>
-        <w:t>-server</w:t>
+        <w:t>Lauch soner-server</w:t>
       </w:r>
     </w:p>
     <w:p>
@@ -185,21 +138,8 @@
           <w:numId w:val="1"/>
         </w:numPr>
       </w:pPr>
-      <w:proofErr w:type="spellStart"/>
-      <w:r>
-        <w:t>Chosee</w:t>
-      </w:r>
-      <w:proofErr w:type="spellEnd"/>
-      <w:r>
-        <w:t xml:space="preserve"> </w:t>
-      </w:r>
-      <w:proofErr w:type="spellStart"/>
-      <w:r>
-        <w:t>aws</w:t>
-      </w:r>
-      <w:proofErr w:type="spellEnd"/>
-      <w:r>
-        <w:t xml:space="preserve"> ec2</w:t>
+      <w:r>
+        <w:t>Chosee aws ec2</w:t>
       </w:r>
     </w:p>
     <w:p>
@@ -268,54 +208,26 @@
     </w:p>
     <w:p/>
     <w:p>
-      <w:proofErr w:type="spellStart"/>
-      <w:r>
-        <w:t>sudo</w:t>
-      </w:r>
-      <w:proofErr w:type="spellEnd"/>
-      <w:r>
-        <w:t xml:space="preserve"> apt update</w:t>
-      </w:r>
-    </w:p>
-    <w:p>
-      <w:proofErr w:type="spellStart"/>
-      <w:r>
-        <w:t>sudo</w:t>
-      </w:r>
-      <w:proofErr w:type="spellEnd"/>
-      <w:r>
-        <w:t xml:space="preserve"> apt upgrade -y</w:t>
-      </w:r>
-    </w:p>
-    <w:p/>
-    <w:p>
-      <w:proofErr w:type="spellStart"/>
+      <w:r>
+        <w:t>sudo apt update</w:t>
+      </w:r>
+    </w:p>
+    <w:p>
+      <w:r>
+        <w:t>sudo apt upgrade -y</w:t>
+      </w:r>
+    </w:p>
+    <w:p/>
+    <w:p>
       <w:r>
         <w:lastRenderedPageBreak/>
-        <w:t>sudo</w:t>
-      </w:r>
-      <w:proofErr w:type="spellEnd"/>
-      <w:r>
-        <w:t xml:space="preserve"> apt install -y docker.io</w:t>
-      </w:r>
-    </w:p>
-    <w:p/>
-    <w:p>
-      <w:proofErr w:type="spellStart"/>
-      <w:r>
-        <w:t>sudo</w:t>
-      </w:r>
-      <w:proofErr w:type="spellEnd"/>
-      <w:r>
-        <w:t xml:space="preserve"> </w:t>
-      </w:r>
-      <w:proofErr w:type="spellStart"/>
-      <w:r>
-        <w:t>systemctl</w:t>
-      </w:r>
-      <w:proofErr w:type="spellEnd"/>
-      <w:r>
-        <w:t xml:space="preserve"> enable --now docker</w:t>
+        <w:t>sudo apt install -y docker.io</w:t>
+      </w:r>
+    </w:p>
+    <w:p/>
+    <w:p>
+      <w:r>
+        <w:t>sudo systemctl enable --now docker</w:t>
       </w:r>
     </w:p>
     <w:p/>
@@ -326,53 +238,25 @@
     </w:p>
     <w:p/>
     <w:p>
-      <w:proofErr w:type="spellStart"/>
-      <w:r>
-        <w:t>sudo</w:t>
-      </w:r>
-      <w:proofErr w:type="spellEnd"/>
-      <w:r>
-        <w:t xml:space="preserve"> docker run hello-world</w:t>
-      </w:r>
-    </w:p>
-    <w:p/>
-    <w:p>
-      <w:proofErr w:type="spellStart"/>
-      <w:r>
-        <w:t>sudo</w:t>
-      </w:r>
-      <w:proofErr w:type="spellEnd"/>
-      <w:r>
-        <w:t xml:space="preserve"> docker pull </w:t>
-      </w:r>
-      <w:proofErr w:type="spellStart"/>
-      <w:r>
-        <w:t>sonarqube:community</w:t>
-      </w:r>
-      <w:proofErr w:type="spellEnd"/>
-    </w:p>
-    <w:p/>
-    <w:p>
-      <w:proofErr w:type="spellStart"/>
-      <w:r>
-        <w:t>sudo</w:t>
-      </w:r>
-      <w:proofErr w:type="spellEnd"/>
-      <w:r>
-        <w:t xml:space="preserve"> docker run -d \</w:t>
-      </w:r>
-    </w:p>
-    <w:p>
-      <w:r>
-        <w:t xml:space="preserve">  --name </w:t>
-      </w:r>
-      <w:proofErr w:type="spellStart"/>
-      <w:r>
-        <w:t>sonarqube</w:t>
-      </w:r>
-      <w:proofErr w:type="spellEnd"/>
-      <w:r>
-        <w:t xml:space="preserve"> \</w:t>
+      <w:r>
+        <w:t>sudo docker run hello-world</w:t>
+      </w:r>
+    </w:p>
+    <w:p/>
+    <w:p>
+      <w:r>
+        <w:t>sudo docker pull sonarqube:community</w:t>
+      </w:r>
+    </w:p>
+    <w:p/>
+    <w:p>
+      <w:r>
+        <w:t>sudo docker run -d \</w:t>
+      </w:r>
+    </w:p>
+    <w:p>
+      <w:r>
+        <w:t xml:space="preserve">  --name sonarqube \</w:t>
       </w:r>
     </w:p>
     <w:p>
@@ -382,13 +266,8 @@
     </w:p>
     <w:p>
       <w:r>
-        <w:t xml:space="preserve">  </w:t>
-      </w:r>
-      <w:proofErr w:type="spellStart"/>
-      <w:r>
-        <w:t>sonarqube:community</w:t>
-      </w:r>
-      <w:proofErr w:type="spellEnd"/>
+        <w:t xml:space="preserve">  sonarqube:community</w:t>
+      </w:r>
     </w:p>
     <w:p>
       <w:r>
@@ -397,13 +276,8 @@
     </w:p>
     <w:p>
       <w:r>
-        <w:t xml:space="preserve">admin </w:t>
-      </w:r>
-      <w:proofErr w:type="spellStart"/>
-      <w:r>
-        <w:t>admin</w:t>
-      </w:r>
-      <w:proofErr w:type="spellEnd"/>
+        <w:t>admin admin</w:t>
+      </w:r>
     </w:p>
     <w:p/>
     <w:p/>
@@ -444,25 +318,12 @@
     <w:p>
       <w:r>
         <w:lastRenderedPageBreak/>
-        <w:t xml:space="preserve">Step to generate </w:t>
-      </w:r>
-      <w:proofErr w:type="spellStart"/>
-      <w:r>
-        <w:t>toenk</w:t>
-      </w:r>
-      <w:proofErr w:type="spellEnd"/>
-    </w:p>
-    <w:p>
-      <w:r>
-        <w:t>1)open sonar-</w:t>
-      </w:r>
-      <w:proofErr w:type="spellStart"/>
-      <w:r>
-        <w:t>qube</w:t>
-      </w:r>
-      <w:proofErr w:type="spellEnd"/>
-      <w:r>
-        <w:t xml:space="preserve"> dashboard</w:t>
+        <w:t>Step to generate toenk</w:t>
+      </w:r>
+    </w:p>
+    <w:p>
+      <w:r>
+        <w:t>1)open sonar-qube dashboard</w:t>
       </w:r>
     </w:p>
     <w:p>
@@ -516,21 +377,10 @@
         <w:t>3)</w:t>
       </w:r>
       <w:r>
-        <w:t xml:space="preserve"> </w:t>
-      </w:r>
-      <w:r>
-        <w:t>DOCKERHUB_USERNAME</w:t>
-      </w:r>
-      <w:r>
-        <w:t xml:space="preserve">=&lt;your-user-name&gt; ====add it in </w:t>
-      </w:r>
-      <w:proofErr w:type="spellStart"/>
-      <w:r>
-        <w:t>github</w:t>
-      </w:r>
-      <w:proofErr w:type="spellEnd"/>
-      <w:r>
-        <w:t xml:space="preserve"> action variable</w:t>
+        <w:t xml:space="preserve"> DOCKERHUB_USERNAME</w:t>
+      </w:r>
+      <w:r>
+        <w:t>=&lt;your-user-name&gt; ====add it in github action variable</w:t>
       </w:r>
     </w:p>
     <w:p>
@@ -549,166 +399,150 @@
         <w:t>DOCKERHUB_TOKEN</w:t>
       </w:r>
       <w:r>
-        <w:t xml:space="preserve">=&lt;your-docker-hub-password OR add-docker hub token&gt;add the password in </w:t>
-      </w:r>
-      <w:proofErr w:type="spellStart"/>
-      <w:r>
-        <w:t>github</w:t>
-      </w:r>
-      <w:proofErr w:type="spellEnd"/>
-      <w:r>
-        <w:t xml:space="preserve"> Action secret </w:t>
-      </w:r>
-    </w:p>
-    <w:p/>
-    <w:p/>
-    <w:p/>
-    <w:p/>
-    <w:p/>
-    <w:p/>
-    <w:p/>
-    <w:p/>
-    <w:p/>
-    <w:p/>
-    <w:p/>
-    <w:p/>
-    <w:p/>
-    <w:p/>
+        <w:t xml:space="preserve">=&lt;your-docker-hub-password OR add-docker hub token&gt;add the password in github Action secret </w:t>
+      </w:r>
+    </w:p>
+    <w:p>
+      <w:r>
+        <w:t>5)</w:t>
+      </w:r>
+      <w:r>
+        <w:t xml:space="preserve"> </w:t>
+      </w:r>
+      <w:r>
+        <w:t xml:space="preserve">  Name: AWS_ROLE_TO_ASSUME</w:t>
+      </w:r>
+    </w:p>
+    <w:p>
+      <w:r>
+        <w:t>Secret: the ARN returned by Terraform</w:t>
+      </w:r>
+    </w:p>
+    <w:p>
+      <w:r>
+        <w:t>terraform output -raw github_actions_role_arn</w:t>
+      </w:r>
+      <w:r>
+        <w:t xml:space="preserve">  =run this comnd to get output</w:t>
+      </w:r>
+    </w:p>
+    <w:p/>
+    <w:p/>
+    <w:p/>
+    <w:p/>
+    <w:p/>
+    <w:p/>
+    <w:p/>
+    <w:p/>
+    <w:p/>
+    <w:p/>
+    <w:p/>
+    <w:p/>
+    <w:p/>
+    <w:p/>
+    <w:p>
+      <w:r>
+        <w:t>Sample</w:t>
+      </w:r>
+    </w:p>
+    <w:p/>
+    <w:p>
+      <w:r>
+        <w:t>name: CI/CD</w:t>
+      </w:r>
+    </w:p>
+    <w:p/>
+    <w:p>
+      <w:r>
+        <w:t>on:</w:t>
+      </w:r>
+    </w:p>
+    <w:p>
+      <w:r>
+        <w:t xml:space="preserve">  push:</w:t>
+      </w:r>
+    </w:p>
+    <w:p>
+      <w:r>
+        <w:t xml:space="preserve">    branches:</w:t>
+      </w:r>
+    </w:p>
+    <w:p>
+      <w:r>
+        <w:t xml:space="preserve">      - main</w:t>
+      </w:r>
+    </w:p>
+    <w:p>
+      <w:r>
+        <w:t xml:space="preserve">    paths:</w:t>
+      </w:r>
+    </w:p>
+    <w:p>
+      <w:r>
+        <w:t xml:space="preserve">      - 'code/todo-service/**'</w:t>
+      </w:r>
+    </w:p>
+    <w:p>
+      <w:r>
+        <w:t xml:space="preserve">      - 'code/auth-service/**'</w:t>
+      </w:r>
+    </w:p>
+    <w:p>
+      <w:r>
+        <w:t xml:space="preserve">      - 'code/api-gateway/**'</w:t>
+      </w:r>
+    </w:p>
+    <w:p>
+      <w:r>
+        <w:t xml:space="preserve">      - 'code/client/**'</w:t>
+      </w:r>
+    </w:p>
+    <w:p>
+      <w:r>
+        <w:t xml:space="preserve">      - '.github/workflows/**'</w:t>
+      </w:r>
+    </w:p>
+    <w:p/>
+    <w:p>
+      <w:r>
+        <w:t>jobs:</w:t>
+      </w:r>
+    </w:p>
+    <w:p>
+      <w:r>
+        <w:t xml:space="preserve">  build:</w:t>
+      </w:r>
+    </w:p>
+    <w:p>
+      <w:r>
+        <w:t xml:space="preserve">    runs-on: ubuntu-latest</w:t>
+      </w:r>
+    </w:p>
+    <w:p/>
+    <w:p>
+      <w:r>
+        <w:t xml:space="preserve">    strategy:</w:t>
+      </w:r>
+    </w:p>
+    <w:p>
+      <w:r>
+        <w:t xml:space="preserve">      fail-fast: false</w:t>
+      </w:r>
+    </w:p>
+    <w:p>
+      <w:r>
+        <w:t xml:space="preserve">      matrix:</w:t>
+      </w:r>
+    </w:p>
+    <w:p>
+      <w:r>
+        <w:t xml:space="preserve">        service:</w:t>
+      </w:r>
+    </w:p>
     <w:p>
       <w:r>
         <w:lastRenderedPageBreak/>
-        <w:t>Sample</w:t>
-      </w:r>
-    </w:p>
-    <w:p/>
-    <w:p>
-      <w:r>
-        <w:t>name: CI/CD</w:t>
-      </w:r>
-    </w:p>
-    <w:p/>
-    <w:p>
-      <w:r>
-        <w:t>on:</w:t>
-      </w:r>
-    </w:p>
-    <w:p>
-      <w:r>
-        <w:t xml:space="preserve">  push:</w:t>
-      </w:r>
-    </w:p>
-    <w:p>
-      <w:r>
-        <w:t xml:space="preserve">    branches:</w:t>
-      </w:r>
-    </w:p>
-    <w:p>
-      <w:r>
-        <w:t xml:space="preserve">      - main</w:t>
-      </w:r>
-    </w:p>
-    <w:p>
-      <w:r>
-        <w:t xml:space="preserve">    paths:</w:t>
-      </w:r>
-    </w:p>
-    <w:p>
-      <w:r>
-        <w:t xml:space="preserve">      - 'code/</w:t>
-      </w:r>
-      <w:proofErr w:type="spellStart"/>
-      <w:r>
-        <w:t>todo</w:t>
-      </w:r>
-      <w:proofErr w:type="spellEnd"/>
-      <w:r>
-        <w:t>-service/**'</w:t>
-      </w:r>
-    </w:p>
-    <w:p>
-      <w:r>
-        <w:t xml:space="preserve">      - 'code/auth-service/**'</w:t>
-      </w:r>
-    </w:p>
-    <w:p>
-      <w:r>
-        <w:t xml:space="preserve">      - 'code/</w:t>
-      </w:r>
-      <w:proofErr w:type="spellStart"/>
-      <w:r>
-        <w:t>api</w:t>
-      </w:r>
-      <w:proofErr w:type="spellEnd"/>
-      <w:r>
-        <w:t>-gateway/**'</w:t>
-      </w:r>
-    </w:p>
-    <w:p>
-      <w:r>
-        <w:t xml:space="preserve">      - 'code/client/**'</w:t>
-      </w:r>
-    </w:p>
-    <w:p>
-      <w:r>
-        <w:t xml:space="preserve">      - '.</w:t>
-      </w:r>
-      <w:proofErr w:type="spellStart"/>
-      <w:r>
-        <w:t>github</w:t>
-      </w:r>
-      <w:proofErr w:type="spellEnd"/>
-      <w:r>
-        <w:t>/workflows/**'</w:t>
-      </w:r>
-    </w:p>
-    <w:p/>
-    <w:p>
-      <w:r>
-        <w:t>jobs:</w:t>
-      </w:r>
-    </w:p>
-    <w:p>
-      <w:r>
-        <w:t xml:space="preserve">  build:</w:t>
-      </w:r>
-    </w:p>
-    <w:p>
-      <w:r>
-        <w:t xml:space="preserve">    runs-on: ubuntu-latest</w:t>
-      </w:r>
-    </w:p>
-    <w:p/>
-    <w:p>
-      <w:r>
-        <w:t xml:space="preserve">    strategy:</w:t>
-      </w:r>
-    </w:p>
-    <w:p>
-      <w:r>
-        <w:t xml:space="preserve">      fail-fast: false</w:t>
-      </w:r>
-    </w:p>
-    <w:p>
-      <w:r>
-        <w:t xml:space="preserve">      matrix:</w:t>
-      </w:r>
-    </w:p>
-    <w:p>
-      <w:r>
-        <w:t xml:space="preserve">        service:</w:t>
-      </w:r>
-    </w:p>
-    <w:p>
-      <w:r>
-        <w:t xml:space="preserve">          - </w:t>
-      </w:r>
-      <w:proofErr w:type="spellStart"/>
-      <w:r>
-        <w:t>todo</w:t>
-      </w:r>
-      <w:proofErr w:type="spellEnd"/>
-      <w:r>
-        <w:t>-service</w:t>
+        <w:t xml:space="preserve">          - todo-service</w:t>
       </w:r>
     </w:p>
     <w:p>
@@ -718,177 +552,113 @@
     </w:p>
     <w:p>
       <w:r>
-        <w:t xml:space="preserve">          - </w:t>
-      </w:r>
-      <w:proofErr w:type="spellStart"/>
-      <w:r>
-        <w:t>api</w:t>
-      </w:r>
-      <w:proofErr w:type="spellEnd"/>
-      <w:r>
-        <w:t>-gateway</w:t>
+        <w:t xml:space="preserve">          - api-gateway</w:t>
+      </w:r>
+    </w:p>
+    <w:p>
+      <w:r>
+        <w:t xml:space="preserve">          - client</w:t>
+      </w:r>
+    </w:p>
+    <w:p/>
+    <w:p>
+      <w:r>
+        <w:t xml:space="preserve">    steps:</w:t>
+      </w:r>
+    </w:p>
+    <w:p>
+      <w:r>
+        <w:t xml:space="preserve">      - name: Checkout code</w:t>
+      </w:r>
+    </w:p>
+    <w:p>
+      <w:r>
+        <w:t xml:space="preserve">        uses: actions/checkout@v4</w:t>
+      </w:r>
+    </w:p>
+    <w:p/>
+    <w:p>
+      <w:r>
+        <w:t xml:space="preserve">      - name: Set up Node.js</w:t>
+      </w:r>
+    </w:p>
+    <w:p>
+      <w:r>
+        <w:t xml:space="preserve">        uses: actions/setup-node@v4</w:t>
+      </w:r>
+    </w:p>
+    <w:p>
+      <w:r>
+        <w:t xml:space="preserve">        with:</w:t>
+      </w:r>
+    </w:p>
+    <w:p>
+      <w:r>
+        <w:t xml:space="preserve">          node-version: '22'</w:t>
+      </w:r>
+    </w:p>
+    <w:p/>
+    <w:p>
+      <w:r>
+        <w:t xml:space="preserve">      - name: Install dependencies</w:t>
+      </w:r>
+    </w:p>
+    <w:p>
+      <w:r>
+        <w:t xml:space="preserve">        working-directory: code/${{ matrix.service }}</w:t>
+      </w:r>
+    </w:p>
+    <w:p>
+      <w:r>
+        <w:t xml:space="preserve">        run: npm install</w:t>
+      </w:r>
+    </w:p>
+    <w:p/>
+    <w:p>
+      <w:r>
+        <w:t xml:space="preserve">      - name: Run tests</w:t>
+      </w:r>
+    </w:p>
+    <w:p>
+      <w:r>
+        <w:t xml:space="preserve">        working-directory: code/${{ matrix.service }}</w:t>
+      </w:r>
+    </w:p>
+    <w:p>
+      <w:r>
+        <w:t xml:space="preserve">        shell: bash</w:t>
+      </w:r>
+    </w:p>
+    <w:p>
+      <w:r>
+        <w:t xml:space="preserve">        run: |</w:t>
+      </w:r>
+    </w:p>
+    <w:p>
+      <w:r>
+        <w:t xml:space="preserve">          TEST_SCRIPT=$(node -p "require('./package.json').scripts?.test || ''")</w:t>
+      </w:r>
+    </w:p>
+    <w:p/>
+    <w:p>
+      <w:r>
+        <w:t xml:space="preserve">          if [ -z "$TEST_SCRIPT" ] || echo "$TEST_SCRIPT" | grep -q "no test specified"; then</w:t>
+      </w:r>
+    </w:p>
+    <w:p>
+      <w:r>
+        <w:t xml:space="preserve">            echo "No tests configured for ${{ matrix.service }}. Skipping."</w:t>
       </w:r>
     </w:p>
     <w:p>
       <w:r>
         <w:lastRenderedPageBreak/>
-        <w:t xml:space="preserve">          - client</w:t>
-      </w:r>
-    </w:p>
-    <w:p/>
-    <w:p>
-      <w:r>
-        <w:t xml:space="preserve">    steps:</w:t>
-      </w:r>
-    </w:p>
-    <w:p>
-      <w:r>
-        <w:t xml:space="preserve">      - name: Checkout code</w:t>
-      </w:r>
-    </w:p>
-    <w:p>
-      <w:r>
-        <w:t xml:space="preserve">        uses: actions/checkout@v4</w:t>
-      </w:r>
-    </w:p>
-    <w:p/>
-    <w:p>
-      <w:r>
-        <w:t xml:space="preserve">      - name: Set up Node.js</w:t>
-      </w:r>
-    </w:p>
-    <w:p>
-      <w:r>
-        <w:t xml:space="preserve">        uses: actions/setup-node@v4</w:t>
-      </w:r>
-    </w:p>
-    <w:p>
-      <w:r>
-        <w:t xml:space="preserve">        with:</w:t>
-      </w:r>
-    </w:p>
-    <w:p>
-      <w:r>
-        <w:t xml:space="preserve">          node-version: '22'</w:t>
-      </w:r>
-    </w:p>
-    <w:p/>
-    <w:p>
-      <w:r>
-        <w:t xml:space="preserve">      - name: Install dependencies</w:t>
-      </w:r>
-    </w:p>
-    <w:p>
-      <w:r>
-        <w:t xml:space="preserve">        working-directory: code/${{ </w:t>
-      </w:r>
-      <w:proofErr w:type="spellStart"/>
-      <w:r>
-        <w:t>matrix.service</w:t>
-      </w:r>
-      <w:proofErr w:type="spellEnd"/>
-      <w:r>
-        <w:t xml:space="preserve"> }}</w:t>
-      </w:r>
-    </w:p>
-    <w:p>
-      <w:r>
-        <w:t xml:space="preserve">        run: </w:t>
-      </w:r>
-      <w:proofErr w:type="spellStart"/>
-      <w:r>
-        <w:t>npm</w:t>
-      </w:r>
-      <w:proofErr w:type="spellEnd"/>
-      <w:r>
-        <w:t xml:space="preserve"> install</w:t>
-      </w:r>
-    </w:p>
-    <w:p/>
-    <w:p>
-      <w:r>
-        <w:t xml:space="preserve">      - name: Run tests</w:t>
-      </w:r>
-    </w:p>
-    <w:p>
-      <w:r>
-        <w:t xml:space="preserve">        working-directory: code/${{ </w:t>
-      </w:r>
-      <w:proofErr w:type="spellStart"/>
-      <w:r>
-        <w:t>matrix.service</w:t>
-      </w:r>
-      <w:proofErr w:type="spellEnd"/>
-      <w:r>
-        <w:t xml:space="preserve"> }}</w:t>
-      </w:r>
-    </w:p>
-    <w:p>
-      <w:r>
-        <w:t xml:space="preserve">        shell: bash</w:t>
-      </w:r>
-    </w:p>
-    <w:p>
-      <w:r>
-        <w:t xml:space="preserve">        run: |</w:t>
-      </w:r>
-    </w:p>
-    <w:p>
-      <w:r>
-        <w:t xml:space="preserve">          TEST_SCRIPT=$(node -p "require('./</w:t>
-      </w:r>
-      <w:proofErr w:type="spellStart"/>
-      <w:r>
-        <w:t>package.json</w:t>
-      </w:r>
-      <w:proofErr w:type="spellEnd"/>
-      <w:r>
-        <w:t>').</w:t>
-      </w:r>
-      <w:proofErr w:type="spellStart"/>
-      <w:r>
-        <w:t>scripts?.test</w:t>
-      </w:r>
-      <w:proofErr w:type="spellEnd"/>
-      <w:r>
-        <w:t xml:space="preserve"> || ''")</w:t>
-      </w:r>
-    </w:p>
-    <w:p/>
-    <w:p>
-      <w:r>
-        <w:t xml:space="preserve">          if [ -z "$TEST_SCRIPT" ] || echo "$TEST_SCRIPT" | grep -q "no test specified"; then</w:t>
-      </w:r>
-    </w:p>
-    <w:p>
-      <w:r>
-        <w:t xml:space="preserve">            echo "No tests configured for ${{ </w:t>
-      </w:r>
-      <w:proofErr w:type="spellStart"/>
-      <w:r>
-        <w:t>matrix.service</w:t>
-      </w:r>
-      <w:proofErr w:type="spellEnd"/>
-      <w:r>
-        <w:t xml:space="preserve"> }}. Skipping."</w:t>
-      </w:r>
-    </w:p>
-    <w:p>
-      <w:r>
         <w:t xml:space="preserve">          else</w:t>
       </w:r>
     </w:p>
     <w:p>
       <w:r>
-        <w:t xml:space="preserve">            </w:t>
-      </w:r>
-      <w:proofErr w:type="spellStart"/>
-      <w:r>
-        <w:t>npm</w:t>
-      </w:r>
-      <w:proofErr w:type="spellEnd"/>
-      <w:r>
-        <w:t xml:space="preserve"> test</w:t>
+        <w:t xml:space="preserve">            npm test</w:t>
       </w:r>
     </w:p>
     <w:p>
@@ -904,28 +674,12 @@
     </w:p>
     <w:p>
       <w:r>
-        <w:t xml:space="preserve">        working-directory: code/${{ </w:t>
-      </w:r>
-      <w:proofErr w:type="spellStart"/>
-      <w:r>
-        <w:t>matrix.service</w:t>
-      </w:r>
-      <w:proofErr w:type="spellEnd"/>
-      <w:r>
-        <w:t xml:space="preserve"> }}</w:t>
-      </w:r>
-    </w:p>
-    <w:p>
-      <w:r>
-        <w:t xml:space="preserve">        run: </w:t>
-      </w:r>
-      <w:proofErr w:type="spellStart"/>
-      <w:r>
-        <w:t>npm</w:t>
-      </w:r>
-      <w:proofErr w:type="spellEnd"/>
-      <w:r>
-        <w:t xml:space="preserve"> run build --if-present</w:t>
+        <w:t xml:space="preserve">        working-directory: code/${{ matrix.service }}</w:t>
+      </w:r>
+    </w:p>
+    <w:p>
+      <w:r>
+        <w:t xml:space="preserve">        run: npm run build --if-present</w:t>
       </w:r>
     </w:p>
     <w:p/>
@@ -1972,6 +1726,17 @@
       <w:shd w:val="clear" w:color="auto" w:fill="E1DFDD"/>
     </w:rPr>
   </w:style>
+  <w:style w:type="paragraph" w:styleId="NormalWeb">
+    <w:name w:val="Normal (Web)"/>
+    <w:basedOn w:val="Normal"/>
+    <w:uiPriority w:val="99"/>
+    <w:semiHidden/>
+    <w:unhideWhenUsed/>
+    <w:rsid w:val="004B784C"/>
+    <w:rPr>
+      <w:rFonts w:ascii="Times New Roman" w:hAnsi="Times New Roman" w:cs="Times New Roman"/>
+    </w:rPr>
+  </w:style>
 </w:styles>
 </file>
 

--- a/setup guide.docx
+++ b/setup guide.docx
@@ -2,6 +2,15 @@
 <file path=word/document.xml><?xml version="1.0" encoding="utf-8"?>
 <w:document xmlns:wpc="http://schemas.microsoft.com/office/word/2010/wordprocessingCanvas" xmlns:cx="http://schemas.microsoft.com/office/drawing/2014/chartex" xmlns:cx1="http://schemas.microsoft.com/office/drawing/2015/9/8/chartex" xmlns:cx2="http://schemas.microsoft.com/office/drawing/2015/10/21/chartex" xmlns:cx3="http://schemas.microsoft.com/office/drawing/2016/5/9/chartex" xmlns:cx4="http://schemas.microsoft.com/office/drawing/2016/5/10/chartex" xmlns:cx5="http://schemas.microsoft.com/office/drawing/2016/5/11/chartex" xmlns:cx6="http://schemas.microsoft.com/office/drawing/2016/5/12/chartex" xmlns:cx7="http://schemas.microsoft.com/office/drawing/2016/5/13/chartex" xmlns:cx8="http://schemas.microsoft.com/office/drawing/2016/5/14/chartex" xmlns:mc="http://schemas.openxmlformats.org/markup-compatibility/2006" xmlns:aink="http://schemas.microsoft.com/office/drawing/2016/ink" xmlns:am3d="http://schemas.microsoft.com/office/drawing/2017/model3d" xmlns:o="urn:schemas-microsoft-com:office:office" xmlns:oel="http://schemas.microsoft.com/office/2019/extlst" xmlns:r="http://schemas.openxmlformats.org/officeDocument/2006/relationships" xmlns:m="http://schemas.openxmlformats.org/officeDocument/2006/math" xmlns:v="urn:schemas-microsoft-com:vml" xmlns:wp14="http://schemas.microsoft.com/office/word/2010/wordprocessingDrawing" xmlns:wp="http://schemas.openxmlformats.org/drawingml/2006/wordprocessingDrawing" xmlns:w10="urn:schemas-microsoft-com:office:word" xmlns:w="http://schemas.openxmlformats.org/wordprocessingml/2006/main" xmlns:w14="http://schemas.microsoft.com/office/word/2010/wordml" xmlns:w15="http://schemas.microsoft.com/office/word/2012/wordml" xmlns:w16cex="http://schemas.microsoft.com/office/word/2018/wordml/cex" xmlns:w16cid="http://schemas.microsoft.com/office/word/2016/wordml/cid" xmlns:w16="http://schemas.microsoft.com/office/word/2018/wordml" xmlns:w16du="http://schemas.microsoft.com/office/word/2023/wordml/word16du" xmlns:w16sdtdh="http://schemas.microsoft.com/office/word/2020/wordml/sdtdatahash" xmlns:w16sdtfl="http://schemas.microsoft.com/office/word/2024/wordml/sdtformatlock" xmlns:w16se="http://schemas.microsoft.com/office/word/2015/wordml/symex" xmlns:wpg="http://schemas.microsoft.com/office/word/2010/wordprocessingGroup" xmlns:wpi="http://schemas.microsoft.com/office/word/2010/wordprocessingInk" xmlns:wne="http://schemas.microsoft.com/office/word/2006/wordml" xmlns:wps="http://schemas.microsoft.com/office/word/2010/wordprocessingShape" mc:Ignorable="w14 w15 w16se w16cid w16 w16cex w16sdtdh w16sdtfl w16du wp14">
   <w:body>
+    <w:p>
+      <w:pPr>
+        <w:rPr>
+          <w:b/>
+          <w:bCs/>
+          <w:color w:val="EE0000"/>
+        </w:rPr>
+      </w:pPr>
+    </w:p>
     <w:p>
       <w:pPr>
         <w:rPr>
@@ -63,7 +72,15 @@
     </w:p>
     <w:p>
       <w:r>
-        <w:t xml:space="preserve">Creta a git repo with name  </w:t>
+        <w:t xml:space="preserve">Creta a </w:t>
+      </w:r>
+      <w:proofErr w:type="spellStart"/>
+      <w:r>
+        <w:t>git</w:t>
+      </w:r>
+      <w:proofErr w:type="spellEnd"/>
+      <w:r>
+        <w:t xml:space="preserve"> repo with name  </w:t>
       </w:r>
       <w:hyperlink r:id="rId6" w:history="1">
         <w:r>
@@ -72,23 +89,62 @@
             <w:b/>
             <w:bCs/>
           </w:rPr>
-          <w:t>micro-service-gitops-project</w:t>
+          <w:t>micro-service-</w:t>
+        </w:r>
+        <w:proofErr w:type="spellStart"/>
+        <w:r>
+          <w:rPr>
+            <w:rStyle w:val="Hyperlink"/>
+            <w:b/>
+            <w:bCs/>
+          </w:rPr>
+          <w:t>gitops</w:t>
+        </w:r>
+        <w:proofErr w:type="spellEnd"/>
+        <w:r>
+          <w:rPr>
+            <w:rStyle w:val="Hyperlink"/>
+            <w:b/>
+            <w:bCs/>
+          </w:rPr>
+          <w:t>-project</w:t>
         </w:r>
       </w:hyperlink>
     </w:p>
     <w:p>
       <w:r>
-        <w:t>Git init</w:t>
-      </w:r>
-    </w:p>
-    <w:p>
-      <w:r>
-        <w:t>Git add  .</w:t>
-      </w:r>
-    </w:p>
-    <w:p>
-      <w:r>
-        <w:t>Git commit -m “src code”</w:t>
+        <w:t xml:space="preserve">Git </w:t>
+      </w:r>
+      <w:proofErr w:type="spellStart"/>
+      <w:r>
+        <w:t>init</w:t>
+      </w:r>
+      <w:proofErr w:type="spellEnd"/>
+    </w:p>
+    <w:p>
+      <w:r>
+        <w:t xml:space="preserve">Git </w:t>
+      </w:r>
+      <w:proofErr w:type="gramStart"/>
+      <w:r>
+        <w:t>add</w:t>
+      </w:r>
+      <w:proofErr w:type="gramEnd"/>
+      <w:r>
+        <w:t xml:space="preserve">  .</w:t>
+      </w:r>
+    </w:p>
+    <w:p>
+      <w:r>
+        <w:t>Git commit -m “</w:t>
+      </w:r>
+      <w:proofErr w:type="spellStart"/>
+      <w:r>
+        <w:t>src</w:t>
+      </w:r>
+      <w:proofErr w:type="spellEnd"/>
+      <w:r>
+        <w:t xml:space="preserve"> code”</w:t>
       </w:r>
     </w:p>
     <w:p>
@@ -127,7 +183,15 @@
         </w:numPr>
       </w:pPr>
       <w:r>
-        <w:t>Lauch soner-server</w:t>
+        <w:t xml:space="preserve">Lauch </w:t>
+      </w:r>
+      <w:proofErr w:type="spellStart"/>
+      <w:r>
+        <w:t>soner</w:t>
+      </w:r>
+      <w:proofErr w:type="spellEnd"/>
+      <w:r>
+        <w:t>-server</w:t>
       </w:r>
     </w:p>
     <w:p>
@@ -138,8 +202,21 @@
           <w:numId w:val="1"/>
         </w:numPr>
       </w:pPr>
-      <w:r>
-        <w:t>Chosee aws ec2</w:t>
+      <w:proofErr w:type="spellStart"/>
+      <w:r>
+        <w:t>Chosee</w:t>
+      </w:r>
+      <w:proofErr w:type="spellEnd"/>
+      <w:r>
+        <w:t xml:space="preserve"> </w:t>
+      </w:r>
+      <w:proofErr w:type="spellStart"/>
+      <w:r>
+        <w:t>aws</w:t>
+      </w:r>
+      <w:proofErr w:type="spellEnd"/>
+      <w:r>
+        <w:t xml:space="preserve"> ec2</w:t>
       </w:r>
     </w:p>
     <w:p>
@@ -208,26 +285,53 @@
     </w:p>
     <w:p/>
     <w:p>
-      <w:r>
-        <w:t>sudo apt update</w:t>
-      </w:r>
-    </w:p>
-    <w:p>
-      <w:r>
-        <w:t>sudo apt upgrade -y</w:t>
-      </w:r>
-    </w:p>
-    <w:p/>
-    <w:p>
-      <w:r>
-        <w:lastRenderedPageBreak/>
-        <w:t>sudo apt install -y docker.io</w:t>
-      </w:r>
-    </w:p>
-    <w:p/>
-    <w:p>
-      <w:r>
-        <w:t>sudo systemctl enable --now docker</w:t>
+      <w:proofErr w:type="spellStart"/>
+      <w:r>
+        <w:t>sudo</w:t>
+      </w:r>
+      <w:proofErr w:type="spellEnd"/>
+      <w:r>
+        <w:t xml:space="preserve"> apt update</w:t>
+      </w:r>
+    </w:p>
+    <w:p>
+      <w:proofErr w:type="spellStart"/>
+      <w:r>
+        <w:t>sudo</w:t>
+      </w:r>
+      <w:proofErr w:type="spellEnd"/>
+      <w:r>
+        <w:t xml:space="preserve"> apt upgrade -y</w:t>
+      </w:r>
+    </w:p>
+    <w:p/>
+    <w:p>
+      <w:proofErr w:type="spellStart"/>
+      <w:r>
+        <w:t>sudo</w:t>
+      </w:r>
+      <w:proofErr w:type="spellEnd"/>
+      <w:r>
+        <w:t xml:space="preserve"> apt install -y docker.io</w:t>
+      </w:r>
+    </w:p>
+    <w:p/>
+    <w:p>
+      <w:proofErr w:type="spellStart"/>
+      <w:r>
+        <w:t>sudo</w:t>
+      </w:r>
+      <w:proofErr w:type="spellEnd"/>
+      <w:r>
+        <w:t xml:space="preserve"> </w:t>
+      </w:r>
+      <w:proofErr w:type="spellStart"/>
+      <w:r>
+        <w:t>systemctl</w:t>
+      </w:r>
+      <w:proofErr w:type="spellEnd"/>
+      <w:r>
+        <w:t xml:space="preserve"> enable --now docker</w:t>
       </w:r>
     </w:p>
     <w:p/>
@@ -238,25 +342,53 @@
     </w:p>
     <w:p/>
     <w:p>
-      <w:r>
-        <w:t>sudo docker run hello-world</w:t>
-      </w:r>
-    </w:p>
-    <w:p/>
-    <w:p>
-      <w:r>
-        <w:t>sudo docker pull sonarqube:community</w:t>
-      </w:r>
-    </w:p>
-    <w:p/>
-    <w:p>
-      <w:r>
-        <w:t>sudo docker run -d \</w:t>
-      </w:r>
-    </w:p>
-    <w:p>
-      <w:r>
-        <w:t xml:space="preserve">  --name sonarqube \</w:t>
+      <w:proofErr w:type="spellStart"/>
+      <w:r>
+        <w:t>sudo</w:t>
+      </w:r>
+      <w:proofErr w:type="spellEnd"/>
+      <w:r>
+        <w:t xml:space="preserve"> docker run hello-world</w:t>
+      </w:r>
+    </w:p>
+    <w:p/>
+    <w:p>
+      <w:proofErr w:type="spellStart"/>
+      <w:r>
+        <w:t>sudo</w:t>
+      </w:r>
+      <w:proofErr w:type="spellEnd"/>
+      <w:r>
+        <w:t xml:space="preserve"> docker pull </w:t>
+      </w:r>
+      <w:proofErr w:type="spellStart"/>
+      <w:r>
+        <w:t>sonarqube:community</w:t>
+      </w:r>
+      <w:proofErr w:type="spellEnd"/>
+    </w:p>
+    <w:p/>
+    <w:p>
+      <w:proofErr w:type="spellStart"/>
+      <w:r>
+        <w:t>sudo</w:t>
+      </w:r>
+      <w:proofErr w:type="spellEnd"/>
+      <w:r>
+        <w:t xml:space="preserve"> docker run -d \</w:t>
+      </w:r>
+    </w:p>
+    <w:p>
+      <w:r>
+        <w:t xml:space="preserve">  --name </w:t>
+      </w:r>
+      <w:proofErr w:type="spellStart"/>
+      <w:r>
+        <w:t>sonarqube</w:t>
+      </w:r>
+      <w:proofErr w:type="spellEnd"/>
+      <w:r>
+        <w:t xml:space="preserve"> \</w:t>
       </w:r>
     </w:p>
     <w:p>
@@ -266,8 +398,13 @@
     </w:p>
     <w:p>
       <w:r>
-        <w:t xml:space="preserve">  sonarqube:community</w:t>
-      </w:r>
+        <w:t xml:space="preserve">  </w:t>
+      </w:r>
+      <w:proofErr w:type="spellStart"/>
+      <w:r>
+        <w:t>sonarqube:community</w:t>
+      </w:r>
+      <w:proofErr w:type="spellEnd"/>
     </w:p>
     <w:p>
       <w:r>
@@ -276,8 +413,13 @@
     </w:p>
     <w:p>
       <w:r>
-        <w:t>admin admin</w:t>
-      </w:r>
+        <w:t xml:space="preserve">admin </w:t>
+      </w:r>
+      <w:proofErr w:type="spellStart"/>
+      <w:r>
+        <w:t>admin</w:t>
+      </w:r>
+      <w:proofErr w:type="spellEnd"/>
     </w:p>
     <w:p/>
     <w:p/>
@@ -306,6 +448,7 @@
     </w:p>
     <w:p>
       <w:r>
+        <w:lastRenderedPageBreak/>
         <w:t>1)</w:t>
       </w:r>
       <w:r>
@@ -317,13 +460,25 @@
     </w:p>
     <w:p>
       <w:r>
-        <w:lastRenderedPageBreak/>
-        <w:t>Step to generate toenk</w:t>
-      </w:r>
-    </w:p>
-    <w:p>
-      <w:r>
-        <w:t>1)open sonar-qube dashboard</w:t>
+        <w:t xml:space="preserve">Step to generate </w:t>
+      </w:r>
+      <w:proofErr w:type="spellStart"/>
+      <w:r>
+        <w:t>toenk</w:t>
+      </w:r>
+      <w:proofErr w:type="spellEnd"/>
+    </w:p>
+    <w:p>
+      <w:r>
+        <w:t>1)open sonar-</w:t>
+      </w:r>
+      <w:proofErr w:type="spellStart"/>
+      <w:r>
+        <w:t>qube</w:t>
+      </w:r>
+      <w:proofErr w:type="spellEnd"/>
+      <w:r>
+        <w:t xml:space="preserve"> dashboard</w:t>
       </w:r>
     </w:p>
     <w:p>
@@ -380,7 +535,15 @@
         <w:t xml:space="preserve"> DOCKERHUB_USERNAME</w:t>
       </w:r>
       <w:r>
-        <w:t>=&lt;your-user-name&gt; ====add it in github action variable</w:t>
+        <w:t xml:space="preserve">=&lt;your-user-name&gt; ====add it in </w:t>
+      </w:r>
+      <w:proofErr w:type="spellStart"/>
+      <w:r>
+        <w:t>github</w:t>
+      </w:r>
+      <w:proofErr w:type="spellEnd"/>
+      <w:r>
+        <w:t xml:space="preserve"> action variable</w:t>
       </w:r>
     </w:p>
     <w:p>
@@ -399,7 +562,15 @@
         <w:t>DOCKERHUB_TOKEN</w:t>
       </w:r>
       <w:r>
-        <w:t xml:space="preserve">=&lt;your-docker-hub-password OR add-docker hub token&gt;add the password in github Action secret </w:t>
+        <w:t xml:space="preserve">=&lt;your-docker-hub-password OR add-docker hub token&gt;add the password in </w:t>
+      </w:r>
+      <w:proofErr w:type="spellStart"/>
+      <w:r>
+        <w:t>github</w:t>
+      </w:r>
+      <w:proofErr w:type="spellEnd"/>
+      <w:r>
+        <w:t xml:space="preserve"> Action secret </w:t>
       </w:r>
     </w:p>
     <w:p>
@@ -407,25 +578,346 @@
         <w:t>5)</w:t>
       </w:r>
       <w:r>
+        <w:t xml:space="preserve">   Name: AWS_ROLE_TO_ASSUME</w:t>
+      </w:r>
+    </w:p>
+    <w:p>
+      <w:r>
+        <w:t>Secret: the ARN returned by Terraform</w:t>
+      </w:r>
+    </w:p>
+    <w:p>
+      <w:r>
+        <w:t xml:space="preserve">terraform output -raw </w:t>
+      </w:r>
+      <w:proofErr w:type="spellStart"/>
+      <w:r>
+        <w:t>github_actions_role_arn</w:t>
+      </w:r>
+      <w:proofErr w:type="spellEnd"/>
+      <w:r>
+        <w:t xml:space="preserve">  =run this </w:t>
+      </w:r>
+      <w:proofErr w:type="spellStart"/>
+      <w:r>
+        <w:t>comnd</w:t>
+      </w:r>
+      <w:proofErr w:type="spellEnd"/>
+      <w:r>
+        <w:t xml:space="preserve"> to get output</w:t>
+      </w:r>
+    </w:p>
+    <w:p>
+      <w:pPr>
+        <w:rPr>
+          <w:b/>
+          <w:bCs/>
+        </w:rPr>
+      </w:pPr>
+      <w:r>
+        <w:t>6)</w:t>
+      </w:r>
+      <w:r>
+        <w:rPr>
+          <w:rFonts w:ascii="Times New Roman" w:eastAsia="Times New Roman" w:hAnsi="Times New Roman" w:cs="Times New Roman"/>
+          <w:b/>
+          <w:bCs/>
+          <w:kern w:val="0"/>
+          <w:sz w:val="36"/>
+          <w:szCs w:val="36"/>
+          <w14:ligatures w14:val="none"/>
+        </w:rPr>
         <w:t xml:space="preserve"> </w:t>
       </w:r>
       <w:r>
-        <w:t xml:space="preserve">  Name: AWS_ROLE_TO_ASSUME</w:t>
-      </w:r>
-    </w:p>
-    <w:p>
-      <w:r>
-        <w:t>Secret: the ARN returned by Terraform</w:t>
-      </w:r>
-    </w:p>
-    <w:p>
-      <w:r>
-        <w:t>terraform output -raw github_actions_role_arn</w:t>
-      </w:r>
-      <w:r>
-        <w:t xml:space="preserve">  =run this comnd to get output</w:t>
-      </w:r>
-    </w:p>
+        <w:rPr>
+          <w:b/>
+          <w:bCs/>
+        </w:rPr>
+        <w:t xml:space="preserve">Create a GitHub token for the </w:t>
+      </w:r>
+      <w:proofErr w:type="spellStart"/>
+      <w:r>
+        <w:rPr>
+          <w:b/>
+          <w:bCs/>
+        </w:rPr>
+        <w:t>GitOps</w:t>
+      </w:r>
+      <w:proofErr w:type="spellEnd"/>
+      <w:r>
+        <w:rPr>
+          <w:b/>
+          <w:bCs/>
+        </w:rPr>
+        <w:t xml:space="preserve"> repository</w:t>
+      </w:r>
+    </w:p>
+    <w:p>
+      <w:r>
+        <w:t>In GitHub, create a fine-grained personal access token:</w:t>
+      </w:r>
+    </w:p>
+    <w:p>
+      <w:pPr>
+        <w:numPr>
+          <w:ilvl w:val="0"/>
+          <w:numId w:val="2"/>
+        </w:numPr>
+      </w:pPr>
+      <w:r>
+        <w:t>Open GitHub → Settings → Developer settings → Personal access tokens → Fine-grained tokens.</w:t>
+      </w:r>
+    </w:p>
+    <w:p>
+      <w:pPr>
+        <w:numPr>
+          <w:ilvl w:val="0"/>
+          <w:numId w:val="2"/>
+        </w:numPr>
+      </w:pPr>
+      <w:r>
+        <w:t>Select Generate new token.</w:t>
+      </w:r>
+    </w:p>
+    <w:p>
+      <w:pPr>
+        <w:numPr>
+          <w:ilvl w:val="0"/>
+          <w:numId w:val="2"/>
+        </w:numPr>
+      </w:pPr>
+      <w:r>
+        <w:t>Set the resource owner to sanketM1996.</w:t>
+      </w:r>
+    </w:p>
+    <w:p>
+      <w:pPr>
+        <w:numPr>
+          <w:ilvl w:val="0"/>
+          <w:numId w:val="2"/>
+        </w:numPr>
+      </w:pPr>
+      <w:r>
+        <w:t>Under repository access, select only micro-service-</w:t>
+      </w:r>
+      <w:proofErr w:type="spellStart"/>
+      <w:r>
+        <w:t>gitops</w:t>
+      </w:r>
+      <w:proofErr w:type="spellEnd"/>
+      <w:r>
+        <w:t>-project.</w:t>
+      </w:r>
+    </w:p>
+    <w:p>
+      <w:pPr>
+        <w:numPr>
+          <w:ilvl w:val="0"/>
+          <w:numId w:val="2"/>
+        </w:numPr>
+      </w:pPr>
+      <w:r>
+        <w:t>Grant Contents: Read and write permission.</w:t>
+      </w:r>
+    </w:p>
+    <w:p>
+      <w:pPr>
+        <w:numPr>
+          <w:ilvl w:val="0"/>
+          <w:numId w:val="2"/>
+        </w:numPr>
+      </w:pPr>
+      <w:r>
+        <w:t>Generate the token and copy it.</w:t>
+      </w:r>
+    </w:p>
+    <w:p>
+      <w:pPr>
+        <w:pStyle w:val="ListParagraph"/>
+        <w:numPr>
+          <w:ilvl w:val="0"/>
+          <w:numId w:val="2"/>
+        </w:numPr>
+        <w:spacing w:before="100" w:beforeAutospacing="1" w:after="100" w:afterAutospacing="1" w:line="240" w:lineRule="auto"/>
+        <w:outlineLvl w:val="1"/>
+        <w:rPr>
+          <w:rFonts w:ascii="Times New Roman" w:eastAsia="Times New Roman" w:hAnsi="Times New Roman" w:cs="Times New Roman"/>
+          <w:kern w:val="0"/>
+          <w14:ligatures w14:val="none"/>
+        </w:rPr>
+      </w:pPr>
+      <w:r>
+        <w:rPr>
+          <w:rFonts w:ascii="Times New Roman" w:eastAsia="Times New Roman" w:hAnsi="Times New Roman" w:cs="Times New Roman"/>
+          <w:kern w:val="0"/>
+          <w14:ligatures w14:val="none"/>
+        </w:rPr>
+        <w:t>Repository permissions</w:t>
+      </w:r>
+    </w:p>
+    <w:p>
+      <w:pPr>
+        <w:pStyle w:val="ListParagraph"/>
+        <w:numPr>
+          <w:ilvl w:val="0"/>
+          <w:numId w:val="2"/>
+        </w:numPr>
+        <w:spacing w:before="100" w:beforeAutospacing="1" w:after="100" w:afterAutospacing="1" w:line="240" w:lineRule="auto"/>
+        <w:rPr>
+          <w:rFonts w:ascii="Times New Roman" w:eastAsia="Times New Roman" w:hAnsi="Times New Roman" w:cs="Times New Roman"/>
+          <w:kern w:val="0"/>
+          <w14:ligatures w14:val="none"/>
+        </w:rPr>
+      </w:pPr>
+      <w:r>
+        <w:rPr>
+          <w:rFonts w:ascii="Times New Roman" w:eastAsia="Times New Roman" w:hAnsi="Times New Roman" w:cs="Times New Roman"/>
+          <w:kern w:val="0"/>
+          <w14:ligatures w14:val="none"/>
+        </w:rPr>
+        <w:t>Under Permissions, click Add permissions and add:</w:t>
+      </w:r>
+    </w:p>
+    <w:tbl>
+      <w:tblPr>
+        <w:tblW w:w="0" w:type="auto"/>
+        <w:tblCellSpacing w:w="15" w:type="dxa"/>
+        <w:tblCellMar>
+          <w:top w:w="15" w:type="dxa"/>
+          <w:left w:w="15" w:type="dxa"/>
+          <w:bottom w:w="15" w:type="dxa"/>
+          <w:right w:w="15" w:type="dxa"/>
+        </w:tblCellMar>
+        <w:tblLook w:val="04A0" w:firstRow="1" w:lastRow="0" w:firstColumn="1" w:lastColumn="0" w:noHBand="0" w:noVBand="1"/>
+      </w:tblPr>
+      <w:tblGrid>
+        <w:gridCol w:w="1209"/>
+        <w:gridCol w:w="1528"/>
+      </w:tblGrid>
+      <w:tr>
+        <w:trPr>
+          <w:tblCellSpacing w:w="15" w:type="dxa"/>
+        </w:trPr>
+        <w:tc>
+          <w:tcPr>
+            <w:tcW w:w="0" w:type="auto"/>
+            <w:vAlign w:val="center"/>
+            <w:hideMark/>
+          </w:tcPr>
+          <w:p>
+            <w:pPr>
+              <w:spacing w:before="100" w:beforeAutospacing="1" w:after="100" w:afterAutospacing="1" w:line="240" w:lineRule="auto"/>
+              <w:jc w:val="center"/>
+              <w:rPr>
+                <w:rFonts w:ascii="Times New Roman" w:eastAsia="Times New Roman" w:hAnsi="Times New Roman" w:cs="Times New Roman"/>
+                <w:b/>
+                <w:bCs/>
+                <w:kern w:val="0"/>
+                <w14:ligatures w14:val="none"/>
+              </w:rPr>
+            </w:pPr>
+            <w:r>
+              <w:rPr>
+                <w:rFonts w:ascii="Times New Roman" w:eastAsia="Times New Roman" w:hAnsi="Times New Roman" w:cs="Times New Roman"/>
+                <w:b/>
+                <w:bCs/>
+                <w:kern w:val="0"/>
+                <w14:ligatures w14:val="none"/>
+              </w:rPr>
+              <w:lastRenderedPageBreak/>
+              <w:t>Permission</w:t>
+            </w:r>
+          </w:p>
+        </w:tc>
+        <w:tc>
+          <w:tcPr>
+            <w:tcW w:w="0" w:type="auto"/>
+            <w:vAlign w:val="center"/>
+            <w:hideMark/>
+          </w:tcPr>
+          <w:p>
+            <w:pPr>
+              <w:spacing w:before="100" w:beforeAutospacing="1" w:after="100" w:afterAutospacing="1" w:line="240" w:lineRule="auto"/>
+              <w:jc w:val="center"/>
+              <w:rPr>
+                <w:rFonts w:ascii="Times New Roman" w:eastAsia="Times New Roman" w:hAnsi="Times New Roman" w:cs="Times New Roman"/>
+                <w:b/>
+                <w:bCs/>
+                <w:kern w:val="0"/>
+                <w14:ligatures w14:val="none"/>
+              </w:rPr>
+            </w:pPr>
+            <w:r>
+              <w:rPr>
+                <w:rFonts w:ascii="Times New Roman" w:eastAsia="Times New Roman" w:hAnsi="Times New Roman" w:cs="Times New Roman"/>
+                <w:b/>
+                <w:bCs/>
+                <w:kern w:val="0"/>
+                <w14:ligatures w14:val="none"/>
+              </w:rPr>
+              <w:t>Access</w:t>
+            </w:r>
+          </w:p>
+        </w:tc>
+      </w:tr>
+      <w:tr>
+        <w:trPr>
+          <w:tblCellSpacing w:w="15" w:type="dxa"/>
+        </w:trPr>
+        <w:tc>
+          <w:tcPr>
+            <w:tcW w:w="0" w:type="auto"/>
+            <w:vAlign w:val="center"/>
+            <w:hideMark/>
+          </w:tcPr>
+          <w:p>
+            <w:pPr>
+              <w:spacing w:before="100" w:beforeAutospacing="1" w:after="100" w:afterAutospacing="1" w:line="240" w:lineRule="auto"/>
+              <w:rPr>
+                <w:rFonts w:ascii="Times New Roman" w:eastAsia="Times New Roman" w:hAnsi="Times New Roman" w:cs="Times New Roman"/>
+                <w:kern w:val="0"/>
+                <w14:ligatures w14:val="none"/>
+              </w:rPr>
+            </w:pPr>
+            <w:r>
+              <w:rPr>
+                <w:rFonts w:ascii="Times New Roman" w:eastAsia="Times New Roman" w:hAnsi="Times New Roman" w:cs="Times New Roman"/>
+                <w:kern w:val="0"/>
+                <w14:ligatures w14:val="none"/>
+              </w:rPr>
+              <w:t>Contents</w:t>
+            </w:r>
+          </w:p>
+        </w:tc>
+        <w:tc>
+          <w:tcPr>
+            <w:tcW w:w="0" w:type="auto"/>
+            <w:vAlign w:val="center"/>
+            <w:hideMark/>
+          </w:tcPr>
+          <w:p>
+            <w:pPr>
+              <w:spacing w:before="100" w:beforeAutospacing="1" w:after="100" w:afterAutospacing="1" w:line="240" w:lineRule="auto"/>
+              <w:rPr>
+                <w:rFonts w:ascii="Times New Roman" w:eastAsia="Times New Roman" w:hAnsi="Times New Roman" w:cs="Times New Roman"/>
+                <w:kern w:val="0"/>
+                <w14:ligatures w14:val="none"/>
+              </w:rPr>
+            </w:pPr>
+            <w:r>
+              <w:rPr>
+                <w:rFonts w:ascii="Times New Roman" w:eastAsia="Times New Roman" w:hAnsi="Times New Roman" w:cs="Times New Roman"/>
+                <w:kern w:val="0"/>
+                <w14:ligatures w14:val="none"/>
+              </w:rPr>
+              <w:t>Read and write</w:t>
+            </w:r>
+          </w:p>
+        </w:tc>
+      </w:tr>
+    </w:tbl>
+    <w:p/>
     <w:p/>
     <w:p/>
     <w:p/>
@@ -479,7 +971,16 @@
     </w:p>
     <w:p>
       <w:r>
-        <w:t xml:space="preserve">      - 'code/todo-service/**'</w:t>
+        <w:lastRenderedPageBreak/>
+        <w:t xml:space="preserve">      - 'code/</w:t>
+      </w:r>
+      <w:proofErr w:type="spellStart"/>
+      <w:r>
+        <w:t>todo</w:t>
+      </w:r>
+      <w:proofErr w:type="spellEnd"/>
+      <w:r>
+        <w:t>-service/**'</w:t>
       </w:r>
     </w:p>
     <w:p>
@@ -489,7 +990,15 @@
     </w:p>
     <w:p>
       <w:r>
-        <w:t xml:space="preserve">      - 'code/api-gateway/**'</w:t>
+        <w:t xml:space="preserve">      - 'code/</w:t>
+      </w:r>
+      <w:proofErr w:type="spellStart"/>
+      <w:r>
+        <w:t>api</w:t>
+      </w:r>
+      <w:proofErr w:type="spellEnd"/>
+      <w:r>
+        <w:t>-gateway/**'</w:t>
       </w:r>
     </w:p>
     <w:p>
@@ -499,7 +1008,15 @@
     </w:p>
     <w:p>
       <w:r>
-        <w:t xml:space="preserve">      - '.github/workflows/**'</w:t>
+        <w:t xml:space="preserve">      - '.</w:t>
+      </w:r>
+      <w:proofErr w:type="spellStart"/>
+      <w:r>
+        <w:t>github</w:t>
+      </w:r>
+      <w:proofErr w:type="spellEnd"/>
+      <w:r>
+        <w:t>/workflows/**'</w:t>
       </w:r>
     </w:p>
     <w:p/>
@@ -541,59 +1058,75 @@
     </w:p>
     <w:p>
       <w:r>
+        <w:t xml:space="preserve">          - </w:t>
+      </w:r>
+      <w:proofErr w:type="spellStart"/>
+      <w:r>
+        <w:t>todo</w:t>
+      </w:r>
+      <w:proofErr w:type="spellEnd"/>
+      <w:r>
+        <w:t>-service</w:t>
+      </w:r>
+    </w:p>
+    <w:p>
+      <w:r>
+        <w:t xml:space="preserve">          - auth-service</w:t>
+      </w:r>
+    </w:p>
+    <w:p>
+      <w:r>
+        <w:t xml:space="preserve">          - </w:t>
+      </w:r>
+      <w:proofErr w:type="spellStart"/>
+      <w:r>
+        <w:t>api</w:t>
+      </w:r>
+      <w:proofErr w:type="spellEnd"/>
+      <w:r>
+        <w:t>-gateway</w:t>
+      </w:r>
+    </w:p>
+    <w:p>
+      <w:r>
+        <w:t xml:space="preserve">          - client</w:t>
+      </w:r>
+    </w:p>
+    <w:p/>
+    <w:p>
+      <w:r>
+        <w:t xml:space="preserve">    steps:</w:t>
+      </w:r>
+    </w:p>
+    <w:p>
+      <w:r>
+        <w:t xml:space="preserve">      - name: Checkout code</w:t>
+      </w:r>
+    </w:p>
+    <w:p>
+      <w:r>
+        <w:t xml:space="preserve">        uses: actions/checkout@v4</w:t>
+      </w:r>
+    </w:p>
+    <w:p/>
+    <w:p>
+      <w:r>
+        <w:t xml:space="preserve">      - name: Set up Node.js</w:t>
+      </w:r>
+    </w:p>
+    <w:p>
+      <w:r>
+        <w:t xml:space="preserve">        uses: actions/setup-node@v4</w:t>
+      </w:r>
+    </w:p>
+    <w:p>
+      <w:r>
+        <w:t xml:space="preserve">        with:</w:t>
+      </w:r>
+    </w:p>
+    <w:p>
+      <w:r>
         <w:lastRenderedPageBreak/>
-        <w:t xml:space="preserve">          - todo-service</w:t>
-      </w:r>
-    </w:p>
-    <w:p>
-      <w:r>
-        <w:t xml:space="preserve">          - auth-service</w:t>
-      </w:r>
-    </w:p>
-    <w:p>
-      <w:r>
-        <w:t xml:space="preserve">          - api-gateway</w:t>
-      </w:r>
-    </w:p>
-    <w:p>
-      <w:r>
-        <w:t xml:space="preserve">          - client</w:t>
-      </w:r>
-    </w:p>
-    <w:p/>
-    <w:p>
-      <w:r>
-        <w:t xml:space="preserve">    steps:</w:t>
-      </w:r>
-    </w:p>
-    <w:p>
-      <w:r>
-        <w:t xml:space="preserve">      - name: Checkout code</w:t>
-      </w:r>
-    </w:p>
-    <w:p>
-      <w:r>
-        <w:t xml:space="preserve">        uses: actions/checkout@v4</w:t>
-      </w:r>
-    </w:p>
-    <w:p/>
-    <w:p>
-      <w:r>
-        <w:t xml:space="preserve">      - name: Set up Node.js</w:t>
-      </w:r>
-    </w:p>
-    <w:p>
-      <w:r>
-        <w:t xml:space="preserve">        uses: actions/setup-node@v4</w:t>
-      </w:r>
-    </w:p>
-    <w:p>
-      <w:r>
-        <w:t xml:space="preserve">        with:</w:t>
-      </w:r>
-    </w:p>
-    <w:p>
-      <w:r>
         <w:t xml:space="preserve">          node-version: '22'</w:t>
       </w:r>
     </w:p>
@@ -605,12 +1138,28 @@
     </w:p>
     <w:p>
       <w:r>
-        <w:t xml:space="preserve">        working-directory: code/${{ matrix.service }}</w:t>
-      </w:r>
-    </w:p>
-    <w:p>
-      <w:r>
-        <w:t xml:space="preserve">        run: npm install</w:t>
+        <w:t xml:space="preserve">        working-directory: code/${{ </w:t>
+      </w:r>
+      <w:proofErr w:type="spellStart"/>
+      <w:r>
+        <w:t>matrix.service</w:t>
+      </w:r>
+      <w:proofErr w:type="spellEnd"/>
+      <w:r>
+        <w:t xml:space="preserve"> }}</w:t>
+      </w:r>
+    </w:p>
+    <w:p>
+      <w:r>
+        <w:t xml:space="preserve">        run: </w:t>
+      </w:r>
+      <w:proofErr w:type="spellStart"/>
+      <w:r>
+        <w:t>npm</w:t>
+      </w:r>
+      <w:proofErr w:type="spellEnd"/>
+      <w:r>
+        <w:t xml:space="preserve"> install</w:t>
       </w:r>
     </w:p>
     <w:p/>
@@ -621,7 +1170,15 @@
     </w:p>
     <w:p>
       <w:r>
-        <w:t xml:space="preserve">        working-directory: code/${{ matrix.service }}</w:t>
+        <w:t xml:space="preserve">        working-directory: code/${{ </w:t>
+      </w:r>
+      <w:proofErr w:type="spellStart"/>
+      <w:r>
+        <w:t>matrix.service</w:t>
+      </w:r>
+      <w:proofErr w:type="spellEnd"/>
+      <w:r>
+        <w:t xml:space="preserve"> }}</w:t>
       </w:r>
     </w:p>
     <w:p>
@@ -636,7 +1193,23 @@
     </w:p>
     <w:p>
       <w:r>
-        <w:t xml:space="preserve">          TEST_SCRIPT=$(node -p "require('./package.json').scripts?.test || ''")</w:t>
+        <w:t xml:space="preserve">          TEST_SCRIPT=$(node -p "require('./</w:t>
+      </w:r>
+      <w:proofErr w:type="spellStart"/>
+      <w:r>
+        <w:t>package.json</w:t>
+      </w:r>
+      <w:proofErr w:type="spellEnd"/>
+      <w:r>
+        <w:t>').</w:t>
+      </w:r>
+      <w:proofErr w:type="spellStart"/>
+      <w:r>
+        <w:t>scripts?.test</w:t>
+      </w:r>
+      <w:proofErr w:type="spellEnd"/>
+      <w:r>
+        <w:t xml:space="preserve"> || ''")</w:t>
       </w:r>
     </w:p>
     <w:p/>
@@ -647,18 +1220,33 @@
     </w:p>
     <w:p>
       <w:r>
-        <w:t xml:space="preserve">            echo "No tests configured for ${{ matrix.service }}. Skipping."</w:t>
-      </w:r>
-    </w:p>
-    <w:p>
-      <w:r>
-        <w:lastRenderedPageBreak/>
+        <w:t xml:space="preserve">            echo "No tests configured for ${{ </w:t>
+      </w:r>
+      <w:proofErr w:type="spellStart"/>
+      <w:r>
+        <w:t>matrix.service</w:t>
+      </w:r>
+      <w:proofErr w:type="spellEnd"/>
+      <w:r>
+        <w:t xml:space="preserve"> }}. Skipping."</w:t>
+      </w:r>
+    </w:p>
+    <w:p>
+      <w:r>
         <w:t xml:space="preserve">          else</w:t>
       </w:r>
     </w:p>
     <w:p>
       <w:r>
-        <w:t xml:space="preserve">            npm test</w:t>
+        <w:t xml:space="preserve">            </w:t>
+      </w:r>
+      <w:proofErr w:type="spellStart"/>
+      <w:r>
+        <w:t>npm</w:t>
+      </w:r>
+      <w:proofErr w:type="spellEnd"/>
+      <w:r>
+        <w:t xml:space="preserve"> test</w:t>
       </w:r>
     </w:p>
     <w:p>
@@ -674,12 +1262,28 @@
     </w:p>
     <w:p>
       <w:r>
-        <w:t xml:space="preserve">        working-directory: code/${{ matrix.service }}</w:t>
-      </w:r>
-    </w:p>
-    <w:p>
-      <w:r>
-        <w:t xml:space="preserve">        run: npm run build --if-present</w:t>
+        <w:t xml:space="preserve">        working-directory: code/${{ </w:t>
+      </w:r>
+      <w:proofErr w:type="spellStart"/>
+      <w:r>
+        <w:t>matrix.service</w:t>
+      </w:r>
+      <w:proofErr w:type="spellEnd"/>
+      <w:r>
+        <w:t xml:space="preserve"> }}</w:t>
+      </w:r>
+    </w:p>
+    <w:p>
+      <w:r>
+        <w:t xml:space="preserve">        run: </w:t>
+      </w:r>
+      <w:proofErr w:type="spellStart"/>
+      <w:r>
+        <w:t>npm</w:t>
+      </w:r>
+      <w:proofErr w:type="spellEnd"/>
+      <w:r>
+        <w:t xml:space="preserve"> run build --if-present</w:t>
       </w:r>
     </w:p>
     <w:p/>
@@ -696,6 +1300,119 @@
 <file path=word/numbering.xml><?xml version="1.0" encoding="utf-8"?>
 <w:numbering xmlns:wpc="http://schemas.microsoft.com/office/word/2010/wordprocessingCanvas" xmlns:cx="http://schemas.microsoft.com/office/drawing/2014/chartex" xmlns:cx1="http://schemas.microsoft.com/office/drawing/2015/9/8/chartex" xmlns:cx2="http://schemas.microsoft.com/office/drawing/2015/10/21/chartex" xmlns:cx3="http://schemas.microsoft.com/office/drawing/2016/5/9/chartex" xmlns:cx4="http://schemas.microsoft.com/office/drawing/2016/5/10/chartex" xmlns:cx5="http://schemas.microsoft.com/office/drawing/2016/5/11/chartex" xmlns:cx6="http://schemas.microsoft.com/office/drawing/2016/5/12/chartex" xmlns:cx7="http://schemas.microsoft.com/office/drawing/2016/5/13/chartex" xmlns:cx8="http://schemas.microsoft.com/office/drawing/2016/5/14/chartex" xmlns:mc="http://schemas.openxmlformats.org/markup-compatibility/2006" xmlns:aink="http://schemas.microsoft.com/office/drawing/2016/ink" xmlns:am3d="http://schemas.microsoft.com/office/drawing/2017/model3d" xmlns:o="urn:schemas-microsoft-com:office:office" xmlns:oel="http://schemas.microsoft.com/office/2019/extlst" xmlns:r="http://schemas.openxmlformats.org/officeDocument/2006/relationships" xmlns:m="http://schemas.openxmlformats.org/officeDocument/2006/math" xmlns:v="urn:schemas-microsoft-com:vml" xmlns:wp14="http://schemas.microsoft.com/office/word/2010/wordprocessingDrawing" xmlns:wp="http://schemas.openxmlformats.org/drawingml/2006/wordprocessingDrawing" xmlns:w10="urn:schemas-microsoft-com:office:word" xmlns:w="http://schemas.openxmlformats.org/wordprocessingml/2006/main" xmlns:w14="http://schemas.microsoft.com/office/word/2010/wordml" xmlns:w15="http://schemas.microsoft.com/office/word/2012/wordml" xmlns:w16cex="http://schemas.microsoft.com/office/word/2018/wordml/cex" xmlns:w16cid="http://schemas.microsoft.com/office/word/2016/wordml/cid" xmlns:w16="http://schemas.microsoft.com/office/word/2018/wordml" xmlns:w16du="http://schemas.microsoft.com/office/word/2023/wordml/word16du" xmlns:w16sdtdh="http://schemas.microsoft.com/office/word/2020/wordml/sdtdatahash" xmlns:w16sdtfl="http://schemas.microsoft.com/office/word/2024/wordml/sdtformatlock" xmlns:w16se="http://schemas.microsoft.com/office/word/2015/wordml/symex" xmlns:wpg="http://schemas.microsoft.com/office/word/2010/wordprocessingGroup" xmlns:wpi="http://schemas.microsoft.com/office/word/2010/wordprocessingInk" xmlns:wne="http://schemas.microsoft.com/office/word/2006/wordml" xmlns:wps="http://schemas.microsoft.com/office/word/2010/wordprocessingShape" mc:Ignorable="w14 w15 w16se w16cid w16 w16cex w16sdtdh w16sdtfl w16du wp14">
   <w:abstractNum w:abstractNumId="0" w15:restartNumberingAfterBreak="0">
+    <w:nsid w:val="1CB05156"/>
+    <w:multiLevelType w:val="multilevel"/>
+    <w:tmpl w:val="3CC49E98"/>
+    <w:lvl w:ilvl="0">
+      <w:start w:val="1"/>
+      <w:numFmt w:val="decimal"/>
+      <w:lvlText w:val="%1."/>
+      <w:lvlJc w:val="left"/>
+      <w:pPr>
+        <w:tabs>
+          <w:tab w:val="num" w:pos="720"/>
+        </w:tabs>
+        <w:ind w:left="720" w:hanging="360"/>
+      </w:pPr>
+    </w:lvl>
+    <w:lvl w:ilvl="1" w:tentative="1">
+      <w:start w:val="1"/>
+      <w:numFmt w:val="decimal"/>
+      <w:lvlText w:val="%2."/>
+      <w:lvlJc w:val="left"/>
+      <w:pPr>
+        <w:tabs>
+          <w:tab w:val="num" w:pos="1440"/>
+        </w:tabs>
+        <w:ind w:left="1440" w:hanging="360"/>
+      </w:pPr>
+    </w:lvl>
+    <w:lvl w:ilvl="2" w:tentative="1">
+      <w:start w:val="1"/>
+      <w:numFmt w:val="decimal"/>
+      <w:lvlText w:val="%3."/>
+      <w:lvlJc w:val="left"/>
+      <w:pPr>
+        <w:tabs>
+          <w:tab w:val="num" w:pos="2160"/>
+        </w:tabs>
+        <w:ind w:left="2160" w:hanging="360"/>
+      </w:pPr>
+    </w:lvl>
+    <w:lvl w:ilvl="3" w:tentative="1">
+      <w:start w:val="1"/>
+      <w:numFmt w:val="decimal"/>
+      <w:lvlText w:val="%4."/>
+      <w:lvlJc w:val="left"/>
+      <w:pPr>
+        <w:tabs>
+          <w:tab w:val="num" w:pos="2880"/>
+        </w:tabs>
+        <w:ind w:left="2880" w:hanging="360"/>
+      </w:pPr>
+    </w:lvl>
+    <w:lvl w:ilvl="4" w:tentative="1">
+      <w:start w:val="1"/>
+      <w:numFmt w:val="decimal"/>
+      <w:lvlText w:val="%5."/>
+      <w:lvlJc w:val="left"/>
+      <w:pPr>
+        <w:tabs>
+          <w:tab w:val="num" w:pos="3600"/>
+        </w:tabs>
+        <w:ind w:left="3600" w:hanging="360"/>
+      </w:pPr>
+    </w:lvl>
+    <w:lvl w:ilvl="5" w:tentative="1">
+      <w:start w:val="1"/>
+      <w:numFmt w:val="decimal"/>
+      <w:lvlText w:val="%6."/>
+      <w:lvlJc w:val="left"/>
+      <w:pPr>
+        <w:tabs>
+          <w:tab w:val="num" w:pos="4320"/>
+        </w:tabs>
+        <w:ind w:left="4320" w:hanging="360"/>
+      </w:pPr>
+    </w:lvl>
+    <w:lvl w:ilvl="6" w:tentative="1">
+      <w:start w:val="1"/>
+      <w:numFmt w:val="decimal"/>
+      <w:lvlText w:val="%7."/>
+      <w:lvlJc w:val="left"/>
+      <w:pPr>
+        <w:tabs>
+          <w:tab w:val="num" w:pos="5040"/>
+        </w:tabs>
+        <w:ind w:left="5040" w:hanging="360"/>
+      </w:pPr>
+    </w:lvl>
+    <w:lvl w:ilvl="7" w:tentative="1">
+      <w:start w:val="1"/>
+      <w:numFmt w:val="decimal"/>
+      <w:lvlText w:val="%8."/>
+      <w:lvlJc w:val="left"/>
+      <w:pPr>
+        <w:tabs>
+          <w:tab w:val="num" w:pos="5760"/>
+        </w:tabs>
+        <w:ind w:left="5760" w:hanging="360"/>
+      </w:pPr>
+    </w:lvl>
+    <w:lvl w:ilvl="8" w:tentative="1">
+      <w:start w:val="1"/>
+      <w:numFmt w:val="decimal"/>
+      <w:lvlText w:val="%9."/>
+      <w:lvlJc w:val="left"/>
+      <w:pPr>
+        <w:tabs>
+          <w:tab w:val="num" w:pos="6480"/>
+        </w:tabs>
+        <w:ind w:left="6480" w:hanging="360"/>
+      </w:pPr>
+    </w:lvl>
+  </w:abstractNum>
+  <w:abstractNum w:abstractNumId="1" w15:restartNumberingAfterBreak="0">
     <w:nsid w:val="6C5D7D69"/>
     <w:multiLevelType w:val="hybridMultilevel"/>
     <w:tmpl w:val="17C08CBA"/>
@@ -782,6 +1499,9 @@
     </w:lvl>
   </w:abstractNum>
   <w:num w:numId="1" w16cid:durableId="1722047977">
+    <w:abstractNumId w:val="1"/>
+  </w:num>
+  <w:num w:numId="2" w16cid:durableId="1841116610">
     <w:abstractNumId w:val="0"/>
   </w:num>
 </w:numbering>
@@ -1215,7 +1935,6 @@
     <w:next w:val="Normal"/>
     <w:link w:val="Heading2Char"/>
     <w:uiPriority w:val="9"/>
-    <w:semiHidden/>
     <w:unhideWhenUsed/>
     <w:qFormat/>
     <w:rsid w:val="007279C3"/>
@@ -1431,7 +2150,6 @@
     <w:basedOn w:val="DefaultParagraphFont"/>
     <w:link w:val="Heading2"/>
     <w:uiPriority w:val="9"/>
-    <w:semiHidden/>
     <w:rsid w:val="007279C3"/>
     <w:rPr>
       <w:rFonts w:asciiTheme="majorHAnsi" w:eastAsiaTheme="majorEastAsia" w:hAnsiTheme="majorHAnsi" w:cstheme="majorBidi"/>

--- a/setup guide.docx
+++ b/setup guide.docx
@@ -932,47 +932,83 @@
     <w:p/>
     <w:p/>
     <w:p/>
-    <w:p>
-      <w:r>
-        <w:t>Sample</w:t>
-      </w:r>
-    </w:p>
-    <w:p/>
-    <w:p>
-      <w:r>
-        <w:t>name: CI/CD</w:t>
-      </w:r>
-    </w:p>
-    <w:p/>
-    <w:p>
-      <w:r>
-        <w:t>on:</w:t>
-      </w:r>
-    </w:p>
-    <w:p>
-      <w:r>
-        <w:t xml:space="preserve">  push:</w:t>
-      </w:r>
-    </w:p>
-    <w:p>
-      <w:r>
-        <w:t xml:space="preserve">    branches:</w:t>
-      </w:r>
-    </w:p>
-    <w:p>
-      <w:r>
-        <w:t xml:space="preserve">      - main</w:t>
-      </w:r>
-    </w:p>
-    <w:p>
-      <w:r>
-        <w:t xml:space="preserve">    paths:</w:t>
-      </w:r>
-    </w:p>
-    <w:p>
-      <w:r>
+    <w:p/>
+    <w:p/>
+    <w:p/>
+    <w:p/>
+    <w:p/>
+    <w:p/>
+    <w:p/>
+    <w:p/>
+    <w:p/>
+    <w:p>
+      <w:pPr>
+        <w:rPr>
+          <w:color w:val="EE0000"/>
+        </w:rPr>
+      </w:pPr>
+      <w:r>
+        <w:rPr>
+          <w:color w:val="EE0000"/>
+        </w:rPr>
         <w:lastRenderedPageBreak/>
-        <w:t xml:space="preserve">      - 'code/</w:t>
+        <w:t xml:space="preserve">K8s </w:t>
+      </w:r>
+      <w:proofErr w:type="spellStart"/>
+      <w:r>
+        <w:rPr>
+          <w:color w:val="EE0000"/>
+        </w:rPr>
+        <w:t>Rec</w:t>
+      </w:r>
+      <w:r>
+        <w:rPr>
+          <w:color w:val="EE0000"/>
+        </w:rPr>
+        <w:t>o</w:t>
+      </w:r>
+      <w:r>
+        <w:rPr>
+          <w:color w:val="EE0000"/>
+        </w:rPr>
+        <w:t>nfigur</w:t>
+      </w:r>
+      <w:proofErr w:type="spellEnd"/>
+    </w:p>
+    <w:p>
+      <w:pPr>
+        <w:rPr>
+          <w:color w:val="EE0000"/>
+        </w:rPr>
+      </w:pPr>
+      <w:r>
+        <w:rPr>
+          <w:color w:val="EE0000"/>
+        </w:rPr>
+        <w:t>First, update the cluster:</w:t>
+      </w:r>
+    </w:p>
+    <w:p>
+      <w:proofErr w:type="spellStart"/>
+      <w:r>
+        <w:t>aws</w:t>
+      </w:r>
+      <w:proofErr w:type="spellEnd"/>
+      <w:r>
+        <w:t xml:space="preserve"> </w:t>
+      </w:r>
+      <w:proofErr w:type="spellStart"/>
+      <w:r>
+        <w:t>eks</w:t>
+      </w:r>
+      <w:proofErr w:type="spellEnd"/>
+      <w:r>
+        <w:t xml:space="preserve"> update-cluster-config `</w:t>
+      </w:r>
+    </w:p>
+    <w:p>
+      <w:r>
+        <w:t xml:space="preserve">  --name </w:t>
       </w:r>
       <w:proofErr w:type="spellStart"/>
       <w:r>
@@ -980,35 +1016,182 @@
       </w:r>
       <w:proofErr w:type="spellEnd"/>
       <w:r>
-        <w:t>-service/**'</w:t>
-      </w:r>
-    </w:p>
-    <w:p>
-      <w:r>
-        <w:t xml:space="preserve">      - 'code/auth-service/**'</w:t>
-      </w:r>
-    </w:p>
-    <w:p>
-      <w:r>
-        <w:t xml:space="preserve">      - 'code/</w:t>
-      </w:r>
-      <w:proofErr w:type="spellStart"/>
-      <w:r>
-        <w:t>api</w:t>
-      </w:r>
-      <w:proofErr w:type="spellEnd"/>
-      <w:r>
-        <w:t>-gateway/**'</w:t>
-      </w:r>
-    </w:p>
-    <w:p>
-      <w:r>
-        <w:t xml:space="preserve">      - 'code/client/**'</w:t>
-      </w:r>
-    </w:p>
-    <w:p>
-      <w:r>
-        <w:t xml:space="preserve">      - '.</w:t>
+        <w:t>-microservice-dev-</w:t>
+      </w:r>
+      <w:proofErr w:type="spellStart"/>
+      <w:r>
+        <w:t>eks</w:t>
+      </w:r>
+      <w:proofErr w:type="spellEnd"/>
+      <w:r>
+        <w:t xml:space="preserve"> `</w:t>
+      </w:r>
+    </w:p>
+    <w:p>
+      <w:r>
+        <w:t xml:space="preserve">  --region ap-south-1 `</w:t>
+      </w:r>
+    </w:p>
+    <w:p>
+      <w:r>
+        <w:t xml:space="preserve">  --access-config </w:t>
+      </w:r>
+      <w:proofErr w:type="spellStart"/>
+      <w:r>
+        <w:t>authenticationMode</w:t>
+      </w:r>
+      <w:proofErr w:type="spellEnd"/>
+      <w:r>
+        <w:t>=API_AND_CONFIG_MAP</w:t>
+      </w:r>
+    </w:p>
+    <w:p>
+      <w:pPr>
+        <w:rPr>
+          <w:color w:val="EE0000"/>
+        </w:rPr>
+      </w:pPr>
+      <w:r>
+        <w:rPr>
+          <w:color w:val="EE0000"/>
+        </w:rPr>
+        <w:t>Wait for the cluster to return to ACTIVE:</w:t>
+      </w:r>
+    </w:p>
+    <w:p>
+      <w:proofErr w:type="spellStart"/>
+      <w:r>
+        <w:t>aws</w:t>
+      </w:r>
+      <w:proofErr w:type="spellEnd"/>
+      <w:r>
+        <w:t xml:space="preserve"> </w:t>
+      </w:r>
+      <w:proofErr w:type="spellStart"/>
+      <w:r>
+        <w:t>eks</w:t>
+      </w:r>
+      <w:proofErr w:type="spellEnd"/>
+      <w:r>
+        <w:t xml:space="preserve"> wait cluster-active `</w:t>
+      </w:r>
+    </w:p>
+    <w:p>
+      <w:r>
+        <w:t xml:space="preserve">  --name </w:t>
+      </w:r>
+      <w:proofErr w:type="spellStart"/>
+      <w:r>
+        <w:t>todo</w:t>
+      </w:r>
+      <w:proofErr w:type="spellEnd"/>
+      <w:r>
+        <w:t>-microservice-dev-</w:t>
+      </w:r>
+      <w:proofErr w:type="spellStart"/>
+      <w:r>
+        <w:t>eks</w:t>
+      </w:r>
+      <w:proofErr w:type="spellEnd"/>
+      <w:r>
+        <w:t xml:space="preserve"> `</w:t>
+      </w:r>
+    </w:p>
+    <w:p>
+      <w:r>
+        <w:t xml:space="preserve">  --region ap-south-1</w:t>
+      </w:r>
+    </w:p>
+    <w:p>
+      <w:pPr>
+        <w:rPr>
+          <w:color w:val="EE0000"/>
+        </w:rPr>
+      </w:pPr>
+      <w:r>
+        <w:rPr>
+          <w:color w:val="EE0000"/>
+        </w:rPr>
+        <w:t>Then retry creating the access entry:</w:t>
+      </w:r>
+    </w:p>
+    <w:p>
+      <w:proofErr w:type="spellStart"/>
+      <w:r>
+        <w:t>aws</w:t>
+      </w:r>
+      <w:proofErr w:type="spellEnd"/>
+      <w:r>
+        <w:t xml:space="preserve"> </w:t>
+      </w:r>
+      <w:proofErr w:type="spellStart"/>
+      <w:r>
+        <w:t>eks</w:t>
+      </w:r>
+      <w:proofErr w:type="spellEnd"/>
+      <w:r>
+        <w:t xml:space="preserve"> create-access-entry `</w:t>
+      </w:r>
+    </w:p>
+    <w:p>
+      <w:r>
+        <w:t xml:space="preserve">  --cluster-name </w:t>
+      </w:r>
+      <w:proofErr w:type="spellStart"/>
+      <w:r>
+        <w:t>todo</w:t>
+      </w:r>
+      <w:proofErr w:type="spellEnd"/>
+      <w:r>
+        <w:t>-microservice-dev-</w:t>
+      </w:r>
+      <w:proofErr w:type="spellStart"/>
+      <w:r>
+        <w:t>eks</w:t>
+      </w:r>
+      <w:proofErr w:type="spellEnd"/>
+      <w:r>
+        <w:t xml:space="preserve"> `</w:t>
+      </w:r>
+    </w:p>
+    <w:p>
+      <w:r>
+        <w:t xml:space="preserve">  --region ap-south-1 `</w:t>
+      </w:r>
+    </w:p>
+    <w:p>
+      <w:r>
+        <w:t xml:space="preserve">  --principal-</w:t>
+      </w:r>
+      <w:proofErr w:type="spellStart"/>
+      <w:r>
+        <w:t>arn</w:t>
+      </w:r>
+      <w:proofErr w:type="spellEnd"/>
+      <w:r>
+        <w:t xml:space="preserve"> </w:t>
+      </w:r>
+      <w:proofErr w:type="spellStart"/>
+      <w:r>
+        <w:t>arn:aws:iam</w:t>
+      </w:r>
+      <w:proofErr w:type="spellEnd"/>
+      <w:r>
+        <w:t>::</w:t>
+      </w:r>
+      <w:r>
+        <w:t>&lt;Your Arn&gt;</w:t>
+      </w:r>
+      <w:r>
+        <w:t>:role/</w:t>
+      </w:r>
+      <w:proofErr w:type="spellStart"/>
+      <w:r>
+        <w:t>todo</w:t>
+      </w:r>
+      <w:proofErr w:type="spellEnd"/>
+      <w:r>
+        <w:t>-microservice-dev-</w:t>
       </w:r>
       <w:proofErr w:type="spellStart"/>
       <w:r>
@@ -1016,49 +1199,48 @@
       </w:r>
       <w:proofErr w:type="spellEnd"/>
       <w:r>
-        <w:t>/workflows/**'</w:t>
-      </w:r>
-    </w:p>
-    <w:p/>
-    <w:p>
-      <w:r>
-        <w:t>jobs:</w:t>
-      </w:r>
-    </w:p>
-    <w:p>
-      <w:r>
-        <w:t xml:space="preserve">  build:</w:t>
-      </w:r>
-    </w:p>
-    <w:p>
-      <w:r>
-        <w:t xml:space="preserve">    runs-on: ubuntu-latest</w:t>
-      </w:r>
-    </w:p>
-    <w:p/>
-    <w:p>
-      <w:r>
-        <w:t xml:space="preserve">    strategy:</w:t>
-      </w:r>
-    </w:p>
-    <w:p>
-      <w:r>
-        <w:t xml:space="preserve">      fail-fast: false</w:t>
-      </w:r>
-    </w:p>
-    <w:p>
-      <w:r>
-        <w:t xml:space="preserve">      matrix:</w:t>
-      </w:r>
-    </w:p>
-    <w:p>
-      <w:r>
-        <w:t xml:space="preserve">        service:</w:t>
-      </w:r>
-    </w:p>
-    <w:p>
-      <w:r>
-        <w:t xml:space="preserve">          - </w:t>
+        <w:t>-actions-role `</w:t>
+      </w:r>
+    </w:p>
+    <w:p>
+      <w:r>
+        <w:t xml:space="preserve">  --type STANDARD</w:t>
+      </w:r>
+    </w:p>
+    <w:p>
+      <w:pPr>
+        <w:rPr>
+          <w:color w:val="EE0000"/>
+        </w:rPr>
+      </w:pPr>
+      <w:r>
+        <w:rPr>
+          <w:color w:val="EE0000"/>
+        </w:rPr>
+        <w:t>If creation succeeds, associate the namespace-scoped policy:</w:t>
+      </w:r>
+    </w:p>
+    <w:p>
+      <w:proofErr w:type="spellStart"/>
+      <w:r>
+        <w:t>aws</w:t>
+      </w:r>
+      <w:proofErr w:type="spellEnd"/>
+      <w:r>
+        <w:t xml:space="preserve"> </w:t>
+      </w:r>
+      <w:proofErr w:type="spellStart"/>
+      <w:r>
+        <w:t>eks</w:t>
+      </w:r>
+      <w:proofErr w:type="spellEnd"/>
+      <w:r>
+        <w:t xml:space="preserve"> associate-access-policy `</w:t>
+      </w:r>
+    </w:p>
+    <w:p>
+      <w:r>
+        <w:t xml:space="preserve">  --cluster-name </w:t>
       </w:r>
       <w:proofErr w:type="spellStart"/>
       <w:r>
@@ -1066,226 +1248,106 @@
       </w:r>
       <w:proofErr w:type="spellEnd"/>
       <w:r>
-        <w:t>-service</w:t>
-      </w:r>
-    </w:p>
-    <w:p>
-      <w:r>
-        <w:t xml:space="preserve">          - auth-service</w:t>
-      </w:r>
-    </w:p>
-    <w:p>
-      <w:r>
-        <w:t xml:space="preserve">          - </w:t>
-      </w:r>
-      <w:proofErr w:type="spellStart"/>
-      <w:r>
-        <w:t>api</w:t>
-      </w:r>
-      <w:proofErr w:type="spellEnd"/>
-      <w:r>
-        <w:t>-gateway</w:t>
-      </w:r>
-    </w:p>
-    <w:p>
-      <w:r>
-        <w:t xml:space="preserve">          - client</w:t>
-      </w:r>
-    </w:p>
-    <w:p/>
-    <w:p>
-      <w:r>
-        <w:t xml:space="preserve">    steps:</w:t>
-      </w:r>
-    </w:p>
-    <w:p>
-      <w:r>
-        <w:t xml:space="preserve">      - name: Checkout code</w:t>
-      </w:r>
-    </w:p>
-    <w:p>
-      <w:r>
-        <w:t xml:space="preserve">        uses: actions/checkout@v4</w:t>
-      </w:r>
-    </w:p>
-    <w:p/>
-    <w:p>
-      <w:r>
-        <w:t xml:space="preserve">      - name: Set up Node.js</w:t>
-      </w:r>
-    </w:p>
-    <w:p>
-      <w:r>
-        <w:t xml:space="preserve">        uses: actions/setup-node@v4</w:t>
-      </w:r>
-    </w:p>
-    <w:p>
-      <w:r>
-        <w:t xml:space="preserve">        with:</w:t>
-      </w:r>
-    </w:p>
-    <w:p>
-      <w:r>
-        <w:lastRenderedPageBreak/>
-        <w:t xml:space="preserve">          node-version: '22'</w:t>
-      </w:r>
-    </w:p>
-    <w:p/>
-    <w:p>
-      <w:r>
-        <w:t xml:space="preserve">      - name: Install dependencies</w:t>
-      </w:r>
-    </w:p>
-    <w:p>
-      <w:r>
-        <w:t xml:space="preserve">        working-directory: code/${{ </w:t>
-      </w:r>
-      <w:proofErr w:type="spellStart"/>
-      <w:r>
-        <w:t>matrix.service</w:t>
-      </w:r>
-      <w:proofErr w:type="spellEnd"/>
-      <w:r>
-        <w:t xml:space="preserve"> }}</w:t>
-      </w:r>
-    </w:p>
-    <w:p>
-      <w:r>
-        <w:t xml:space="preserve">        run: </w:t>
-      </w:r>
-      <w:proofErr w:type="spellStart"/>
-      <w:r>
-        <w:t>npm</w:t>
-      </w:r>
-      <w:proofErr w:type="spellEnd"/>
-      <w:r>
-        <w:t xml:space="preserve"> install</w:t>
-      </w:r>
-    </w:p>
-    <w:p/>
-    <w:p>
-      <w:r>
-        <w:t xml:space="preserve">      - name: Run tests</w:t>
-      </w:r>
-    </w:p>
-    <w:p>
-      <w:r>
-        <w:t xml:space="preserve">        working-directory: code/${{ </w:t>
-      </w:r>
-      <w:proofErr w:type="spellStart"/>
-      <w:r>
-        <w:t>matrix.service</w:t>
-      </w:r>
-      <w:proofErr w:type="spellEnd"/>
-      <w:r>
-        <w:t xml:space="preserve"> }}</w:t>
-      </w:r>
-    </w:p>
-    <w:p>
-      <w:r>
-        <w:t xml:space="preserve">        shell: bash</w:t>
-      </w:r>
-    </w:p>
-    <w:p>
-      <w:r>
-        <w:t xml:space="preserve">        run: |</w:t>
-      </w:r>
-    </w:p>
-    <w:p>
-      <w:r>
-        <w:t xml:space="preserve">          TEST_SCRIPT=$(node -p "require('./</w:t>
-      </w:r>
-      <w:proofErr w:type="spellStart"/>
-      <w:r>
-        <w:t>package.json</w:t>
-      </w:r>
-      <w:proofErr w:type="spellEnd"/>
-      <w:r>
-        <w:t>').</w:t>
-      </w:r>
-      <w:proofErr w:type="spellStart"/>
-      <w:r>
-        <w:t>scripts?.test</w:t>
-      </w:r>
-      <w:proofErr w:type="spellEnd"/>
-      <w:r>
-        <w:t xml:space="preserve"> || ''")</w:t>
-      </w:r>
-    </w:p>
-    <w:p/>
-    <w:p>
-      <w:r>
-        <w:t xml:space="preserve">          if [ -z "$TEST_SCRIPT" ] || echo "$TEST_SCRIPT" | grep -q "no test specified"; then</w:t>
-      </w:r>
-    </w:p>
-    <w:p>
-      <w:r>
-        <w:t xml:space="preserve">            echo "No tests configured for ${{ </w:t>
-      </w:r>
-      <w:proofErr w:type="spellStart"/>
-      <w:r>
-        <w:t>matrix.service</w:t>
-      </w:r>
-      <w:proofErr w:type="spellEnd"/>
-      <w:r>
-        <w:t xml:space="preserve"> }}. Skipping."</w:t>
-      </w:r>
-    </w:p>
-    <w:p>
-      <w:r>
-        <w:t xml:space="preserve">          else</w:t>
-      </w:r>
-    </w:p>
-    <w:p>
-      <w:r>
-        <w:t xml:space="preserve">            </w:t>
-      </w:r>
-      <w:proofErr w:type="spellStart"/>
-      <w:r>
-        <w:t>npm</w:t>
-      </w:r>
-      <w:proofErr w:type="spellEnd"/>
-      <w:r>
-        <w:t xml:space="preserve"> test</w:t>
-      </w:r>
-    </w:p>
-    <w:p>
-      <w:r>
-        <w:t xml:space="preserve">          fi</w:t>
-      </w:r>
-    </w:p>
-    <w:p/>
-    <w:p>
-      <w:r>
-        <w:t xml:space="preserve">      - name: Build project</w:t>
-      </w:r>
-    </w:p>
-    <w:p>
-      <w:r>
-        <w:t xml:space="preserve">        working-directory: code/${{ </w:t>
-      </w:r>
-      <w:proofErr w:type="spellStart"/>
-      <w:r>
-        <w:t>matrix.service</w:t>
-      </w:r>
-      <w:proofErr w:type="spellEnd"/>
-      <w:r>
-        <w:t xml:space="preserve"> }}</w:t>
-      </w:r>
-    </w:p>
-    <w:p>
-      <w:r>
-        <w:t xml:space="preserve">        run: </w:t>
-      </w:r>
-      <w:proofErr w:type="spellStart"/>
-      <w:r>
-        <w:t>npm</w:t>
-      </w:r>
-      <w:proofErr w:type="spellEnd"/>
-      <w:r>
-        <w:t xml:space="preserve"> run build --if-present</w:t>
-      </w:r>
-    </w:p>
+        <w:t>-microservice-dev-</w:t>
+      </w:r>
+      <w:proofErr w:type="spellStart"/>
+      <w:r>
+        <w:t>eks</w:t>
+      </w:r>
+      <w:proofErr w:type="spellEnd"/>
+      <w:r>
+        <w:t xml:space="preserve"> `</w:t>
+      </w:r>
+    </w:p>
+    <w:p>
+      <w:r>
+        <w:t xml:space="preserve">  --region ap-south-1 `</w:t>
+      </w:r>
+    </w:p>
+    <w:p>
+      <w:r>
+        <w:t xml:space="preserve">  --principal-</w:t>
+      </w:r>
+      <w:proofErr w:type="spellStart"/>
+      <w:r>
+        <w:t>arn</w:t>
+      </w:r>
+      <w:proofErr w:type="spellEnd"/>
+      <w:r>
+        <w:t xml:space="preserve"> arn:aws:iam::</w:t>
+      </w:r>
+      <w:r>
+        <w:t>&lt;your-arn&gt;</w:t>
+      </w:r>
+      <w:r>
+        <w:t>:role/todo-microservice-dev-github-actions-role `</w:t>
+      </w:r>
+    </w:p>
+    <w:p>
+      <w:r>
+        <w:t xml:space="preserve">  --policy-</w:t>
+      </w:r>
+      <w:proofErr w:type="spellStart"/>
+      <w:r>
+        <w:t>arn</w:t>
+      </w:r>
+      <w:proofErr w:type="spellEnd"/>
+      <w:r>
+        <w:t xml:space="preserve"> </w:t>
+      </w:r>
+      <w:proofErr w:type="spellStart"/>
+      <w:r>
+        <w:t>arn:aws:</w:t>
+      </w:r>
+      <w:proofErr w:type="gramStart"/>
+      <w:r>
+        <w:t>eks</w:t>
+      </w:r>
+      <w:proofErr w:type="spellEnd"/>
+      <w:r>
+        <w:t>::</w:t>
+      </w:r>
+      <w:proofErr w:type="spellStart"/>
+      <w:proofErr w:type="gramEnd"/>
+      <w:r>
+        <w:t>aws:cluster-access-policy</w:t>
+      </w:r>
+      <w:proofErr w:type="spellEnd"/>
+      <w:r>
+        <w:t>/</w:t>
+      </w:r>
+      <w:proofErr w:type="spellStart"/>
+      <w:r>
+        <w:t>AmazonEKSAdminPolicy</w:t>
+      </w:r>
+      <w:proofErr w:type="spellEnd"/>
+      <w:r>
+        <w:t xml:space="preserve"> `</w:t>
+      </w:r>
+    </w:p>
+    <w:p>
+      <w:r>
+        <w:t xml:space="preserve">  --access-scope type=</w:t>
+      </w:r>
+      <w:proofErr w:type="spellStart"/>
+      <w:r>
+        <w:t>namespace,namespaces</w:t>
+      </w:r>
+      <w:proofErr w:type="spellEnd"/>
+      <w:r>
+        <w:t>=</w:t>
+      </w:r>
+      <w:proofErr w:type="spellStart"/>
+      <w:r>
+        <w:t>todo</w:t>
+      </w:r>
+      <w:proofErr w:type="spellEnd"/>
+      <w:r>
+        <w:t>-app</w:t>
+      </w:r>
+    </w:p>
+    <w:p/>
+    <w:p/>
     <w:p/>
     <w:sectPr>
       <w:pgSz w:w="12240" w:h="15840"/>
@@ -2109,6 +2171,7 @@
   <w:style w:type="character" w:default="1" w:styleId="DefaultParagraphFont">
     <w:name w:val="Default Paragraph Font"/>
     <w:uiPriority w:val="1"/>
+    <w:semiHidden/>
     <w:unhideWhenUsed/>
   </w:style>
   <w:style w:type="table" w:default="1" w:styleId="TableNormal">

--- a/setup guide.docx
+++ b/setup guide.docx
@@ -277,13 +277,11 @@
         <w:t>#!/bin/bash</w:t>
       </w:r>
     </w:p>
-    <w:p/>
     <w:p>
       <w:r>
         <w:t>set -e</w:t>
       </w:r>
     </w:p>
-    <w:p/>
     <w:p>
       <w:proofErr w:type="spellStart"/>
       <w:r>
@@ -304,7 +302,6 @@
         <w:t xml:space="preserve"> apt upgrade -y</w:t>
       </w:r>
     </w:p>
-    <w:p/>
     <w:p>
       <w:proofErr w:type="spellStart"/>
       <w:r>
@@ -319,6 +316,7 @@
     <w:p>
       <w:proofErr w:type="spellStart"/>
       <w:r>
+        <w:lastRenderedPageBreak/>
         <w:t>sudo</w:t>
       </w:r>
       <w:proofErr w:type="spellEnd"/>
@@ -334,13 +332,11 @@
         <w:t xml:space="preserve"> enable --now docker</w:t>
       </w:r>
     </w:p>
-    <w:p/>
     <w:p>
       <w:r>
         <w:t>docker --version</w:t>
       </w:r>
     </w:p>
-    <w:p/>
     <w:p>
       <w:proofErr w:type="spellStart"/>
       <w:r>
@@ -351,7 +347,6 @@
         <w:t xml:space="preserve"> docker run hello-world</w:t>
       </w:r>
     </w:p>
-    <w:p/>
     <w:p>
       <w:proofErr w:type="spellStart"/>
       <w:r>
@@ -367,7 +362,6 @@
       </w:r>
       <w:proofErr w:type="spellEnd"/>
     </w:p>
-    <w:p/>
     <w:p>
       <w:proofErr w:type="spellStart"/>
       <w:r>
@@ -421,13 +415,6 @@
       </w:r>
       <w:proofErr w:type="spellEnd"/>
     </w:p>
-    <w:p/>
-    <w:p/>
-    <w:p/>
-    <w:p/>
-    <w:p/>
-    <w:p/>
-    <w:p/>
     <w:p/>
     <w:p>
       <w:pPr>
@@ -443,51 +430,123 @@
           <w:bCs/>
           <w:color w:val="EE0000"/>
         </w:rPr>
+        <w:t>step – 4</w:t>
+      </w:r>
+    </w:p>
+    <w:p>
+      <w:r>
+        <w:t>#</w:t>
+      </w:r>
+      <w:r>
+        <w:rPr>
+          <w:i/>
+          <w:iCs/>
+        </w:rPr>
+        <w:t xml:space="preserve"> Replace with your actual GitHub Organization/User and Repository name</w:t>
+      </w:r>
+    </w:p>
+    <w:p>
+      <w:r>
+        <w:t xml:space="preserve">  </w:t>
+      </w:r>
+      <w:proofErr w:type="spellStart"/>
+      <w:r>
+        <w:t>github_repository</w:t>
+      </w:r>
+      <w:proofErr w:type="spellEnd"/>
+      <w:r>
+        <w:t xml:space="preserve"> = "sanketM1996/micro-service-</w:t>
+      </w:r>
+      <w:proofErr w:type="spellStart"/>
+      <w:r>
+        <w:t>gitops</w:t>
+      </w:r>
+      <w:proofErr w:type="spellEnd"/>
+      <w:r>
+        <w:t>-project"</w:t>
+      </w:r>
+    </w:p>
+    <w:p>
+      <w:r>
+        <w:t xml:space="preserve"> cd </w:t>
+      </w:r>
+      <w:r>
+        <w:t>\Micro-Service-Mern-mega-project\infra-</w:t>
+      </w:r>
+      <w:proofErr w:type="spellStart"/>
+      <w:r>
+        <w:t>gitops</w:t>
+      </w:r>
+      <w:proofErr w:type="spellEnd"/>
+      <w:r>
+        <w:t>\environments\dev&gt;</w:t>
+      </w:r>
+    </w:p>
+    <w:p/>
+    <w:p/>
+    <w:p/>
+    <w:p/>
+    <w:p/>
+    <w:p/>
+    <w:p>
+      <w:pPr>
+        <w:rPr>
+          <w:b/>
+          <w:bCs/>
+          <w:color w:val="EE0000"/>
+        </w:rPr>
+      </w:pPr>
+      <w:r>
+        <w:rPr>
+          <w:b/>
+          <w:bCs/>
+          <w:color w:val="EE0000"/>
+        </w:rPr>
         <w:t>List of Secret</w:t>
       </w:r>
     </w:p>
     <w:p>
       <w:r>
+        <w:t>1)</w:t>
+      </w:r>
+      <w:r>
+        <w:t xml:space="preserve">SONAR_TOKEN </w:t>
+      </w:r>
+      <w:r>
+        <w:t xml:space="preserve">:- </w:t>
+      </w:r>
+    </w:p>
+    <w:p>
+      <w:r>
+        <w:t xml:space="preserve">Step to generate </w:t>
+      </w:r>
+      <w:proofErr w:type="spellStart"/>
+      <w:r>
+        <w:t>toenk</w:t>
+      </w:r>
+      <w:proofErr w:type="spellEnd"/>
+    </w:p>
+    <w:p>
+      <w:r>
+        <w:t>1)open sonar-</w:t>
+      </w:r>
+      <w:proofErr w:type="spellStart"/>
+      <w:r>
+        <w:t>qube</w:t>
+      </w:r>
+      <w:proofErr w:type="spellEnd"/>
+      <w:r>
+        <w:t xml:space="preserve"> dashboard</w:t>
+      </w:r>
+    </w:p>
+    <w:p>
+      <w:r>
+        <w:t>2)click on administration</w:t>
+      </w:r>
+    </w:p>
+    <w:p>
+      <w:r>
         <w:lastRenderedPageBreak/>
-        <w:t>1)</w:t>
-      </w:r>
-      <w:r>
-        <w:t xml:space="preserve">SONAR_TOKEN </w:t>
-      </w:r>
-      <w:r>
-        <w:t xml:space="preserve">:- </w:t>
-      </w:r>
-    </w:p>
-    <w:p>
-      <w:r>
-        <w:t xml:space="preserve">Step to generate </w:t>
-      </w:r>
-      <w:proofErr w:type="spellStart"/>
-      <w:r>
-        <w:t>toenk</w:t>
-      </w:r>
-      <w:proofErr w:type="spellEnd"/>
-    </w:p>
-    <w:p>
-      <w:r>
-        <w:t>1)open sonar-</w:t>
-      </w:r>
-      <w:proofErr w:type="spellStart"/>
-      <w:r>
-        <w:t>qube</w:t>
-      </w:r>
-      <w:proofErr w:type="spellEnd"/>
-      <w:r>
-        <w:t xml:space="preserve"> dashboard</w:t>
-      </w:r>
-    </w:p>
-    <w:p>
-      <w:r>
-        <w:t>2)click on administration</w:t>
-      </w:r>
-    </w:p>
-    <w:p>
-      <w:r>
         <w:t>3)left side see security</w:t>
       </w:r>
     </w:p>
@@ -825,7 +884,6 @@
                 <w:kern w:val="0"/>
                 <w14:ligatures w14:val="none"/>
               </w:rPr>
-              <w:lastRenderedPageBreak/>
               <w:t>Permission</w:t>
             </w:r>
           </w:p>
@@ -951,84 +1009,84 @@
         <w:rPr>
           <w:color w:val="EE0000"/>
         </w:rPr>
+        <w:t xml:space="preserve">K8s </w:t>
+      </w:r>
+      <w:proofErr w:type="spellStart"/>
+      <w:r>
+        <w:rPr>
+          <w:color w:val="EE0000"/>
+        </w:rPr>
+        <w:t>Rec</w:t>
+      </w:r>
+      <w:r>
+        <w:rPr>
+          <w:color w:val="EE0000"/>
+        </w:rPr>
+        <w:t>o</w:t>
+      </w:r>
+      <w:r>
+        <w:rPr>
+          <w:color w:val="EE0000"/>
+        </w:rPr>
+        <w:t>nfigur</w:t>
+      </w:r>
+      <w:proofErr w:type="spellEnd"/>
+    </w:p>
+    <w:p>
+      <w:pPr>
+        <w:rPr>
+          <w:color w:val="EE0000"/>
+        </w:rPr>
+      </w:pPr>
+      <w:r>
+        <w:rPr>
+          <w:color w:val="EE0000"/>
+        </w:rPr>
+        <w:t>First, update the cluster:</w:t>
+      </w:r>
+    </w:p>
+    <w:p>
+      <w:proofErr w:type="spellStart"/>
+      <w:r>
+        <w:t>aws</w:t>
+      </w:r>
+      <w:proofErr w:type="spellEnd"/>
+      <w:r>
+        <w:t xml:space="preserve"> </w:t>
+      </w:r>
+      <w:proofErr w:type="spellStart"/>
+      <w:r>
+        <w:t>eks</w:t>
+      </w:r>
+      <w:proofErr w:type="spellEnd"/>
+      <w:r>
+        <w:t xml:space="preserve"> update-cluster-config `</w:t>
+      </w:r>
+    </w:p>
+    <w:p>
+      <w:r>
+        <w:t xml:space="preserve">  --name </w:t>
+      </w:r>
+      <w:proofErr w:type="spellStart"/>
+      <w:r>
+        <w:t>todo</w:t>
+      </w:r>
+      <w:proofErr w:type="spellEnd"/>
+      <w:r>
+        <w:t>-microservice-dev-</w:t>
+      </w:r>
+      <w:proofErr w:type="spellStart"/>
+      <w:r>
+        <w:t>eks</w:t>
+      </w:r>
+      <w:proofErr w:type="spellEnd"/>
+      <w:r>
+        <w:t xml:space="preserve"> `</w:t>
+      </w:r>
+    </w:p>
+    <w:p>
+      <w:r>
         <w:lastRenderedPageBreak/>
-        <w:t xml:space="preserve">K8s </w:t>
-      </w:r>
-      <w:proofErr w:type="spellStart"/>
-      <w:r>
-        <w:rPr>
-          <w:color w:val="EE0000"/>
-        </w:rPr>
-        <w:t>Rec</w:t>
-      </w:r>
-      <w:r>
-        <w:rPr>
-          <w:color w:val="EE0000"/>
-        </w:rPr>
-        <w:t>o</w:t>
-      </w:r>
-      <w:r>
-        <w:rPr>
-          <w:color w:val="EE0000"/>
-        </w:rPr>
-        <w:t>nfigur</w:t>
-      </w:r>
-      <w:proofErr w:type="spellEnd"/>
-    </w:p>
-    <w:p>
-      <w:pPr>
-        <w:rPr>
-          <w:color w:val="EE0000"/>
-        </w:rPr>
-      </w:pPr>
-      <w:r>
-        <w:rPr>
-          <w:color w:val="EE0000"/>
-        </w:rPr>
-        <w:t>First, update the cluster:</w:t>
-      </w:r>
-    </w:p>
-    <w:p>
-      <w:proofErr w:type="spellStart"/>
-      <w:r>
-        <w:t>aws</w:t>
-      </w:r>
-      <w:proofErr w:type="spellEnd"/>
-      <w:r>
-        <w:t xml:space="preserve"> </w:t>
-      </w:r>
-      <w:proofErr w:type="spellStart"/>
-      <w:r>
-        <w:t>eks</w:t>
-      </w:r>
-      <w:proofErr w:type="spellEnd"/>
-      <w:r>
-        <w:t xml:space="preserve"> update-cluster-config `</w:t>
-      </w:r>
-    </w:p>
-    <w:p>
-      <w:r>
-        <w:t xml:space="preserve">  --name </w:t>
-      </w:r>
-      <w:proofErr w:type="spellStart"/>
-      <w:r>
-        <w:t>todo</w:t>
-      </w:r>
-      <w:proofErr w:type="spellEnd"/>
-      <w:r>
-        <w:t>-microservice-dev-</w:t>
-      </w:r>
-      <w:proofErr w:type="spellStart"/>
-      <w:r>
-        <w:t>eks</w:t>
-      </w:r>
-      <w:proofErr w:type="spellEnd"/>
-      <w:r>
-        <w:t xml:space="preserve"> `</w:t>
-      </w:r>
-    </w:p>
-    <w:p>
-      <w:r>
         <w:t xml:space="preserve">  --region ap-south-1 `</w:t>
       </w:r>
     </w:p>
@@ -2171,7 +2229,6 @@
   <w:style w:type="character" w:default="1" w:styleId="DefaultParagraphFont">
     <w:name w:val="Default Paragraph Font"/>
     <w:uiPriority w:val="1"/>
-    <w:semiHidden/>
     <w:unhideWhenUsed/>
   </w:style>
   <w:style w:type="table" w:default="1" w:styleId="TableNormal">

--- a/setup guide.docx
+++ b/setup guide.docx
@@ -19,6 +19,52 @@
           <w:color w:val="EE0000"/>
         </w:rPr>
       </w:pPr>
+      <w:proofErr w:type="spellStart"/>
+      <w:r>
+        <w:rPr>
+          <w:b/>
+          <w:bCs/>
+          <w:color w:val="EE0000"/>
+        </w:rPr>
+        <w:t>Prerequsite</w:t>
+      </w:r>
+      <w:proofErr w:type="spellEnd"/>
+    </w:p>
+    <w:p>
+      <w:pPr>
+        <w:rPr>
+          <w:color w:val="000000" w:themeColor="text1"/>
+        </w:rPr>
+      </w:pPr>
+      <w:r>
+        <w:rPr>
+          <w:color w:val="000000" w:themeColor="text1"/>
+        </w:rPr>
+        <w:t xml:space="preserve">Install </w:t>
+      </w:r>
+      <w:proofErr w:type="spellStart"/>
+      <w:r>
+        <w:rPr>
+          <w:color w:val="000000" w:themeColor="text1"/>
+        </w:rPr>
+        <w:t>kubectl</w:t>
+      </w:r>
+      <w:proofErr w:type="spellEnd"/>
+      <w:r>
+        <w:rPr>
+          <w:color w:val="000000" w:themeColor="text1"/>
+        </w:rPr>
+        <w:t xml:space="preserve"> and Aws Cli in Local</w:t>
+      </w:r>
+    </w:p>
+    <w:p>
+      <w:pPr>
+        <w:rPr>
+          <w:b/>
+          <w:bCs/>
+          <w:color w:val="EE0000"/>
+        </w:rPr>
+      </w:pPr>
       <w:r>
         <w:rPr>
           <w:b/>
@@ -51,6 +97,27 @@
     <w:p>
       <w:r>
         <w:t>Localhost:3000</w:t>
+      </w:r>
+    </w:p>
+    <w:p>
+      <w:r>
+        <w:t xml:space="preserve">(To Deploy </w:t>
+      </w:r>
+      <w:proofErr w:type="gramStart"/>
+      <w:r>
+        <w:t>On</w:t>
+      </w:r>
+      <w:proofErr w:type="gramEnd"/>
+      <w:r>
+        <w:t xml:space="preserve"> </w:t>
+      </w:r>
+      <w:proofErr w:type="spellStart"/>
+      <w:r>
+        <w:t>Eks</w:t>
+      </w:r>
+      <w:proofErr w:type="spellEnd"/>
+      <w:r>
+        <w:t xml:space="preserve"> Aws)</w:t>
       </w:r>
     </w:p>
     <w:p>
@@ -295,32 +362,32 @@
     <w:p>
       <w:proofErr w:type="spellStart"/>
       <w:r>
-        <w:t>sudo</w:t>
-      </w:r>
-      <w:proofErr w:type="spellEnd"/>
-      <w:r>
-        <w:t xml:space="preserve"> apt upgrade -y</w:t>
-      </w:r>
-    </w:p>
-    <w:p>
-      <w:proofErr w:type="spellStart"/>
-      <w:r>
-        <w:t>sudo</w:t>
-      </w:r>
-      <w:proofErr w:type="spellEnd"/>
-      <w:r>
-        <w:t xml:space="preserve"> apt install -y docker.io</w:t>
-      </w:r>
-    </w:p>
-    <w:p/>
-    <w:p>
-      <w:proofErr w:type="spellStart"/>
-      <w:r>
         <w:lastRenderedPageBreak/>
         <w:t>sudo</w:t>
       </w:r>
       <w:proofErr w:type="spellEnd"/>
       <w:r>
+        <w:t xml:space="preserve"> apt upgrade -y</w:t>
+      </w:r>
+    </w:p>
+    <w:p>
+      <w:proofErr w:type="spellStart"/>
+      <w:r>
+        <w:t>sudo</w:t>
+      </w:r>
+      <w:proofErr w:type="spellEnd"/>
+      <w:r>
+        <w:t xml:space="preserve"> apt install -y docker.io</w:t>
+      </w:r>
+    </w:p>
+    <w:p/>
+    <w:p>
+      <w:proofErr w:type="spellStart"/>
+      <w:r>
+        <w:t>sudo</w:t>
+      </w:r>
+      <w:proofErr w:type="spellEnd"/>
+      <w:r>
         <w:t xml:space="preserve"> </w:t>
       </w:r>
       <w:proofErr w:type="spellStart"/>
@@ -481,97 +548,526 @@
       <w:r>
         <w:t>\environments\dev&gt;</w:t>
       </w:r>
+    </w:p>
+    <w:p>
+      <w:pPr>
+        <w:rPr>
+          <w:b/>
+          <w:bCs/>
+          <w:color w:val="EE0000"/>
+        </w:rPr>
+      </w:pPr>
+      <w:r>
+        <w:rPr>
+          <w:b/>
+          <w:bCs/>
+          <w:color w:val="EE0000"/>
+        </w:rPr>
+        <w:t>setp-5</w:t>
+      </w:r>
+    </w:p>
+    <w:p>
+      <w:r>
+        <w:t xml:space="preserve">1)create docker repo with </w:t>
+      </w:r>
+    </w:p>
+    <w:p>
+      <w:r>
+        <w:t>&lt;your-username&gt;</w:t>
+      </w:r>
+      <w:r>
+        <w:t>/micro-service-</w:t>
+      </w:r>
+      <w:proofErr w:type="spellStart"/>
+      <w:r>
+        <w:t>mernapp</w:t>
+      </w:r>
+      <w:proofErr w:type="spellEnd"/>
+    </w:p>
+    <w:p>
+      <w:pPr>
+        <w:rPr>
+          <w:b/>
+          <w:bCs/>
+          <w:color w:val="EE0000"/>
+        </w:rPr>
+      </w:pPr>
+      <w:r>
+        <w:rPr>
+          <w:b/>
+          <w:bCs/>
+          <w:color w:val="EE0000"/>
+        </w:rPr>
+        <w:t>Step -6</w:t>
+      </w:r>
+    </w:p>
+    <w:p>
+      <w:pPr>
+        <w:rPr>
+          <w:b/>
+          <w:bCs/>
+          <w:u w:val="single"/>
+        </w:rPr>
+      </w:pPr>
+      <w:r>
+        <w:rPr>
+          <w:b/>
+          <w:bCs/>
+          <w:u w:val="single"/>
+        </w:rPr>
+        <w:t>Terraform-Setup</w:t>
+      </w:r>
+    </w:p>
+    <w:p>
+      <w:r>
+        <w:t xml:space="preserve">Cd </w:t>
+      </w:r>
+      <w:r>
+        <w:t>Micro-Service-Mern-mega-project\infra-</w:t>
+      </w:r>
+      <w:proofErr w:type="spellStart"/>
+      <w:r>
+        <w:t>gitops</w:t>
+      </w:r>
+      <w:proofErr w:type="spellEnd"/>
+      <w:r>
+        <w:t>\environments\dev&gt;</w:t>
+      </w:r>
+    </w:p>
+    <w:p>
+      <w:r>
+        <w:t xml:space="preserve">Run </w:t>
+      </w:r>
+      <w:proofErr w:type="spellStart"/>
+      <w:r>
+        <w:t>cmd</w:t>
+      </w:r>
+      <w:proofErr w:type="spellEnd"/>
+    </w:p>
+    <w:p>
+      <w:r>
+        <w:t xml:space="preserve">terraform </w:t>
+      </w:r>
+      <w:proofErr w:type="spellStart"/>
+      <w:r>
+        <w:t>init</w:t>
+      </w:r>
+      <w:proofErr w:type="spellEnd"/>
+    </w:p>
+    <w:p>
+      <w:r>
+        <w:lastRenderedPageBreak/>
+        <w:t>terraform plan</w:t>
+      </w:r>
+    </w:p>
+    <w:p>
+      <w:r>
+        <w:t>terraform apply</w:t>
+      </w:r>
+    </w:p>
+    <w:p>
+      <w:pPr>
+        <w:rPr>
+          <w:b/>
+          <w:bCs/>
+          <w:color w:val="EE0000"/>
+        </w:rPr>
+      </w:pPr>
+      <w:r>
+        <w:rPr>
+          <w:b/>
+          <w:bCs/>
+          <w:color w:val="EE0000"/>
+        </w:rPr>
+        <w:t>Step -</w:t>
+      </w:r>
+      <w:r>
+        <w:rPr>
+          <w:b/>
+          <w:bCs/>
+          <w:color w:val="EE0000"/>
+        </w:rPr>
+        <w:t>7</w:t>
+      </w:r>
+    </w:p>
+    <w:p>
+      <w:pPr>
+        <w:rPr>
+          <w:b/>
+          <w:bCs/>
+          <w:u w:val="single"/>
+        </w:rPr>
+      </w:pPr>
+      <w:proofErr w:type="spellStart"/>
+      <w:r>
+        <w:rPr>
+          <w:b/>
+          <w:bCs/>
+          <w:u w:val="single"/>
+        </w:rPr>
+        <w:t>Eks</w:t>
+      </w:r>
+      <w:proofErr w:type="spellEnd"/>
+      <w:r>
+        <w:rPr>
+          <w:b/>
+          <w:bCs/>
+          <w:u w:val="single"/>
+        </w:rPr>
+        <w:t>-Setup</w:t>
+      </w:r>
+    </w:p>
+    <w:p>
+      <w:pPr>
+        <w:tabs>
+          <w:tab w:val="left" w:pos="1920"/>
+        </w:tabs>
+      </w:pPr>
+      <w:r>
+        <w:t>1)</w:t>
+      </w:r>
+      <w:proofErr w:type="spellStart"/>
+      <w:r>
+        <w:t>Eks</w:t>
+      </w:r>
+      <w:proofErr w:type="spellEnd"/>
+      <w:r>
+        <w:t xml:space="preserve">-context(Run Command on </w:t>
+      </w:r>
+      <w:proofErr w:type="spellStart"/>
+      <w:r>
+        <w:t>cmd</w:t>
+      </w:r>
+      <w:proofErr w:type="spellEnd"/>
+      <w:r>
+        <w:t xml:space="preserve"> to config )</w:t>
+      </w:r>
+    </w:p>
+    <w:p>
+      <w:pPr>
+        <w:tabs>
+          <w:tab w:val="left" w:pos="1920"/>
+        </w:tabs>
+        <w:rPr>
+          <w:b/>
+          <w:bCs/>
+        </w:rPr>
+      </w:pPr>
+      <w:r>
+        <w:t>2)</w:t>
+      </w:r>
+      <w:proofErr w:type="spellStart"/>
+      <w:r>
+        <w:t>aws</w:t>
+      </w:r>
+      <w:proofErr w:type="spellEnd"/>
+      <w:r>
+        <w:t xml:space="preserve"> </w:t>
+      </w:r>
+      <w:proofErr w:type="spellStart"/>
+      <w:r>
+        <w:t>eks</w:t>
+      </w:r>
+      <w:proofErr w:type="spellEnd"/>
+      <w:r>
+        <w:t xml:space="preserve"> update-</w:t>
+      </w:r>
+      <w:proofErr w:type="spellStart"/>
+      <w:r>
+        <w:t>kubeconfig</w:t>
+      </w:r>
+      <w:proofErr w:type="spellEnd"/>
+      <w:r>
+        <w:t xml:space="preserve"> --region ap-south-1  --name </w:t>
+      </w:r>
+      <w:proofErr w:type="spellStart"/>
+      <w:r>
+        <w:rPr>
+          <w:b/>
+          <w:bCs/>
+        </w:rPr>
+        <w:t>todo</w:t>
+      </w:r>
+      <w:proofErr w:type="spellEnd"/>
+      <w:r>
+        <w:rPr>
+          <w:b/>
+          <w:bCs/>
+        </w:rPr>
+        <w:t>-microservice-dev-</w:t>
+      </w:r>
+      <w:proofErr w:type="spellStart"/>
+      <w:r>
+        <w:rPr>
+          <w:b/>
+          <w:bCs/>
+        </w:rPr>
+        <w:t>eks</w:t>
+      </w:r>
+      <w:proofErr w:type="spellEnd"/>
+    </w:p>
+    <w:p>
+      <w:pPr>
+        <w:tabs>
+          <w:tab w:val="left" w:pos="1920"/>
+        </w:tabs>
+      </w:pPr>
+      <w:r>
+        <w:t>3)</w:t>
+      </w:r>
+      <w:r>
+        <w:t>cd .\k8-manifests\</w:t>
+      </w:r>
+    </w:p>
+    <w:p>
+      <w:pPr>
+        <w:tabs>
+          <w:tab w:val="left" w:pos="1920"/>
+        </w:tabs>
+      </w:pPr>
+      <w:r>
+        <w:t xml:space="preserve">Run </w:t>
+      </w:r>
+      <w:proofErr w:type="spellStart"/>
+      <w:r>
+        <w:t>cmd</w:t>
+      </w:r>
+      <w:proofErr w:type="spellEnd"/>
+      <w:r>
+        <w:t xml:space="preserve"> </w:t>
+      </w:r>
+    </w:p>
+    <w:p>
+      <w:proofErr w:type="spellStart"/>
+      <w:r>
+        <w:t>kubectl</w:t>
+      </w:r>
+      <w:proofErr w:type="spellEnd"/>
+      <w:r>
+        <w:t xml:space="preserve"> apply -f </w:t>
+      </w:r>
+      <w:r>
+        <w:t>k8-manifests</w:t>
+      </w:r>
+      <w:r>
+        <w:t>/</w:t>
+      </w:r>
+      <w:proofErr w:type="spellStart"/>
+      <w:r>
+        <w:t>namespace.yaml</w:t>
+      </w:r>
+      <w:proofErr w:type="spellEnd"/>
+    </w:p>
+    <w:p>
+      <w:proofErr w:type="spellStart"/>
+      <w:r>
+        <w:t>kubectl</w:t>
+      </w:r>
+      <w:proofErr w:type="spellEnd"/>
+      <w:r>
+        <w:t xml:space="preserve"> apply -f </w:t>
+      </w:r>
+      <w:r>
+        <w:t>k8-manifests</w:t>
+      </w:r>
+      <w:r>
+        <w:t>/</w:t>
+      </w:r>
+      <w:proofErr w:type="spellStart"/>
+      <w:r>
+        <w:t>mysql-service.yaml</w:t>
+      </w:r>
+      <w:proofErr w:type="spellEnd"/>
+    </w:p>
+    <w:p>
+      <w:proofErr w:type="spellStart"/>
+      <w:r>
+        <w:t>kubectl</w:t>
+      </w:r>
+      <w:proofErr w:type="spellEnd"/>
+      <w:r>
+        <w:t xml:space="preserve"> apply -f </w:t>
+      </w:r>
+      <w:r>
+        <w:t>k8-manifests</w:t>
+      </w:r>
+      <w:r>
+        <w:t>/auth-</w:t>
+      </w:r>
+      <w:proofErr w:type="spellStart"/>
+      <w:r>
+        <w:t>service.yaml</w:t>
+      </w:r>
+      <w:proofErr w:type="spellEnd"/>
+    </w:p>
+    <w:p>
+      <w:proofErr w:type="spellStart"/>
+      <w:r>
+        <w:t>kubectl</w:t>
+      </w:r>
+      <w:proofErr w:type="spellEnd"/>
+      <w:r>
+        <w:t xml:space="preserve"> apply -f </w:t>
+      </w:r>
+      <w:r>
+        <w:t>k8-manifests</w:t>
+      </w:r>
+      <w:r>
+        <w:t>/</w:t>
+      </w:r>
+      <w:proofErr w:type="spellStart"/>
+      <w:r>
+        <w:t>todo-service.yaml</w:t>
+      </w:r>
+      <w:proofErr w:type="spellEnd"/>
+    </w:p>
+    <w:p>
+      <w:proofErr w:type="spellStart"/>
+      <w:r>
+        <w:t>kubectl</w:t>
+      </w:r>
+      <w:proofErr w:type="spellEnd"/>
+      <w:r>
+        <w:t xml:space="preserve"> apply -f </w:t>
+      </w:r>
+      <w:r>
+        <w:t>k8-manifests</w:t>
+      </w:r>
+      <w:r>
+        <w:t>/</w:t>
+      </w:r>
+      <w:proofErr w:type="spellStart"/>
+      <w:r>
+        <w:t>api-gateway.yaml</w:t>
+      </w:r>
+      <w:proofErr w:type="spellEnd"/>
+    </w:p>
+    <w:p>
+      <w:proofErr w:type="spellStart"/>
+      <w:r>
+        <w:t>kubectl</w:t>
+      </w:r>
+      <w:proofErr w:type="spellEnd"/>
+      <w:r>
+        <w:t xml:space="preserve"> apply -f </w:t>
+      </w:r>
+      <w:r>
+        <w:t>k8-manifests</w:t>
+      </w:r>
+      <w:r>
+        <w:t>/</w:t>
+      </w:r>
+      <w:proofErr w:type="spellStart"/>
+      <w:r>
+        <w:t>frontend.yaml</w:t>
+      </w:r>
+      <w:proofErr w:type="spellEnd"/>
+    </w:p>
+    <w:p>
+      <w:pPr>
+        <w:tabs>
+          <w:tab w:val="left" w:pos="1920"/>
+        </w:tabs>
+      </w:pPr>
     </w:p>
     <w:p/>
     <w:p/>
     <w:p/>
     <w:p/>
     <w:p/>
+    <w:p>
+      <w:pPr>
+        <w:rPr>
+          <w:b/>
+          <w:bCs/>
+          <w:color w:val="EE0000"/>
+        </w:rPr>
+      </w:pPr>
+      <w:r>
+        <w:rPr>
+          <w:b/>
+          <w:bCs/>
+          <w:color w:val="EE0000"/>
+        </w:rPr>
+        <w:t>List of Secret</w:t>
+      </w:r>
+    </w:p>
+    <w:p>
+      <w:r>
+        <w:rPr>
+          <w:color w:val="EE0000"/>
+        </w:rPr>
+        <w:t>1</w:t>
+      </w:r>
+      <w:r>
+        <w:t>)</w:t>
+      </w:r>
+      <w:r>
+        <w:rPr>
+          <w:color w:val="EE0000"/>
+        </w:rPr>
+        <w:t xml:space="preserve">SONAR_TOKEN </w:t>
+      </w:r>
+      <w:r>
+        <w:t xml:space="preserve">:- </w:t>
+      </w:r>
+    </w:p>
+    <w:p>
+      <w:r>
+        <w:t xml:space="preserve">Step to generate </w:t>
+      </w:r>
+      <w:proofErr w:type="spellStart"/>
+      <w:r>
+        <w:t>toenk</w:t>
+      </w:r>
+      <w:proofErr w:type="spellEnd"/>
+    </w:p>
+    <w:p>
+      <w:r>
+        <w:t>1)open sonar-</w:t>
+      </w:r>
+      <w:proofErr w:type="spellStart"/>
+      <w:r>
+        <w:t>qube</w:t>
+      </w:r>
+      <w:proofErr w:type="spellEnd"/>
+      <w:r>
+        <w:t xml:space="preserve"> dashboard</w:t>
+      </w:r>
+    </w:p>
+    <w:p>
+      <w:r>
+        <w:t>2)click on administration</w:t>
+      </w:r>
+    </w:p>
+    <w:p>
+      <w:r>
+        <w:t>3)left side see security</w:t>
+      </w:r>
+    </w:p>
+    <w:p>
+      <w:r>
+        <w:lastRenderedPageBreak/>
+        <w:t>4)inside it click on user</w:t>
+      </w:r>
+    </w:p>
+    <w:p>
+      <w:r>
+        <w:t>5)click on token generate token</w:t>
+      </w:r>
+    </w:p>
     <w:p/>
     <w:p>
-      <w:pPr>
-        <w:rPr>
-          <w:b/>
-          <w:bCs/>
-          <w:color w:val="EE0000"/>
-        </w:rPr>
-      </w:pPr>
-      <w:r>
-        <w:rPr>
-          <w:b/>
-          <w:bCs/>
-          <w:color w:val="EE0000"/>
-        </w:rPr>
-        <w:t>List of Secret</w:t>
-      </w:r>
-    </w:p>
-    <w:p>
-      <w:r>
-        <w:t>1)</w:t>
-      </w:r>
-      <w:r>
-        <w:t xml:space="preserve">SONAR_TOKEN </w:t>
-      </w:r>
-      <w:r>
-        <w:t xml:space="preserve">:- </w:t>
-      </w:r>
-    </w:p>
-    <w:p>
-      <w:r>
-        <w:t xml:space="preserve">Step to generate </w:t>
-      </w:r>
-      <w:proofErr w:type="spellStart"/>
-      <w:r>
-        <w:t>toenk</w:t>
-      </w:r>
-      <w:proofErr w:type="spellEnd"/>
-    </w:p>
-    <w:p>
-      <w:r>
-        <w:t>1)open sonar-</w:t>
-      </w:r>
-      <w:proofErr w:type="spellStart"/>
-      <w:r>
-        <w:t>qube</w:t>
-      </w:r>
-      <w:proofErr w:type="spellEnd"/>
-      <w:r>
-        <w:t xml:space="preserve"> dashboard</w:t>
-      </w:r>
-    </w:p>
-    <w:p>
-      <w:r>
-        <w:t>2)click on administration</w:t>
-      </w:r>
-    </w:p>
-    <w:p>
-      <w:r>
-        <w:lastRenderedPageBreak/>
-        <w:t>3)left side see security</w:t>
-      </w:r>
-    </w:p>
-    <w:p>
-      <w:r>
-        <w:t>4)inside it click on user</w:t>
-      </w:r>
-    </w:p>
-    <w:p>
-      <w:r>
-        <w:t>5)click on token generate token</w:t>
-      </w:r>
-    </w:p>
-    <w:p/>
-    <w:p>
       <w:r>
         <w:t>squ_8756d82daf513a95b2e08b58db1340548924bbd1</w:t>
       </w:r>
     </w:p>
     <w:p>
       <w:r>
-        <w:t>2)</w:t>
-      </w:r>
-      <w:r>
-        <w:t>SONAR_HOST_URL</w:t>
+        <w:rPr>
+          <w:color w:val="EE0000"/>
+        </w:rPr>
+        <w:t>2)SONAR_HOST_URL</w:t>
       </w:r>
       <w:r>
         <w:t>:-</w:t>
@@ -588,10 +1084,10 @@
     </w:p>
     <w:p>
       <w:r>
-        <w:t>3)</w:t>
-      </w:r>
-      <w:r>
-        <w:t xml:space="preserve"> DOCKERHUB_USERNAME</w:t>
+        <w:rPr>
+          <w:color w:val="EE0000"/>
+        </w:rPr>
+        <w:t>3) DOCKERHUB_USERNAME</w:t>
       </w:r>
       <w:r>
         <w:t xml:space="preserve">=&lt;your-user-name&gt; ====add it in </w:t>
@@ -607,17 +1103,24 @@
     </w:p>
     <w:p>
       <w:r>
+        <w:rPr>
+          <w:color w:val="EE0000"/>
+        </w:rPr>
         <w:t>4)</w:t>
       </w:r>
       <w:r>
         <w:rPr>
           <w:rFonts w:ascii="Courier New" w:hAnsi="Courier New" w:cs="Courier New"/>
+          <w:color w:val="EE0000"/>
           <w:sz w:val="20"/>
           <w:szCs w:val="20"/>
         </w:rPr>
         <w:t xml:space="preserve"> </w:t>
       </w:r>
       <w:r>
+        <w:rPr>
+          <w:color w:val="EE0000"/>
+        </w:rPr>
         <w:t>DOCKERHUB_TOKEN</w:t>
       </w:r>
       <w:r>
@@ -634,10 +1137,22 @@
     </w:p>
     <w:p>
       <w:r>
-        <w:t>5)</w:t>
-      </w:r>
-      <w:r>
-        <w:t xml:space="preserve">   Name: AWS_ROLE_TO_ASSUME</w:t>
+        <w:rPr>
+          <w:color w:val="EE0000"/>
+        </w:rPr>
+        <w:t>5</w:t>
+      </w:r>
+      <w:r>
+        <w:t>)</w:t>
+      </w:r>
+      <w:r>
+        <w:t xml:space="preserve">   Name: </w:t>
+      </w:r>
+      <w:r>
+        <w:rPr>
+          <w:color w:val="EE0000"/>
+        </w:rPr>
+        <w:t>AWS_ROLE_TO_ASSUME</w:t>
       </w:r>
     </w:p>
     <w:p>
@@ -674,6 +1189,9 @@
         </w:rPr>
       </w:pPr>
       <w:r>
+        <w:rPr>
+          <w:color w:val="EE0000"/>
+        </w:rPr>
         <w:t>6)</w:t>
       </w:r>
       <w:r>
@@ -681,6 +1199,7 @@
           <w:rFonts w:ascii="Times New Roman" w:eastAsia="Times New Roman" w:hAnsi="Times New Roman" w:cs="Times New Roman"/>
           <w:b/>
           <w:bCs/>
+          <w:color w:val="EE0000"/>
           <w:kern w:val="0"/>
           <w:sz w:val="36"/>
           <w:szCs w:val="36"/>
@@ -692,6 +1211,7 @@
         <w:rPr>
           <w:b/>
           <w:bCs/>
+          <w:color w:val="EE0000"/>
         </w:rPr>
         <w:t xml:space="preserve">Create a GitHub token for the </w:t>
       </w:r>
@@ -700,6 +1220,7 @@
         <w:rPr>
           <w:b/>
           <w:bCs/>
+          <w:color w:val="EE0000"/>
         </w:rPr>
         <w:t>GitOps</w:t>
       </w:r>
@@ -708,6 +1229,7 @@
         <w:rPr>
           <w:b/>
           <w:bCs/>
+          <w:color w:val="EE0000"/>
         </w:rPr>
         <w:t xml:space="preserve"> repository</w:t>
       </w:r>
@@ -840,7 +1362,7 @@
     </w:p>
     <w:tbl>
       <w:tblPr>
-        <w:tblW w:w="0" w:type="auto"/>
+        <w:tblW w:w="4327" w:type="dxa"/>
         <w:tblCellSpacing w:w="15" w:type="dxa"/>
         <w:tblCellMar>
           <w:top w:w="15" w:type="dxa"/>
@@ -851,11 +1373,12 @@
         <w:tblLook w:val="04A0" w:firstRow="1" w:lastRow="0" w:firstColumn="1" w:lastColumn="0" w:noHBand="0" w:noVBand="1"/>
       </w:tblPr>
       <w:tblGrid>
-        <w:gridCol w:w="1209"/>
-        <w:gridCol w:w="1528"/>
+        <w:gridCol w:w="1908"/>
+        <w:gridCol w:w="2419"/>
       </w:tblGrid>
       <w:tr>
         <w:trPr>
+          <w:trHeight w:val="287"/>
           <w:tblCellSpacing w:w="15" w:type="dxa"/>
         </w:trPr>
         <w:tc>
@@ -921,6 +1444,7 @@
       </w:tr>
       <w:tr>
         <w:trPr>
+          <w:trHeight w:val="287"/>
           <w:tblCellSpacing w:w="15" w:type="dxa"/>
         </w:trPr>
         <w:tc>
@@ -932,6 +1456,7 @@
           <w:p>
             <w:pPr>
               <w:spacing w:before="100" w:beforeAutospacing="1" w:after="100" w:afterAutospacing="1" w:line="240" w:lineRule="auto"/>
+              <w:jc w:val="center"/>
               <w:rPr>
                 <w:rFonts w:ascii="Times New Roman" w:eastAsia="Times New Roman" w:hAnsi="Times New Roman" w:cs="Times New Roman"/>
                 <w:kern w:val="0"/>
@@ -957,6 +1482,7 @@
           <w:p>
             <w:pPr>
               <w:spacing w:before="100" w:beforeAutospacing="1" w:after="100" w:afterAutospacing="1" w:line="240" w:lineRule="auto"/>
+              <w:jc w:val="center"/>
               <w:rPr>
                 <w:rFonts w:ascii="Times New Roman" w:eastAsia="Times New Roman" w:hAnsi="Times New Roman" w:cs="Times New Roman"/>
                 <w:kern w:val="0"/>
@@ -975,6 +1501,69 @@
         </w:tc>
       </w:tr>
     </w:tbl>
+    <w:p/>
+    <w:p>
+      <w:pPr>
+        <w:rPr>
+          <w:color w:val="EE0000"/>
+        </w:rPr>
+      </w:pPr>
+      <w:r>
+        <w:rPr>
+          <w:color w:val="EE0000"/>
+        </w:rPr>
+        <w:t xml:space="preserve">7)To get </w:t>
+      </w:r>
+      <w:proofErr w:type="spellStart"/>
+      <w:r>
+        <w:rPr>
+          <w:color w:val="EE0000"/>
+        </w:rPr>
+        <w:t>github</w:t>
+      </w:r>
+      <w:proofErr w:type="spellEnd"/>
+      <w:r>
+        <w:rPr>
+          <w:color w:val="EE0000"/>
+        </w:rPr>
+        <w:t xml:space="preserve"> owner and all information(in </w:t>
+      </w:r>
+      <w:proofErr w:type="spellStart"/>
+      <w:r>
+        <w:rPr>
+          <w:color w:val="EE0000"/>
+        </w:rPr>
+        <w:t>powershell</w:t>
+      </w:r>
+      <w:proofErr w:type="spellEnd"/>
+      <w:r>
+        <w:rPr>
+          <w:color w:val="EE0000"/>
+        </w:rPr>
+        <w:t>)</w:t>
+      </w:r>
+    </w:p>
+    <w:p>
+      <w:r>
+        <w:t>$response | Select-Object `</w:t>
+      </w:r>
+    </w:p>
+    <w:p>
+      <w:r>
+        <w:lastRenderedPageBreak/>
+        <w:t>&gt;&gt;   @{Name="owner_id"; Expression={$_.owner.id}},</w:t>
+      </w:r>
+    </w:p>
+    <w:p>
+      <w:r>
+        <w:t>&gt;&gt;   @{Name="repository_name"; Expression={$_.name}},</w:t>
+      </w:r>
+    </w:p>
+    <w:p>
+      <w:r>
+        <w:t>&gt;&gt;   @{Name="repository_id"; Expression={$_.id}}</w:t>
+      </w:r>
+    </w:p>
     <w:p/>
     <w:p/>
     <w:p/>
@@ -997,8 +1586,6 @@
     <w:p/>
     <w:p/>
     <w:p/>
-    <w:p/>
-    <w:p/>
     <w:p>
       <w:pPr>
         <w:rPr>
@@ -1042,6 +1629,7 @@
         <w:rPr>
           <w:color w:val="EE0000"/>
         </w:rPr>
+        <w:lastRenderedPageBreak/>
         <w:t>First, update the cluster:</w:t>
       </w:r>
     </w:p>
@@ -1086,7 +1674,6 @@
     </w:p>
     <w:p>
       <w:r>
-        <w:lastRenderedPageBreak/>
         <w:t xml:space="preserve">  --region ap-south-1 `</w:t>
       </w:r>
     </w:p>
@@ -2229,6 +2816,7 @@
   <w:style w:type="character" w:default="1" w:styleId="DefaultParagraphFont">
     <w:name w:val="Default Paragraph Font"/>
     <w:uiPriority w:val="1"/>
+    <w:semiHidden/>
     <w:unhideWhenUsed/>
   </w:style>
   <w:style w:type="table" w:default="1" w:styleId="TableNormal">

--- a/setup guide.docx
+++ b/setup guide.docx
@@ -101,15 +101,7 @@
     </w:p>
     <w:p>
       <w:r>
-        <w:t xml:space="preserve">(To Deploy </w:t>
-      </w:r>
-      <w:proofErr w:type="gramStart"/>
-      <w:r>
-        <w:t>On</w:t>
-      </w:r>
-      <w:proofErr w:type="gramEnd"/>
-      <w:r>
-        <w:t xml:space="preserve"> </w:t>
+        <w:t xml:space="preserve">(To Deploy On </w:t>
       </w:r>
       <w:proofErr w:type="spellStart"/>
       <w:r>
@@ -190,15 +182,7 @@
     </w:p>
     <w:p>
       <w:r>
-        <w:t xml:space="preserve">Git </w:t>
-      </w:r>
-      <w:proofErr w:type="gramStart"/>
-      <w:r>
-        <w:t>add</w:t>
-      </w:r>
-      <w:proofErr w:type="gramEnd"/>
-      <w:r>
-        <w:t xml:space="preserve">  .</w:t>
+        <w:t>Git add  .</w:t>
       </w:r>
     </w:p>
     <w:p>
@@ -1942,18 +1926,13 @@
       </w:r>
       <w:proofErr w:type="spellStart"/>
       <w:r>
-        <w:t>arn:aws:</w:t>
-      </w:r>
-      <w:proofErr w:type="gramStart"/>
-      <w:r>
-        <w:t>eks</w:t>
+        <w:t>arn:aws:eks</w:t>
       </w:r>
       <w:proofErr w:type="spellEnd"/>
       <w:r>
         <w:t>::</w:t>
       </w:r>
       <w:proofErr w:type="spellStart"/>
-      <w:proofErr w:type="gramEnd"/>
       <w:r>
         <w:t>aws:cluster-access-policy</w:t>
       </w:r>
@@ -1992,6 +1971,359 @@
       </w:r>
     </w:p>
     <w:p/>
+    <w:p/>
+    <w:p/>
+    <w:p/>
+    <w:p>
+      <w:pPr>
+        <w:rPr>
+          <w:b/>
+          <w:bCs/>
+          <w:color w:val="EE0000"/>
+          <w:sz w:val="30"/>
+          <w:szCs w:val="30"/>
+        </w:rPr>
+      </w:pPr>
+      <w:r>
+        <w:rPr>
+          <w:b/>
+          <w:bCs/>
+          <w:color w:val="EE0000"/>
+          <w:sz w:val="30"/>
+          <w:szCs w:val="30"/>
+        </w:rPr>
+        <w:lastRenderedPageBreak/>
+        <w:t>Argo-cd Setup</w:t>
+      </w:r>
+    </w:p>
+    <w:p>
+      <w:pPr>
+        <w:rPr>
+          <w:b/>
+          <w:bCs/>
+        </w:rPr>
+      </w:pPr>
+      <w:r>
+        <w:rPr>
+          <w:b/>
+          <w:bCs/>
+        </w:rPr>
+        <w:t>Step 1: Create the Argo CD namespace</w:t>
+      </w:r>
+    </w:p>
+    <w:p>
+      <w:r>
+        <w:t>Run this in your Windows CMD or PowerShell:</w:t>
+      </w:r>
+    </w:p>
+    <w:p>
+      <w:proofErr w:type="spellStart"/>
+      <w:r>
+        <w:t>kubectl</w:t>
+      </w:r>
+      <w:proofErr w:type="spellEnd"/>
+      <w:r>
+        <w:t xml:space="preserve"> create namespace </w:t>
+      </w:r>
+      <w:proofErr w:type="spellStart"/>
+      <w:r>
+        <w:t>argocd</w:t>
+      </w:r>
+      <w:proofErr w:type="spellEnd"/>
+    </w:p>
+    <w:p>
+      <w:pPr>
+        <w:rPr>
+          <w:b/>
+          <w:bCs/>
+        </w:rPr>
+      </w:pPr>
+      <w:r>
+        <w:rPr>
+          <w:b/>
+          <w:bCs/>
+        </w:rPr>
+        <w:t>Step 2: Install Argo CD</w:t>
+      </w:r>
+    </w:p>
+    <w:p>
+      <w:r>
+        <w:t>Run this command to install Argo CD's official stable manifests:</w:t>
+      </w:r>
+    </w:p>
+    <w:p>
+      <w:proofErr w:type="spellStart"/>
+      <w:r>
+        <w:t>kubectl</w:t>
+      </w:r>
+      <w:proofErr w:type="spellEnd"/>
+      <w:r>
+        <w:t xml:space="preserve"> apply -n </w:t>
+      </w:r>
+      <w:proofErr w:type="spellStart"/>
+      <w:r>
+        <w:t>argocd</w:t>
+      </w:r>
+      <w:proofErr w:type="spellEnd"/>
+      <w:r>
+        <w:t xml:space="preserve"> -f </w:t>
+      </w:r>
+      <w:hyperlink r:id="rId7" w:history="1">
+        <w:r>
+          <w:rPr>
+            <w:rStyle w:val="Hyperlink"/>
+          </w:rPr>
+          <w:t>https://raw.githubusercontent.com/argoproj/argo-cd/stable/manifests/install.yaml</w:t>
+        </w:r>
+      </w:hyperlink>
+    </w:p>
+    <w:p>
+      <w:pPr>
+        <w:rPr>
+          <w:b/>
+          <w:bCs/>
+        </w:rPr>
+      </w:pPr>
+      <w:r>
+        <w:rPr>
+          <w:b/>
+          <w:bCs/>
+        </w:rPr>
+        <w:t>Step 3: Check Argo CD pods</w:t>
+      </w:r>
+    </w:p>
+    <w:p>
+      <w:proofErr w:type="spellStart"/>
+      <w:r>
+        <w:t>kubectl</w:t>
+      </w:r>
+      <w:proofErr w:type="spellEnd"/>
+      <w:r>
+        <w:t xml:space="preserve"> get pods -n </w:t>
+      </w:r>
+      <w:proofErr w:type="spellStart"/>
+      <w:r>
+        <w:t>argocd</w:t>
+      </w:r>
+      <w:proofErr w:type="spellEnd"/>
+    </w:p>
+    <w:p>
+      <w:r>
+        <w:t>Wait until the pods are Running and ready. You can watch them with:</w:t>
+      </w:r>
+    </w:p>
+    <w:p>
+      <w:proofErr w:type="spellStart"/>
+      <w:r>
+        <w:t>kubectl</w:t>
+      </w:r>
+      <w:proofErr w:type="spellEnd"/>
+      <w:r>
+        <w:t xml:space="preserve"> get pods -n </w:t>
+      </w:r>
+      <w:proofErr w:type="spellStart"/>
+      <w:r>
+        <w:t>argocd</w:t>
+      </w:r>
+      <w:proofErr w:type="spellEnd"/>
+      <w:r>
+        <w:t xml:space="preserve"> -w</w:t>
+      </w:r>
+    </w:p>
+    <w:p>
+      <w:pPr>
+        <w:rPr>
+          <w:b/>
+          <w:bCs/>
+        </w:rPr>
+      </w:pPr>
+      <w:r>
+        <w:rPr>
+          <w:b/>
+          <w:bCs/>
+        </w:rPr>
+        <w:t>Step 4: Start local port forwarding</w:t>
+      </w:r>
+    </w:p>
+    <w:p>
+      <w:r>
+        <w:t>Run this command in CMD:</w:t>
+      </w:r>
+    </w:p>
+    <w:p>
+      <w:proofErr w:type="spellStart"/>
+      <w:r>
+        <w:t>kubectl</w:t>
+      </w:r>
+      <w:proofErr w:type="spellEnd"/>
+      <w:r>
+        <w:t xml:space="preserve"> port-forward svc/</w:t>
+      </w:r>
+      <w:proofErr w:type="spellStart"/>
+      <w:r>
+        <w:t>argocd</w:t>
+      </w:r>
+      <w:proofErr w:type="spellEnd"/>
+      <w:r>
+        <w:t xml:space="preserve">-server -n </w:t>
+      </w:r>
+      <w:proofErr w:type="spellStart"/>
+      <w:r>
+        <w:t>argocd</w:t>
+      </w:r>
+      <w:proofErr w:type="spellEnd"/>
+      <w:r>
+        <w:t xml:space="preserve"> 8080:443</w:t>
+      </w:r>
+    </w:p>
+    <w:p>
+      <w:r>
+        <w:t>Keep this terminal open. Open a new browser tab and visit:</w:t>
+      </w:r>
+    </w:p>
+    <w:p>
+      <w:hyperlink r:id="rId8" w:history="1">
+        <w:r>
+          <w:rPr>
+            <w:rStyle w:val="Hyperlink"/>
+          </w:rPr>
+          <w:t>https://localhost:8080</w:t>
+        </w:r>
+      </w:hyperlink>
+    </w:p>
+    <w:p>
+      <w:pPr>
+        <w:rPr>
+          <w:b/>
+          <w:bCs/>
+        </w:rPr>
+      </w:pPr>
+      <w:r>
+        <w:rPr>
+          <w:b/>
+          <w:bCs/>
+        </w:rPr>
+        <w:t>Step 5: Get the Argo CD admin password</w:t>
+      </w:r>
+    </w:p>
+    <w:p>
+      <w:r>
+        <w:t>Open a second CMD window and run:</w:t>
+      </w:r>
+    </w:p>
+    <w:p>
+      <w:proofErr w:type="spellStart"/>
+      <w:r>
+        <w:t>kubectl</w:t>
+      </w:r>
+      <w:proofErr w:type="spellEnd"/>
+      <w:r>
+        <w:t xml:space="preserve"> -n </w:t>
+      </w:r>
+      <w:proofErr w:type="spellStart"/>
+      <w:r>
+        <w:t>argocd</w:t>
+      </w:r>
+      <w:proofErr w:type="spellEnd"/>
+      <w:r>
+        <w:t xml:space="preserve"> get secret </w:t>
+      </w:r>
+      <w:proofErr w:type="spellStart"/>
+      <w:r>
+        <w:t>argocd</w:t>
+      </w:r>
+      <w:proofErr w:type="spellEnd"/>
+      <w:r>
+        <w:t xml:space="preserve">-initial-admin-secret -o </w:t>
+      </w:r>
+      <w:proofErr w:type="spellStart"/>
+      <w:r>
+        <w:t>jsonpath</w:t>
+      </w:r>
+      <w:proofErr w:type="spellEnd"/>
+      <w:r>
+        <w:t>="{.</w:t>
+      </w:r>
+      <w:proofErr w:type="spellStart"/>
+      <w:r>
+        <w:t>data.password</w:t>
+      </w:r>
+      <w:proofErr w:type="spellEnd"/>
+      <w:r>
+        <w:t>}"</w:t>
+      </w:r>
+    </w:p>
+    <w:p>
+      <w:r>
+        <w:t>The output is Base64-encoded. To decode it directly in Windows CMD, use:</w:t>
+      </w:r>
+    </w:p>
+    <w:p>
+      <w:proofErr w:type="spellStart"/>
+      <w:r>
+        <w:t>powershell</w:t>
+      </w:r>
+      <w:proofErr w:type="spellEnd"/>
+      <w:r>
+        <w:t xml:space="preserve"> -</w:t>
+      </w:r>
+      <w:proofErr w:type="spellStart"/>
+      <w:r>
+        <w:t>NoProfile</w:t>
+      </w:r>
+      <w:proofErr w:type="spellEnd"/>
+      <w:r>
+        <w:t xml:space="preserve"> -Command </w:t>
+      </w:r>
+      <w:proofErr w:type="spellStart"/>
+      <w:r>
+        <w:t>powershell</w:t>
+      </w:r>
+      <w:proofErr w:type="spellEnd"/>
+      <w:r>
+        <w:t xml:space="preserve"> -</w:t>
+      </w:r>
+      <w:proofErr w:type="spellStart"/>
+      <w:r>
+        <w:t>NoProfile</w:t>
+      </w:r>
+      <w:proofErr w:type="spellEnd"/>
+      <w:r>
+        <w:t xml:space="preserve"> -Command "[System.Text.Encoding]::UTF8.GetString([System.Convert]::FromBase64String((kubectl -n </w:t>
+      </w:r>
+      <w:proofErr w:type="spellStart"/>
+      <w:r>
+        <w:t>argocd</w:t>
+      </w:r>
+      <w:proofErr w:type="spellEnd"/>
+      <w:r>
+        <w:t xml:space="preserve"> get secret </w:t>
+      </w:r>
+      <w:proofErr w:type="spellStart"/>
+      <w:r>
+        <w:t>argocd</w:t>
+      </w:r>
+      <w:proofErr w:type="spellEnd"/>
+      <w:r>
+        <w:t xml:space="preserve">-initial-admin-secret -o </w:t>
+      </w:r>
+      <w:proofErr w:type="spellStart"/>
+      <w:r>
+        <w:t>jsonpath</w:t>
+      </w:r>
+      <w:proofErr w:type="spellEnd"/>
+      <w:r>
+        <w:t>='{.</w:t>
+      </w:r>
+      <w:proofErr w:type="spellStart"/>
+      <w:r>
+        <w:t>data.password</w:t>
+      </w:r>
+      <w:proofErr w:type="spellEnd"/>
+      <w:r>
+        <w:t>}')))"</w:t>
+      </w:r>
+    </w:p>
     <w:p/>
     <w:p/>
     <w:sectPr>
@@ -2816,7 +3148,6 @@
   <w:style w:type="character" w:default="1" w:styleId="DefaultParagraphFont">
     <w:name w:val="Default Paragraph Font"/>
     <w:uiPriority w:val="1"/>
-    <w:semiHidden/>
     <w:unhideWhenUsed/>
   </w:style>
   <w:style w:type="table" w:default="1" w:styleId="TableNormal">
